--- a/REI-Recogida-de-datos/02 - Fase1 - Guia didàctica.docx
+++ b/REI-Recogida-de-datos/02 - Fase1 - Guia didàctica.docx
@@ -44,7 +44,7 @@
       </w:tblGrid>
       <w:tr>
         <w:trPr>
-          <w:trHeight w:val="4466"/>
+          <w:trHeight w:val="3791"/>
         </w:trPr>
         <w:tc>
           <w:tcPr>
@@ -97,71 +97,97 @@
           </w:p>
           <w:p>
             <w:pPr>
-              <w:pBdr>
-                <w:top w:val="nil"/>
-                <w:left w:val="nil"/>
-                <w:bottom w:val="nil"/>
-                <w:right w:val="nil"/>
-                <w:between w:val="nil"/>
-              </w:pBdr>
-              <w:spacing w:after="60" w:line="264" w:lineRule="auto"/>
-              <w:jc w:val="both"/>
-              <w:rPr>
-                <w:rFonts w:ascii="Avenir" w:hAnsi="Avenir"/>
+              <w:rPr>
                 <w:color w:val="76923C" w:themeColor="accent3" w:themeShade="BF"/>
               </w:rPr>
             </w:pPr>
             <w:r>
               <w:rPr>
-                <w:rFonts w:ascii="Avenir" w:hAnsi="Avenir"/>
                 <w:color w:val="76923C" w:themeColor="accent3" w:themeShade="BF"/>
               </w:rPr>
-              <w:t>Q</w:t>
-            </w:r>
-            <w:r>
-              <w:rPr>
-                <w:rFonts w:ascii="Avenir" w:hAnsi="Avenir"/>
-                <w:color w:val="76923C" w:themeColor="accent3" w:themeShade="BF"/>
-                <w:vertAlign w:val="subscript"/>
-              </w:rPr>
-              <w:t>0</w:t>
-            </w:r>
-            <w:r>
-              <w:rPr>
-                <w:rFonts w:ascii="Avenir" w:hAnsi="Avenir"/>
-                <w:color w:val="76923C" w:themeColor="accent3" w:themeShade="BF"/>
-              </w:rPr>
-              <w:t>: Quin és el contingut de l’ampolla?</w:t>
+              <w:t>Quin és el contingut de l'ampolla misteriosa?</w:t>
             </w:r>
           </w:p>
           <w:p>
             <w:pPr>
               <w:rPr>
-                <w:rFonts w:ascii="Avenir" w:hAnsi="Avenir"/>
                 <w:color w:val="76923C" w:themeColor="accent3" w:themeShade="BF"/>
               </w:rPr>
             </w:pPr>
             <w:r>
               <w:rPr>
-                <w:rFonts w:ascii="Avenir" w:hAnsi="Avenir"/>
                 <w:color w:val="76923C" w:themeColor="accent3" w:themeShade="BF"/>
               </w:rPr>
-              <w:t>Q</w:t>
-            </w:r>
-            <w:r>
-              <w:rPr>
-                <w:rFonts w:ascii="Avenir" w:hAnsi="Avenir"/>
+              <w:t>Què podem saber i què no podem saber sobre el contingut de l'ampolla?</w:t>
+            </w:r>
+          </w:p>
+          <w:p>
+            <w:pPr>
+              <w:rPr>
                 <w:color w:val="76923C" w:themeColor="accent3" w:themeShade="BF"/>
-                <w:vertAlign w:val="subscript"/>
-              </w:rPr>
-              <w:t>1</w:t>
-            </w:r>
-            <w:r>
-              <w:rPr>
-                <w:rFonts w:ascii="Avenir" w:hAnsi="Avenir"/>
+              </w:rPr>
+            </w:pPr>
+            <w:r>
+              <w:rPr>
                 <w:color w:val="76923C" w:themeColor="accent3" w:themeShade="BF"/>
               </w:rPr>
-              <w:t>: Quina és la distribució de colors de les boles a l’interior de l’ampolla?</w:t>
+              <w:t>Com s’organitza un estudi estadístic?</w:t>
+            </w:r>
+          </w:p>
+          <w:p>
+            <w:pPr>
+              <w:ind w:left="720"/>
+              <w:rPr>
+                <w:color w:val="76923C" w:themeColor="accent3" w:themeShade="BF"/>
+              </w:rPr>
+            </w:pPr>
+            <w:r>
+              <w:rPr>
+                <w:color w:val="76923C" w:themeColor="accent3" w:themeShade="BF"/>
+              </w:rPr>
+              <w:t>Com podem recollir dades per esbrinar el contingut de l'ampolla?</w:t>
+            </w:r>
+          </w:p>
+          <w:p>
+            <w:pPr>
+              <w:ind w:left="720"/>
+              <w:rPr>
+                <w:color w:val="76923C" w:themeColor="accent3" w:themeShade="BF"/>
+              </w:rPr>
+            </w:pPr>
+            <w:r>
+              <w:rPr>
+                <w:color w:val="76923C" w:themeColor="accent3" w:themeShade="BF"/>
+              </w:rPr>
+              <w:t>Com podem organitzar i presentar les dades recollides?</w:t>
+            </w:r>
+          </w:p>
+          <w:p>
+            <w:pPr>
+              <w:ind w:left="720"/>
+              <w:rPr>
+                <w:color w:val="76923C" w:themeColor="accent3" w:themeShade="BF"/>
+              </w:rPr>
+            </w:pPr>
+            <w:r>
+              <w:rPr>
+                <w:color w:val="76923C" w:themeColor="accent3" w:themeShade="BF"/>
+              </w:rPr>
+              <w:t>Com podem analitzar les dades per formular hipòtesis sobre el contingut de l'ampolla?</w:t>
+            </w:r>
+          </w:p>
+          <w:p>
+            <w:pPr>
+              <w:ind w:left="720"/>
+              <w:rPr>
+                <w:color w:val="76923C" w:themeColor="accent3" w:themeShade="BF"/>
+              </w:rPr>
+            </w:pPr>
+            <w:r>
+              <w:rPr>
+                <w:color w:val="76923C" w:themeColor="accent3" w:themeShade="BF"/>
+              </w:rPr>
+              <w:t>Com podem validar les nostres hipòtesis?</w:t>
             </w:r>
           </w:p>
           <w:p>
@@ -176,56 +202,26 @@
               <w:spacing w:after="60" w:line="264" w:lineRule="auto"/>
               <w:jc w:val="both"/>
               <w:rPr>
-                <w:rFonts w:ascii="Avenir" w:hAnsi="Avenir"/>
-                <w:color w:val="76923C" w:themeColor="accent3" w:themeShade="BF"/>
+                <w:color w:val="000000"/>
               </w:rPr>
             </w:pPr>
             <w:r>
               <w:rPr>
-                <w:rFonts w:ascii="Avenir" w:hAnsi="Avenir"/>
-                <w:color w:val="76923C" w:themeColor="accent3" w:themeShade="BF"/>
-              </w:rPr>
-              <w:t>Q</w:t>
-            </w:r>
-            <w:r>
-              <w:rPr>
-                <w:rFonts w:ascii="Avenir" w:hAnsi="Avenir"/>
-                <w:color w:val="76923C" w:themeColor="accent3" w:themeShade="BF"/>
-                <w:vertAlign w:val="subscript"/>
-              </w:rPr>
-              <w:t>2</w:t>
-            </w:r>
-            <w:r>
-              <w:rPr>
-                <w:rFonts w:ascii="Avenir" w:hAnsi="Avenir"/>
-                <w:color w:val="76923C" w:themeColor="accent3" w:themeShade="BF"/>
-              </w:rPr>
-              <w:t xml:space="preserve">: </w:t>
-            </w:r>
-            <w:r>
-              <w:rPr>
-                <w:rFonts w:ascii="Avenir" w:hAnsi="Avenir"/>
-                <w:color w:val="76923C" w:themeColor="accent3" w:themeShade="BF"/>
-              </w:rPr>
-              <w:t>Com s’organitza un estudi (estadístic)</w:t>
-            </w:r>
-            <w:r>
-              <w:rPr>
-                <w:rFonts w:ascii="Avenir" w:hAnsi="Avenir"/>
-                <w:color w:val="76923C" w:themeColor="accent3" w:themeShade="BF"/>
-              </w:rPr>
-              <w:t>?</w:t>
+                <w:rFonts w:ascii="Avenir" w:eastAsia="Avenir" w:hAnsi="Avenir" w:cs="Avenir"/>
+                <w:color w:val="5E3BFF"/>
+                <w:sz w:val="24"/>
+                <w:szCs w:val="24"/>
+              </w:rPr>
+              <w:t>Objectius</w:t>
             </w:r>
           </w:p>
           <w:p>
             <w:pPr>
-              <w:rPr>
-                <w:color w:val="76923C" w:themeColor="accent3" w:themeShade="BF"/>
-              </w:rPr>
-            </w:pPr>
-          </w:p>
-          <w:p>
-            <w:pPr>
+              <w:pStyle w:val="ListParagraph"/>
+              <w:numPr>
+                <w:ilvl w:val="0"/>
+                <w:numId w:val="13"/>
+              </w:numPr>
               <w:pBdr>
                 <w:top w:val="nil"/>
                 <w:left w:val="nil"/>
@@ -241,16 +237,18 @@
             </w:pPr>
             <w:r>
               <w:rPr>
-                <w:rFonts w:ascii="Avenir" w:eastAsia="Avenir" w:hAnsi="Avenir" w:cs="Avenir"/>
-                <w:color w:val="5E3BFF"/>
-                <w:sz w:val="24"/>
-                <w:szCs w:val="24"/>
-              </w:rPr>
-              <w:t>Objectius</w:t>
+                <w:color w:val="000000"/>
+              </w:rPr>
+              <w:t>Familiaritzar-se amb el concepte d'estudi estadístic.</w:t>
             </w:r>
           </w:p>
           <w:p>
             <w:pPr>
+              <w:pStyle w:val="ListParagraph"/>
+              <w:numPr>
+                <w:ilvl w:val="0"/>
+                <w:numId w:val="13"/>
+              </w:numPr>
               <w:pBdr>
                 <w:top w:val="nil"/>
                 <w:left w:val="nil"/>
@@ -261,27 +259,23 @@
               <w:spacing w:after="60" w:line="264" w:lineRule="auto"/>
               <w:jc w:val="both"/>
               <w:rPr>
-                <w:rFonts w:ascii="Avenir" w:hAnsi="Avenir"/>
                 <w:color w:val="000000"/>
               </w:rPr>
             </w:pPr>
             <w:r>
               <w:rPr>
-                <w:rFonts w:ascii="Avenir" w:hAnsi="Avenir"/>
                 <w:color w:val="000000"/>
               </w:rPr>
-              <w:t xml:space="preserve">Entendre </w:t>
-            </w:r>
-            <w:r>
-              <w:rPr>
-                <w:rFonts w:ascii="Avenir" w:hAnsi="Avenir"/>
-                <w:color w:val="000000"/>
-              </w:rPr>
-              <w:t>l’objectiu del problema i la informació donada. Decidir quins aspectes del contingut de l’ampolla serem capaços de determinar i quins no.</w:t>
+              <w:t>Aprendre a generar hipòtesis i a recollir dades de forma sistemàtica.</w:t>
             </w:r>
           </w:p>
           <w:p>
             <w:pPr>
+              <w:pStyle w:val="ListParagraph"/>
+              <w:numPr>
+                <w:ilvl w:val="0"/>
+                <w:numId w:val="13"/>
+              </w:numPr>
               <w:pBdr>
                 <w:top w:val="nil"/>
                 <w:left w:val="nil"/>
@@ -292,27 +286,23 @@
               <w:spacing w:after="60" w:line="264" w:lineRule="auto"/>
               <w:jc w:val="both"/>
               <w:rPr>
-                <w:rFonts w:ascii="Avenir" w:hAnsi="Avenir"/>
                 <w:color w:val="000000"/>
               </w:rPr>
             </w:pPr>
             <w:r>
               <w:rPr>
-                <w:rFonts w:ascii="Avenir" w:hAnsi="Avenir"/>
                 <w:color w:val="000000"/>
               </w:rPr>
-              <w:t xml:space="preserve">Decidir </w:t>
-            </w:r>
-            <w:r>
-              <w:rPr>
-                <w:rFonts w:ascii="Avenir" w:hAnsi="Avenir"/>
-                <w:color w:val="000000"/>
-              </w:rPr>
-              <w:t>el pla d’acció: el conjunt de processos que haurem de seguir per aconseguir trobar una resposta. També decidir com ens repartirem les responsabilitats i com s’organitzarà l’estudi.</w:t>
+              <w:t>Reflexionar sobre la importància de la mida de la mostra i l'aleatorietat en la recollida de dades.</w:t>
             </w:r>
           </w:p>
           <w:p>
             <w:pPr>
+              <w:pStyle w:val="ListParagraph"/>
+              <w:numPr>
+                <w:ilvl w:val="0"/>
+                <w:numId w:val="13"/>
+              </w:numPr>
               <w:pBdr>
                 <w:top w:val="nil"/>
                 <w:left w:val="nil"/>
@@ -323,53 +313,26 @@
               <w:spacing w:after="60" w:line="264" w:lineRule="auto"/>
               <w:jc w:val="both"/>
               <w:rPr>
-                <w:rFonts w:ascii="Avenir" w:hAnsi="Avenir"/>
                 <w:color w:val="000000"/>
               </w:rPr>
             </w:pPr>
             <w:r>
               <w:rPr>
-                <w:rFonts w:ascii="Avenir" w:hAnsi="Avenir"/>
                 <w:color w:val="000000"/>
               </w:rPr>
-              <w:t>Desenvolupar competències verbals, comunicatives i analítiques per formular, discutir, redactar i exposar les diferents respostes.</w:t>
-            </w:r>
-          </w:p>
-          <w:p>
-            <w:pPr>
-              <w:pBdr>
-                <w:top w:val="nil"/>
-                <w:left w:val="nil"/>
-                <w:bottom w:val="nil"/>
-                <w:right w:val="nil"/>
-                <w:between w:val="nil"/>
-              </w:pBdr>
-              <w:spacing w:after="60" w:line="264" w:lineRule="auto"/>
-              <w:jc w:val="both"/>
+              <w:t xml:space="preserve">Introduir el vocabulari bàsic de l'estadística (hipòtesi, població, mostra, </w:t>
+            </w:r>
+            <w:r>
               <w:rPr>
                 <w:color w:val="000000"/>
               </w:rPr>
-            </w:pPr>
-            <w:r>
-              <w:rPr>
-                <w:rFonts w:ascii="Avenir" w:hAnsi="Avenir"/>
+              <w:t>...)</w:t>
+            </w:r>
+            <w:r>
+              <w:rPr>
                 <w:color w:val="000000"/>
               </w:rPr>
-              <w:t xml:space="preserve">Comprendre que allò important no és ’encertar’ la distribució ‘exacta’ de </w:t>
-            </w:r>
-            <w:r>
-              <w:rPr>
-                <w:rFonts w:ascii="Avenir" w:hAnsi="Avenir"/>
-                <w:color w:val="000000"/>
-              </w:rPr>
-              <w:t>boles</w:t>
-            </w:r>
-            <w:r>
-              <w:rPr>
-                <w:rFonts w:ascii="Avenir" w:hAnsi="Avenir"/>
-                <w:color w:val="000000"/>
-              </w:rPr>
-              <w:t xml:space="preserve"> de colors que s’amaguen dins l’ampolla, sinó la construcció de mitjans apropiats per estar convençuts que les hipòtesis formulades són ‘coherents’ amb l’experimentació realitzada. Per això és important que els estudiants no obrin les ampolles per verificar les seves hipòtesis.</w:t>
+              <w:t>.</w:t>
             </w:r>
           </w:p>
         </w:tc>
@@ -491,16 +454,7 @@
                 <w:color w:val="000000"/>
                 <w:lang w:eastAsia="en-US"/>
               </w:rPr>
-              <w:t>5</w:t>
-            </w:r>
-            <w:r>
-              <w:rPr>
-                <w:rFonts w:ascii="Avenir" w:eastAsia="MS PGothic" w:hAnsi="Avenir" w:cs="Times New Roman"/>
-                <w:bCs/>
-                <w:color w:val="000000"/>
-                <w:lang w:eastAsia="en-US"/>
-              </w:rPr>
-              <w:t xml:space="preserve"> minuts</w:t>
+              <w:t>5 minuts</w:t>
             </w:r>
           </w:p>
           <w:p>
@@ -522,151 +476,16 @@
             </w:pPr>
             <w:r>
               <w:rPr>
-                <w:rFonts w:ascii="Avenir" w:eastAsia="MS PGothic" w:hAnsi="Avenir" w:cs="Times New Roman"/>
-                <w:color w:val="000000"/>
-                <w:lang w:eastAsia="en-US"/>
-              </w:rPr>
-              <w:t xml:space="preserve">El </w:t>
-            </w:r>
-            <w:r>
-              <w:rPr>
-                <w:rFonts w:ascii="Avenir" w:eastAsia="MS PGothic" w:hAnsi="Avenir" w:cs="Times New Roman"/>
-                <w:color w:val="800000"/>
-                <w:szCs w:val="22"/>
-                <w:lang w:eastAsia="en-US"/>
-              </w:rPr>
-              <w:t xml:space="preserve">docent </w:t>
-            </w:r>
-            <w:r>
-              <w:rPr>
-                <w:rFonts w:ascii="Avenir" w:eastAsia="MS PGothic" w:hAnsi="Avenir" w:cs="Times New Roman"/>
-                <w:color w:val="000000"/>
-                <w:lang w:eastAsia="en-US"/>
-              </w:rPr>
-              <w:t>reparteix l’alumnat en el grups</w:t>
-            </w:r>
-            <w:r>
-              <w:rPr>
-                <w:rFonts w:ascii="Avenir" w:eastAsia="MS PGothic" w:hAnsi="Avenir" w:cs="Times New Roman"/>
-                <w:color w:val="000000"/>
-                <w:lang w:eastAsia="en-US"/>
-              </w:rPr>
-              <w:t xml:space="preserve"> i</w:t>
-            </w:r>
-            <w:r>
-              <w:rPr>
-                <w:rFonts w:ascii="Avenir" w:eastAsia="MS PGothic" w:hAnsi="Avenir" w:cs="Times New Roman"/>
-                <w:color w:val="000000"/>
-                <w:lang w:eastAsia="en-US"/>
-              </w:rPr>
-              <w:t xml:space="preserve"> explica la dinàmica de les properes sessions</w:t>
-            </w:r>
-            <w:r>
-              <w:rPr>
-                <w:rFonts w:ascii="Avenir" w:eastAsia="MS PGothic" w:hAnsi="Avenir" w:cs="Times New Roman"/>
-                <w:color w:val="000000"/>
-                <w:lang w:eastAsia="en-US"/>
-              </w:rPr>
-              <w:t xml:space="preserve">: </w:t>
-            </w:r>
-            <w:r>
-              <w:rPr>
-                <w:rFonts w:ascii="Avenir" w:eastAsia="MS PGothic" w:hAnsi="Avenir" w:cs="Times New Roman"/>
-                <w:i/>
-                <w:iCs/>
-                <w:color w:val="000000"/>
-                <w:lang w:eastAsia="en-US"/>
-              </w:rPr>
-              <w:t>“Estudiarem una qüestió durant X sessions, haureu de presentar un dossier de treball i un informe final. L’avaluació serà</w:t>
-            </w:r>
-            <w:r>
-              <w:rPr>
-                <w:rFonts w:ascii="Avenir" w:eastAsia="MS PGothic" w:hAnsi="Avenir" w:cs="Times New Roman"/>
-                <w:i/>
-                <w:iCs/>
-                <w:color w:val="000000"/>
-                <w:lang w:eastAsia="en-US"/>
-              </w:rPr>
-              <w:t xml:space="preserve"> [...]”</w:t>
-            </w:r>
-            <w:r>
-              <w:rPr>
-                <w:rFonts w:ascii="Avenir" w:eastAsia="MS PGothic" w:hAnsi="Avenir" w:cs="Times New Roman"/>
-                <w:color w:val="000000"/>
-                <w:lang w:eastAsia="en-US"/>
-              </w:rPr>
-              <w:t>. Si es vol, en aquest moment també es poden</w:t>
-            </w:r>
-            <w:r>
-              <w:rPr>
-                <w:rFonts w:ascii="Avenir" w:eastAsia="MS PGothic" w:hAnsi="Avenir" w:cs="Times New Roman"/>
-                <w:color w:val="000000"/>
-                <w:lang w:eastAsia="en-US"/>
-              </w:rPr>
-              <w:t xml:space="preserve"> </w:t>
-            </w:r>
-            <w:r>
-              <w:rPr>
-                <w:rFonts w:ascii="Avenir" w:eastAsia="MS PGothic" w:hAnsi="Avenir" w:cs="Times New Roman"/>
-                <w:color w:val="000000"/>
-                <w:lang w:eastAsia="en-US"/>
-              </w:rPr>
-              <w:t>comenta</w:t>
-            </w:r>
-            <w:r>
-              <w:rPr>
-                <w:rFonts w:ascii="Avenir" w:eastAsia="MS PGothic" w:hAnsi="Avenir" w:cs="Times New Roman"/>
-                <w:color w:val="000000"/>
-                <w:lang w:eastAsia="en-US"/>
-              </w:rPr>
-              <w:t>r</w:t>
-            </w:r>
-            <w:r>
-              <w:rPr>
-                <w:rFonts w:ascii="Avenir" w:eastAsia="MS PGothic" w:hAnsi="Avenir" w:cs="Times New Roman"/>
-                <w:color w:val="000000"/>
-                <w:lang w:eastAsia="en-US"/>
-              </w:rPr>
-              <w:t xml:space="preserve"> les responsabilitats  dels diferents rols dins de l’equip</w:t>
-            </w:r>
-            <w:r>
-              <w:rPr>
-                <w:rFonts w:ascii="Avenir" w:eastAsia="MS PGothic" w:hAnsi="Avenir" w:cs="Times New Roman"/>
-                <w:color w:val="000000"/>
-                <w:lang w:eastAsia="en-US"/>
-              </w:rPr>
-              <w:t>.</w:t>
-            </w:r>
-          </w:p>
-          <w:p>
-            <w:pPr>
-              <w:keepNext/>
-              <w:keepLines/>
-              <w:tabs>
-                <w:tab w:val="left" w:pos="5760"/>
-                <w:tab w:val="left" w:pos="7076"/>
-                <w:tab w:val="left" w:pos="7643"/>
-              </w:tabs>
-              <w:spacing w:before="200" w:after="120" w:line="276" w:lineRule="auto"/>
-              <w:outlineLvl w:val="1"/>
-              <w:rPr>
-                <w:rFonts w:ascii="Avenir" w:eastAsia="MS PGothic" w:hAnsi="Avenir" w:cs="Times New Roman"/>
-                <w:color w:val="000000"/>
-                <w:lang w:eastAsia="en-US"/>
-              </w:rPr>
-            </w:pPr>
-            <w:r>
-              <w:rPr>
                 <w:noProof/>
               </w:rPr>
               <w:drawing>
-                <wp:anchor distT="0" distB="0" distL="114300" distR="114300" simplePos="0" relativeHeight="251661312" behindDoc="1" locked="0" layoutInCell="1" allowOverlap="1" wp14:anchorId="290C5D75" wp14:editId="199F6A24">
+                <wp:anchor distT="0" distB="0" distL="114300" distR="114300" simplePos="0" relativeHeight="251661312" behindDoc="1" locked="0" layoutInCell="1" allowOverlap="1" wp14:anchorId="290C5D75" wp14:editId="0A74ABF9">
                   <wp:simplePos x="0" y="0"/>
                   <wp:positionH relativeFrom="column">
-                    <wp:posOffset>4188348</wp:posOffset>
+                    <wp:posOffset>4188296</wp:posOffset>
                   </wp:positionH>
                   <wp:positionV relativeFrom="paragraph">
-                    <wp:posOffset>375322</wp:posOffset>
+                    <wp:posOffset>310417</wp:posOffset>
                   </wp:positionV>
                   <wp:extent cx="1349487" cy="2447160"/>
                   <wp:effectExtent l="0" t="0" r="3175" b="0"/>
@@ -733,6 +552,133 @@
                 <w:color w:val="000000"/>
                 <w:lang w:eastAsia="en-US"/>
               </w:rPr>
+              <w:t xml:space="preserve">El </w:t>
+            </w:r>
+            <w:r>
+              <w:rPr>
+                <w:rFonts w:ascii="Avenir" w:eastAsia="MS PGothic" w:hAnsi="Avenir" w:cs="Times New Roman"/>
+                <w:color w:val="800000"/>
+                <w:szCs w:val="22"/>
+                <w:lang w:eastAsia="en-US"/>
+              </w:rPr>
+              <w:t xml:space="preserve">docent </w:t>
+            </w:r>
+            <w:r>
+              <w:rPr>
+                <w:rFonts w:ascii="Avenir" w:eastAsia="MS PGothic" w:hAnsi="Avenir" w:cs="Times New Roman"/>
+                <w:color w:val="000000"/>
+                <w:lang w:eastAsia="en-US"/>
+              </w:rPr>
+              <w:t>reparteix l’alumnat en el grups</w:t>
+            </w:r>
+            <w:r>
+              <w:rPr>
+                <w:rFonts w:ascii="Avenir" w:eastAsia="MS PGothic" w:hAnsi="Avenir" w:cs="Times New Roman"/>
+                <w:color w:val="000000"/>
+                <w:lang w:eastAsia="en-US"/>
+              </w:rPr>
+              <w:t xml:space="preserve"> i</w:t>
+            </w:r>
+            <w:r>
+              <w:rPr>
+                <w:rFonts w:ascii="Avenir" w:eastAsia="MS PGothic" w:hAnsi="Avenir" w:cs="Times New Roman"/>
+                <w:color w:val="000000"/>
+                <w:lang w:eastAsia="en-US"/>
+              </w:rPr>
+              <w:t xml:space="preserve"> explica la dinàmica de les properes sessions</w:t>
+            </w:r>
+            <w:r>
+              <w:rPr>
+                <w:rFonts w:ascii="Avenir" w:eastAsia="MS PGothic" w:hAnsi="Avenir" w:cs="Times New Roman"/>
+                <w:color w:val="000000"/>
+                <w:lang w:eastAsia="en-US"/>
+              </w:rPr>
+              <w:t xml:space="preserve">: </w:t>
+            </w:r>
+            <w:r>
+              <w:rPr>
+                <w:rFonts w:ascii="Avenir" w:eastAsia="MS PGothic" w:hAnsi="Avenir" w:cs="Times New Roman"/>
+                <w:i/>
+                <w:iCs/>
+                <w:color w:val="000000"/>
+                <w:lang w:eastAsia="en-US"/>
+              </w:rPr>
+              <w:t>“Estudiarem una qüestió durant X sessions, haureu de presentar un dossier de treball i un informe final. L’avaluació serà</w:t>
+            </w:r>
+            <w:r>
+              <w:rPr>
+                <w:rFonts w:ascii="Avenir" w:eastAsia="MS PGothic" w:hAnsi="Avenir" w:cs="Times New Roman"/>
+                <w:i/>
+                <w:iCs/>
+                <w:color w:val="000000"/>
+                <w:lang w:eastAsia="en-US"/>
+              </w:rPr>
+              <w:t xml:space="preserve"> [...]”</w:t>
+            </w:r>
+            <w:r>
+              <w:rPr>
+                <w:rFonts w:ascii="Avenir" w:eastAsia="MS PGothic" w:hAnsi="Avenir" w:cs="Times New Roman"/>
+                <w:color w:val="000000"/>
+                <w:lang w:eastAsia="en-US"/>
+              </w:rPr>
+              <w:t>. Si es vol, en aquest moment també es poden</w:t>
+            </w:r>
+            <w:r>
+              <w:rPr>
+                <w:rFonts w:ascii="Avenir" w:eastAsia="MS PGothic" w:hAnsi="Avenir" w:cs="Times New Roman"/>
+                <w:color w:val="000000"/>
+                <w:lang w:eastAsia="en-US"/>
+              </w:rPr>
+              <w:t xml:space="preserve"> </w:t>
+            </w:r>
+            <w:r>
+              <w:rPr>
+                <w:rFonts w:ascii="Avenir" w:eastAsia="MS PGothic" w:hAnsi="Avenir" w:cs="Times New Roman"/>
+                <w:color w:val="000000"/>
+                <w:lang w:eastAsia="en-US"/>
+              </w:rPr>
+              <w:t>comenta</w:t>
+            </w:r>
+            <w:r>
+              <w:rPr>
+                <w:rFonts w:ascii="Avenir" w:eastAsia="MS PGothic" w:hAnsi="Avenir" w:cs="Times New Roman"/>
+                <w:color w:val="000000"/>
+                <w:lang w:eastAsia="en-US"/>
+              </w:rPr>
+              <w:t>r</w:t>
+            </w:r>
+            <w:r>
+              <w:rPr>
+                <w:rFonts w:ascii="Avenir" w:eastAsia="MS PGothic" w:hAnsi="Avenir" w:cs="Times New Roman"/>
+                <w:color w:val="000000"/>
+                <w:lang w:eastAsia="en-US"/>
+              </w:rPr>
+              <w:t xml:space="preserve"> les responsabilitats  dels diferents rols dins de l’equip.</w:t>
+            </w:r>
+          </w:p>
+          <w:p>
+            <w:pPr>
+              <w:keepNext/>
+              <w:keepLines/>
+              <w:tabs>
+                <w:tab w:val="left" w:pos="5760"/>
+                <w:tab w:val="left" w:pos="7076"/>
+                <w:tab w:val="left" w:pos="7643"/>
+              </w:tabs>
+              <w:spacing w:before="200" w:after="120" w:line="276" w:lineRule="auto"/>
+              <w:outlineLvl w:val="1"/>
+              <w:rPr>
+                <w:rFonts w:ascii="Avenir" w:eastAsia="MS PGothic" w:hAnsi="Avenir" w:cs="Times New Roman"/>
+                <w:color w:val="000000"/>
+                <w:lang w:eastAsia="en-US"/>
+              </w:rPr>
+            </w:pPr>
+            <w:r>
+              <w:rPr>
+                <w:rFonts w:ascii="Avenir" w:eastAsia="MS PGothic" w:hAnsi="Avenir" w:cs="Times New Roman"/>
+                <w:color w:val="000000"/>
+                <w:lang w:eastAsia="en-US"/>
+              </w:rPr>
               <w:t xml:space="preserve">També pot aprofitar per introduir aquest tema relacionat amb el </w:t>
             </w:r>
             <w:r>
@@ -787,7 +733,6 @@
                   <w:docPart w:val="F64DE30B288D4B11ABF9816369D77557"/>
                 </w:placeholder>
               </w:sdtPr>
-              <w:sdtEndPr/>
               <w:sdtContent>
                 <w:r>
                   <w:rPr>
@@ -868,7 +813,6 @@
                 <w:docPart w:val="B4E31F7C175948F1B6383962BE7E2DC2"/>
               </w:placeholder>
             </w:sdtPr>
-            <w:sdtEndPr/>
             <w:sdtContent>
               <w:p>
                 <w:pPr>
@@ -876,6 +820,82 @@
                   <w:jc w:val="both"/>
                   <w:rPr>
                     <w:rFonts w:ascii="Avenir" w:eastAsia="MS PGothic" w:hAnsi="Avenir" w:cs="Times New Roman"/>
+                    <w:noProof/>
+                    <w:szCs w:val="22"/>
+                    <w:lang w:eastAsia="en-US"/>
+                  </w:rPr>
+                </w:pPr>
+                <w:r>
+                  <w:rPr>
+                    <w:rFonts w:ascii="Avenir" w:eastAsia="MS PGothic" w:hAnsi="Avenir" w:cs="Times New Roman"/>
+                    <w:szCs w:val="22"/>
+                    <w:lang w:eastAsia="en-US"/>
+                  </w:rPr>
+                  <w:t>E</w:t>
+                </w:r>
+                <w:r>
+                  <w:rPr>
+                    <w:rFonts w:ascii="Avenir" w:eastAsia="MS PGothic" w:hAnsi="Avenir" w:cs="Times New Roman"/>
+                    <w:noProof/>
+                    <w:szCs w:val="22"/>
+                    <w:lang w:eastAsia="en-US"/>
+                  </w:rPr>
+                  <w:t>l docent mostra una ampolla a la classe i pregunta als alumnes quin és el seu contingut, deixant clar que no es pot obrir l'ampolla, però sí mirar-hi pel forat</w:t>
+                </w:r>
+                <w:r>
+                  <w:rPr>
+                    <w:rFonts w:ascii="Avenir" w:eastAsia="MS PGothic" w:hAnsi="Avenir" w:cs="Times New Roman"/>
+                    <w:noProof/>
+                    <w:szCs w:val="22"/>
+                    <w:lang w:eastAsia="en-US"/>
+                  </w:rPr>
+                  <w:t xml:space="preserve"> </w:t>
+                </w:r>
+                <w:r>
+                  <w:rPr>
+                    <w:rFonts w:ascii="Avenir" w:eastAsia="MS PGothic" w:hAnsi="Avenir" w:cs="Times New Roman"/>
+                    <w:b/>
+                    <w:bCs/>
+                    <w:szCs w:val="22"/>
+                    <w:lang w:eastAsia="en-US"/>
+                  </w:rPr>
+                  <w:t xml:space="preserve"> </w:t>
+                </w:r>
+                <w:r>
+                  <w:rPr>
+                    <w:rFonts w:ascii="Avenir" w:eastAsia="MS PGothic" w:hAnsi="Avenir" w:cs="Times New Roman"/>
+                    <w:szCs w:val="22"/>
+                    <w:lang w:eastAsia="en-US"/>
+                  </w:rPr>
+                  <w:t>(Figura 1)</w:t>
+                </w:r>
+                <w:r>
+                  <w:rPr>
+                    <w:rFonts w:ascii="Avenir" w:eastAsia="MS PGothic" w:hAnsi="Avenir" w:cs="Times New Roman"/>
+                    <w:b/>
+                    <w:bCs/>
+                    <w:szCs w:val="22"/>
+                    <w:lang w:eastAsia="en-US"/>
+                  </w:rPr>
+                  <w:t>.</w:t>
+                </w:r>
+                <w:r>
+                  <w:rPr>
+                    <w:rFonts w:ascii="Avenir" w:eastAsia="MS PGothic" w:hAnsi="Avenir" w:cs="Times New Roman"/>
+                    <w:noProof/>
+                    <w:szCs w:val="22"/>
+                    <w:lang w:eastAsia="en-US"/>
+                  </w:rPr>
+                  <w:t xml:space="preserve"> L'objectiu és esbrinar què hi ha dins l'ampolla.</w:t>
+                </w:r>
+              </w:p>
+              <w:p>
+                <w:pPr>
+                  <w:spacing w:after="120" w:line="264" w:lineRule="auto"/>
+                  <w:jc w:val="both"/>
+                  <w:rPr>
+                    <w:rFonts w:ascii="Avenir" w:eastAsia="MS PGothic" w:hAnsi="Avenir" w:cs="Times New Roman"/>
+                    <w:noProof/>
                     <w:szCs w:val="22"/>
                     <w:lang w:eastAsia="en-US"/>
                   </w:rPr>
@@ -890,17 +910,17 @@
                   <mc:AlternateContent>
                     <mc:Choice Requires="wps">
                       <w:drawing>
-                        <wp:anchor distT="0" distB="0" distL="114300" distR="114300" simplePos="0" relativeHeight="251663360" behindDoc="0" locked="0" layoutInCell="1" allowOverlap="1" wp14:anchorId="2A68007D" wp14:editId="524F590E">
+                        <wp:anchor distT="0" distB="0" distL="114300" distR="114300" simplePos="0" relativeHeight="251663360" behindDoc="0" locked="0" layoutInCell="1" allowOverlap="1" wp14:anchorId="2A68007D" wp14:editId="67EDE38F">
                           <wp:simplePos x="0" y="0"/>
                           <wp:positionH relativeFrom="column">
-                            <wp:posOffset>4166049</wp:posOffset>
+                            <wp:posOffset>3902239</wp:posOffset>
                           </wp:positionH>
                           <wp:positionV relativeFrom="paragraph">
-                            <wp:posOffset>1858906</wp:posOffset>
+                            <wp:posOffset>385556</wp:posOffset>
                           </wp:positionV>
                           <wp:extent cx="1629783" cy="688490"/>
                           <wp:effectExtent l="0" t="0" r="8890" b="0"/>
-                          <wp:wrapNone/>
+                          <wp:wrapSquare wrapText="bothSides"/>
                           <wp:docPr id="1959272292" name="Text Box 3"/>
                           <wp:cNvGraphicFramePr/>
                           <a:graphic xmlns:a="http://schemas.openxmlformats.org/drawingml/2006/main">
@@ -951,10 +971,7 @@
                                         <w:fldChar w:fldCharType="end"/>
                                       </w:r>
                                       <w:r>
-                                        <w:t xml:space="preserve">: </w:t>
-                                      </w:r>
-                                      <w:r>
-                                        <w:t xml:space="preserve">Forma de mirar </w:t>
+                                        <w:t xml:space="preserve">: Forma de mirar </w:t>
                                       </w:r>
                                       <w:r>
                                         <w:t>pel forat.</w:t>
@@ -984,7 +1001,7 @@
                           <v:stroke joinstyle="miter"/>
                           <v:path gradientshapeok="t" o:connecttype="rect"/>
                         </v:shapetype>
-                        <v:shape id="Text Box 3" o:spid="_x0000_s1026" type="#_x0000_t202" style="position:absolute;left:0;text-align:left;margin-left:328.05pt;margin-top:146.35pt;width:128.35pt;height:54.2pt;z-index:251663360;visibility:visible;mso-wrap-style:square;mso-height-percent:0;mso-wrap-distance-left:9pt;mso-wrap-distance-top:0;mso-wrap-distance-right:9pt;mso-wrap-distance-bottom:0;mso-position-horizontal:absolute;mso-position-horizontal-relative:text;mso-position-vertical:absolute;mso-position-vertical-relative:text;mso-height-percent:0;mso-height-relative:margin;v-text-anchor:top" o:gfxdata="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" fillcolor="white [3201]" stroked="f" strokeweight=".5pt">
+                        <v:shape id="Text Box 3" o:spid="_x0000_s1026" type="#_x0000_t202" style="position:absolute;left:0;text-align:left;margin-left:307.25pt;margin-top:30.35pt;width:128.35pt;height:54.2pt;z-index:251663360;visibility:visible;mso-wrap-style:square;mso-height-percent:0;mso-wrap-distance-left:9pt;mso-wrap-distance-top:0;mso-wrap-distance-right:9pt;mso-wrap-distance-bottom:0;mso-position-horizontal:absolute;mso-position-horizontal-relative:text;mso-position-vertical:absolute;mso-position-vertical-relative:text;mso-height-percent:0;mso-height-relative:margin;v-text-anchor:top" o:gfxdata="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" fillcolor="white [3201]" stroked="f" strokeweight=".5pt">
                           <v:textbox>
                             <w:txbxContent>
                               <w:p>
@@ -1014,10 +1031,7 @@
                                   <w:fldChar w:fldCharType="end"/>
                                 </w:r>
                                 <w:r>
-                                  <w:t xml:space="preserve">: </w:t>
-                                </w:r>
-                                <w:r>
-                                  <w:t xml:space="preserve">Forma de mirar </w:t>
+                                  <w:t xml:space="preserve">: Forma de mirar </w:t>
                                 </w:r>
                                 <w:r>
                                   <w:t>pel forat.</w:t>
@@ -1026,6 +1040,7 @@
                               <w:p/>
                             </w:txbxContent>
                           </v:textbox>
+                          <w10:wrap type="square"/>
                         </v:shape>
                       </w:pict>
                     </mc:Fallback>
@@ -1034,147 +1049,64 @@
                 <w:r>
                   <w:rPr>
                     <w:rFonts w:ascii="Avenir" w:eastAsia="MS PGothic" w:hAnsi="Avenir" w:cs="Times New Roman"/>
-                    <w:szCs w:val="22"/>
-                    <w:lang w:eastAsia="en-US"/>
-                  </w:rPr>
-                  <w:t xml:space="preserve">El </w:t>
-                </w:r>
-                <w:r>
-                  <w:rPr>
-                    <w:rFonts w:ascii="Avenir" w:eastAsia="MS PGothic" w:hAnsi="Avenir" w:cs="Times New Roman"/>
-                    <w:color w:val="800000"/>
-                    <w:szCs w:val="22"/>
-                    <w:lang w:eastAsia="en-US"/>
-                  </w:rPr>
-                  <w:t xml:space="preserve">docent </w:t>
-                </w:r>
-                <w:r>
-                  <w:rPr>
-                    <w:rFonts w:ascii="Avenir" w:eastAsia="MS PGothic" w:hAnsi="Avenir" w:cs="Times New Roman"/>
-                    <w:szCs w:val="22"/>
-                    <w:lang w:eastAsia="en-US"/>
-                  </w:rPr>
-                  <w:t xml:space="preserve">mostra una </w:t>
-                </w:r>
-                <w:r>
-                  <w:rPr>
-                    <w:rFonts w:ascii="Avenir" w:eastAsia="MS PGothic" w:hAnsi="Avenir" w:cs="Times New Roman"/>
-                    <w:color w:val="000090"/>
-                    <w:szCs w:val="22"/>
-                    <w:lang w:eastAsia="en-US"/>
-                  </w:rPr>
-                  <w:t xml:space="preserve">ampolla </w:t>
-                </w:r>
-                <w:r>
-                  <w:rPr>
-                    <w:rFonts w:ascii="Avenir" w:eastAsia="MS PGothic" w:hAnsi="Avenir" w:cs="Times New Roman"/>
-                    <w:szCs w:val="22"/>
-                    <w:lang w:eastAsia="en-US"/>
-                  </w:rPr>
-                  <w:t xml:space="preserve">a la classe i els pregunta </w:t>
-                </w:r>
-                <w:r>
-                  <w:rPr>
-                    <w:rFonts w:ascii="Avenir" w:eastAsia="MS PGothic" w:hAnsi="Avenir" w:cs="Times New Roman"/>
-                    <w:szCs w:val="22"/>
-                    <w:lang w:eastAsia="en-US"/>
-                  </w:rPr>
-                  <w:t>quin és el seu contingut. Fa sortir algun alumne al davant de la classe, li dona l’ampolla i li pregunta què en pensa</w:t>
-                </w:r>
-                <w:r>
-                  <w:rPr>
-                    <w:rFonts w:ascii="Avenir" w:eastAsia="MS PGothic" w:hAnsi="Avenir" w:cs="Times New Roman"/>
-                    <w:szCs w:val="22"/>
-                    <w:lang w:eastAsia="en-US"/>
-                  </w:rPr>
-                  <w:t xml:space="preserve"> deixant molt clar que </w:t>
-                </w:r>
-                <w:r>
-                  <w:rPr>
-                    <w:rFonts w:ascii="Avenir" w:eastAsia="MS PGothic" w:hAnsi="Avenir" w:cs="Times New Roman"/>
-                    <w:b/>
-                    <w:bCs/>
-                    <w:szCs w:val="22"/>
-                    <w:lang w:eastAsia="en-US"/>
-                  </w:rPr>
-                  <w:t>en cap cas es pot treure el tap, però es pot mirar pel forat</w:t>
-                </w:r>
-                <w:r>
-                  <w:rPr>
-                    <w:rFonts w:ascii="Avenir" w:eastAsia="MS PGothic" w:hAnsi="Avenir" w:cs="Times New Roman"/>
-                    <w:b/>
-                    <w:bCs/>
-                    <w:szCs w:val="22"/>
-                    <w:lang w:eastAsia="en-US"/>
-                  </w:rPr>
-                  <w:t xml:space="preserve"> </w:t>
-                </w:r>
-                <w:r>
-                  <w:rPr>
-                    <w:rFonts w:ascii="Avenir" w:eastAsia="MS PGothic" w:hAnsi="Avenir" w:cs="Times New Roman"/>
-                    <w:szCs w:val="22"/>
-                    <w:lang w:eastAsia="en-US"/>
-                  </w:rPr>
-                  <w:t>(Figura 1)</w:t>
-                </w:r>
-                <w:r>
-                  <w:rPr>
-                    <w:rFonts w:ascii="Avenir" w:eastAsia="MS PGothic" w:hAnsi="Avenir" w:cs="Times New Roman"/>
-                    <w:b/>
-                    <w:bCs/>
-                    <w:szCs w:val="22"/>
-                    <w:lang w:eastAsia="en-US"/>
-                  </w:rPr>
-                  <w:t>.</w:t>
-                </w:r>
-                <w:r>
-                  <w:rPr>
-                    <w:rFonts w:ascii="Avenir" w:eastAsia="MS PGothic" w:hAnsi="Avenir" w:cs="Times New Roman"/>
-                    <w:szCs w:val="22"/>
-                    <w:lang w:eastAsia="en-US"/>
-                  </w:rPr>
-                  <w:t xml:space="preserve"> L’objectiu del nostre estudi serà esbrinar què hi ha a dins, però mai l’obrirem</w:t>
-                </w:r>
-                <w:r>
-                  <w:rPr>
-                    <w:rFonts w:ascii="Avenir" w:eastAsia="MS PGothic" w:hAnsi="Avenir" w:cs="Times New Roman"/>
-                    <w:szCs w:val="22"/>
-                    <w:lang w:eastAsia="en-US"/>
-                  </w:rPr>
-                  <w:t xml:space="preserve"> (perquè no es poden obrir)</w:t>
-                </w:r>
-                <w:r>
-                  <w:rPr>
-                    <w:rFonts w:ascii="Avenir" w:eastAsia="MS PGothic" w:hAnsi="Avenir" w:cs="Times New Roman"/>
-                    <w:szCs w:val="22"/>
-                    <w:lang w:eastAsia="en-US"/>
-                  </w:rPr>
-                  <w:t>.</w:t>
-                </w:r>
-                <w:r>
-                  <w:rPr>
-                    <w:rFonts w:ascii="Avenir" w:eastAsia="MS PGothic" w:hAnsi="Avenir" w:cs="Times New Roman"/>
-                    <w:szCs w:val="22"/>
-                    <w:lang w:eastAsia="en-US"/>
-                  </w:rPr>
-                  <w:t xml:space="preserve"> </w:t>
-                </w:r>
-                <w:r>
-                  <w:rPr>
-                    <w:rFonts w:ascii="Avenir" w:eastAsia="MS PGothic" w:hAnsi="Avenir" w:cs="Times New Roman"/>
-                    <w:szCs w:val="22"/>
-                    <w:lang w:eastAsia="en-US"/>
-                  </w:rPr>
-                  <w:t>També és important que el docent remarqui que ell tampoc sap què hi ha dins.</w:t>
-                </w:r>
-                <w:r>
-                  <w:rPr>
-                    <w:rFonts w:ascii="Avenir" w:eastAsia="MS PGothic" w:hAnsi="Avenir" w:cs="Times New Roman"/>
                     <w:noProof/>
                     <w:szCs w:val="22"/>
                     <w:lang w:eastAsia="en-US"/>
                   </w:rPr>
-                  <w:t xml:space="preserve"> </w:t>
+                  <w:t>A continuació, el docent reparteix les ampolles als equips</w:t>
+                </w:r>
+                <w:r>
+                  <w:rPr>
+                    <w:rFonts w:ascii="Avenir" w:eastAsia="MS PGothic" w:hAnsi="Avenir" w:cs="Times New Roman"/>
+                    <w:noProof/>
+                    <w:szCs w:val="22"/>
+                    <w:lang w:eastAsia="en-US"/>
+                  </w:rPr>
+                  <w:t xml:space="preserve"> (</w:t>
+                </w:r>
+                <w:r>
+                  <w:rPr>
+                    <w:rFonts w:ascii="Avenir" w:eastAsia="MS PGothic" w:hAnsi="Avenir" w:cs="Times New Roman"/>
+                    <w:szCs w:val="22"/>
+                    <w:lang w:eastAsia="en-US"/>
+                  </w:rPr>
+                  <w:t>Figura 2</w:t>
+                </w:r>
+                <w:r>
+                  <w:rPr>
+                    <w:rFonts w:ascii="Avenir" w:eastAsia="MS PGothic" w:hAnsi="Avenir" w:cs="Times New Roman"/>
+                    <w:szCs w:val="22"/>
+                    <w:lang w:eastAsia="en-US"/>
+                  </w:rPr>
+                  <w:t>)</w:t>
+                </w:r>
+                <w:r>
+                  <w:rPr>
+                    <w:rFonts w:ascii="Avenir" w:eastAsia="MS PGothic" w:hAnsi="Avenir" w:cs="Times New Roman"/>
+                    <w:noProof/>
+                    <w:szCs w:val="22"/>
+                    <w:lang w:eastAsia="en-US"/>
+                  </w:rPr>
+                  <w:t xml:space="preserve"> i presenta la qüestió objectiu: </w:t>
+                </w:r>
+                <w:r>
+                  <w:rPr>
+                    <w:rFonts w:ascii="Avenir" w:eastAsia="MS PGothic" w:hAnsi="Avenir" w:cs="Times New Roman"/>
+                    <w:noProof/>
+                    <w:color w:val="9BBB59" w:themeColor="accent3"/>
+                    <w:szCs w:val="22"/>
+                    <w:lang w:eastAsia="en-US"/>
+                  </w:rPr>
+                  <w:t xml:space="preserve">Quin és el contingut de l'ampolla misteriosa que tenen al davant? </w:t>
+                </w:r>
+                <w:r>
+                  <w:rPr>
+                    <w:rFonts w:ascii="Avenir" w:eastAsia="MS PGothic" w:hAnsi="Avenir" w:cs="Times New Roman"/>
+                    <w:noProof/>
+                    <w:szCs w:val="22"/>
+                    <w:lang w:eastAsia="en-US"/>
+                  </w:rPr>
+                  <w:t>Els estudiants exploren l'ampolla i el docent recull les seves impressions en una posada en comú.</w:t>
                 </w:r>
               </w:p>
               <w:p>
@@ -1186,6 +1118,7 @@
                 <w:r>
                   <w:rPr>
                     <w:rFonts w:ascii="Avenir" w:eastAsia="MS PGothic" w:hAnsi="Avenir" w:cs="Times New Roman"/>
+                    <w:noProof/>
                     <w:szCs w:val="22"/>
                     <w:lang w:eastAsia="en-US"/>
                   </w:rPr>
@@ -1257,24 +1190,24 @@
                     <w:szCs w:val="22"/>
                     <w:lang w:eastAsia="en-US"/>
                   </w:rPr>
-                  <w:t xml:space="preserve">A continuació </w:t>
-                </w:r>
-                <w:r>
-                  <w:rPr>
-                    <w:rFonts w:ascii="Avenir" w:eastAsia="MS PGothic" w:hAnsi="Avenir" w:cs="Times New Roman"/>
-                    <w:szCs w:val="22"/>
-                    <w:lang w:eastAsia="en-US"/>
-                  </w:rPr>
-                  <w:t xml:space="preserve">el </w:t>
-                </w:r>
-                <w:r>
-                  <w:rPr>
-                    <w:rFonts w:ascii="Avenir" w:eastAsia="MS PGothic" w:hAnsi="Avenir" w:cs="Times New Roman"/>
-                    <w:color w:val="800000"/>
-                    <w:szCs w:val="22"/>
-                    <w:lang w:eastAsia="en-US"/>
-                  </w:rPr>
-                  <w:t>docent</w:t>
+                  <w:t>Els estudiants exploren</w:t>
+                </w:r>
+                <w:r>
+                  <w:rPr>
+                    <w:rFonts w:ascii="Avenir" w:eastAsia="MS PGothic" w:hAnsi="Avenir" w:cs="Times New Roman"/>
+                    <w:szCs w:val="22"/>
+                    <w:lang w:eastAsia="en-US"/>
+                  </w:rPr>
+                  <w:t xml:space="preserve"> l’</w:t>
+                </w:r>
+                <w:r>
+                  <w:rPr>
+                    <w:rFonts w:ascii="Avenir" w:eastAsia="MS PGothic" w:hAnsi="Avenir" w:cs="Times New Roman"/>
+                    <w:color w:val="000090"/>
+                    <w:szCs w:val="22"/>
+                    <w:lang w:eastAsia="en-US"/>
+                  </w:rPr>
+                  <w:t>ampolla</w:t>
                 </w:r>
                 <w:r>
                   <w:rPr>
@@ -1290,265 +1223,6 @@
                     <w:szCs w:val="22"/>
                     <w:lang w:eastAsia="en-US"/>
                   </w:rPr>
-                  <w:t xml:space="preserve">presenta i reparteix </w:t>
-                </w:r>
-                <w:r>
-                  <w:rPr>
-                    <w:rFonts w:ascii="Avenir" w:eastAsia="MS PGothic" w:hAnsi="Avenir" w:cs="Times New Roman"/>
-                    <w:color w:val="000090"/>
-                    <w:szCs w:val="22"/>
-                    <w:lang w:eastAsia="en-US"/>
-                  </w:rPr>
-                  <w:t>les Am</w:t>
-                </w:r>
-                <w:r>
-                  <w:rPr>
-                    <w:rFonts w:ascii="Avenir" w:eastAsia="MS PGothic" w:hAnsi="Avenir" w:cs="Times New Roman"/>
-                    <w:color w:val="000090"/>
-                    <w:szCs w:val="22"/>
-                    <w:lang w:eastAsia="en-US"/>
-                  </w:rPr>
-                  <w:t>polles (una per</w:t>
-                </w:r>
-                <w:r>
-                  <w:rPr>
-                    <w:rFonts w:ascii="Avenir" w:eastAsia="MS PGothic" w:hAnsi="Avenir" w:cs="Times New Roman"/>
-                    <w:color w:val="000090"/>
-                    <w:szCs w:val="22"/>
-                    <w:lang w:eastAsia="en-US"/>
-                  </w:rPr>
-                  <w:t xml:space="preserve"> equip)</w:t>
-                </w:r>
-                <w:r>
-                  <w:rPr>
-                    <w:rFonts w:ascii="Avenir" w:eastAsia="MS PGothic" w:hAnsi="Avenir" w:cs="Times New Roman"/>
-                    <w:color w:val="000090"/>
-                    <w:szCs w:val="22"/>
-                    <w:lang w:eastAsia="en-US"/>
-                  </w:rPr>
-                  <w:t xml:space="preserve"> </w:t>
-                </w:r>
-                <w:r>
-                  <w:rPr>
-                    <w:rFonts w:ascii="Avenir" w:eastAsia="MS PGothic" w:hAnsi="Avenir" w:cs="Times New Roman"/>
-                    <w:szCs w:val="22"/>
-                    <w:lang w:eastAsia="en-US"/>
-                  </w:rPr>
-                  <w:t xml:space="preserve">(Figura </w:t>
-                </w:r>
-                <w:r>
-                  <w:rPr>
-                    <w:rFonts w:ascii="Avenir" w:eastAsia="MS PGothic" w:hAnsi="Avenir" w:cs="Times New Roman"/>
-                    <w:szCs w:val="22"/>
-                    <w:lang w:eastAsia="en-US"/>
-                  </w:rPr>
-                  <w:t>2</w:t>
-                </w:r>
-                <w:r>
-                  <w:rPr>
-                    <w:rFonts w:ascii="Avenir" w:eastAsia="MS PGothic" w:hAnsi="Avenir" w:cs="Times New Roman"/>
-                    <w:szCs w:val="22"/>
-                    <w:lang w:eastAsia="en-US"/>
-                  </w:rPr>
-                  <w:t xml:space="preserve">) </w:t>
-                </w:r>
-                <w:r>
-                  <w:rPr>
-                    <w:rFonts w:ascii="Avenir" w:eastAsia="MS PGothic" w:hAnsi="Avenir" w:cs="Times New Roman"/>
-                    <w:szCs w:val="22"/>
-                    <w:lang w:eastAsia="en-US"/>
-                  </w:rPr>
-                  <w:t xml:space="preserve"> i presenta la qüestió objectiu </w:t>
-                </w:r>
-                <w:r>
-                  <w:rPr>
-                    <w:rFonts w:ascii="Avenir" w:eastAsia="MS PGothic" w:hAnsi="Avenir" w:cs="Times New Roman"/>
-                    <w:color w:val="76923C" w:themeColor="accent3" w:themeShade="BF"/>
-                    <w:szCs w:val="22"/>
-                    <w:lang w:eastAsia="en-US"/>
-                  </w:rPr>
-                  <w:t>Q</w:t>
-                </w:r>
-                <w:r>
-                  <w:rPr>
-                    <w:rFonts w:ascii="Avenir" w:eastAsia="MS PGothic" w:hAnsi="Avenir" w:cs="Times New Roman"/>
-                    <w:color w:val="76923C" w:themeColor="accent3" w:themeShade="BF"/>
-                    <w:szCs w:val="22"/>
-                    <w:vertAlign w:val="subscript"/>
-                    <w:lang w:eastAsia="en-US"/>
-                  </w:rPr>
-                  <w:t>0</w:t>
-                </w:r>
-                <w:r>
-                  <w:rPr>
-                    <w:rFonts w:ascii="Avenir" w:eastAsia="MS PGothic" w:hAnsi="Avenir" w:cs="Times New Roman"/>
-                    <w:color w:val="76923C" w:themeColor="accent3" w:themeShade="BF"/>
-                    <w:szCs w:val="22"/>
-                    <w:lang w:eastAsia="en-US"/>
-                  </w:rPr>
-                  <w:t>: Q</w:t>
-                </w:r>
-                <w:r>
-                  <w:rPr>
-                    <w:rFonts w:ascii="Avenir" w:eastAsia="MS PGothic" w:hAnsi="Avenir" w:cs="Times New Roman"/>
-                    <w:color w:val="76923C" w:themeColor="accent3" w:themeShade="BF"/>
-                    <w:szCs w:val="22"/>
-                    <w:lang w:eastAsia="en-US"/>
-                  </w:rPr>
-                  <w:t>uin és el contingut de l’ampolla misteriosa</w:t>
-                </w:r>
-                <w:r>
-                  <w:rPr>
-                    <w:rFonts w:ascii="Avenir" w:eastAsia="MS PGothic" w:hAnsi="Avenir" w:cs="Times New Roman"/>
-                    <w:szCs w:val="22"/>
-                    <w:lang w:eastAsia="en-US"/>
-                  </w:rPr>
-                  <w:t xml:space="preserve"> que tenen al davant.</w:t>
-                </w:r>
-                <w:r>
-                  <w:rPr>
-                    <w:rFonts w:ascii="Avenir" w:eastAsia="MS PGothic" w:hAnsi="Avenir" w:cs="Times New Roman"/>
-                    <w:szCs w:val="22"/>
-                    <w:lang w:eastAsia="en-US"/>
-                  </w:rPr>
-                  <w:t xml:space="preserve"> </w:t>
-                </w:r>
-              </w:p>
-              <w:p>
-                <w:pPr>
-                  <w:spacing w:after="120" w:line="264" w:lineRule="auto"/>
-                  <w:jc w:val="both"/>
-                  <w:rPr>
-                    <w:rFonts w:ascii="Avenir" w:eastAsia="MS PGothic" w:hAnsi="Avenir" w:cs="Times New Roman"/>
-                    <w:szCs w:val="22"/>
-                    <w:lang w:eastAsia="en-US"/>
-                  </w:rPr>
-                </w:pPr>
-                <w:r>
-                  <w:rPr>
-                    <w:rFonts w:ascii="Avenir" w:eastAsia="MS PGothic" w:hAnsi="Avenir" w:cs="Times New Roman"/>
-                    <w:color w:val="800000"/>
-                    <w:szCs w:val="22"/>
-                    <w:lang w:eastAsia="en-US"/>
-                  </w:rPr>
-                  <w:t xml:space="preserve">El docent </w:t>
-                </w:r>
-                <w:r>
-                  <w:rPr>
-                    <w:rFonts w:ascii="Avenir" w:eastAsia="MS PGothic" w:hAnsi="Avenir" w:cs="Times New Roman"/>
-                    <w:szCs w:val="22"/>
-                    <w:lang w:eastAsia="en-US"/>
-                  </w:rPr>
-                  <w:t xml:space="preserve">pot aclarir que poden mirar pel forat de </w:t>
-                </w:r>
-                <w:r>
-                  <w:rPr>
-                    <w:rFonts w:ascii="Avenir" w:eastAsia="MS PGothic" w:hAnsi="Avenir" w:cs="Times New Roman"/>
-                    <w:color w:val="000090"/>
-                    <w:szCs w:val="22"/>
-                    <w:lang w:eastAsia="en-US"/>
-                  </w:rPr>
-                  <w:t xml:space="preserve">l’ampolla </w:t>
-                </w:r>
-                <w:r>
-                  <w:rPr>
-                    <w:rFonts w:ascii="Avenir" w:eastAsia="MS PGothic" w:hAnsi="Avenir" w:cs="Times New Roman"/>
-                    <w:szCs w:val="22"/>
-                    <w:lang w:eastAsia="en-US"/>
-                  </w:rPr>
-                  <w:t>només per veure el color de l’última bola</w:t>
-                </w:r>
-                <w:r>
-                  <w:rPr>
-                    <w:rFonts w:ascii="Avenir" w:eastAsia="MS PGothic" w:hAnsi="Avenir" w:cs="Times New Roman"/>
-                    <w:szCs w:val="22"/>
-                    <w:lang w:eastAsia="en-US"/>
-                  </w:rPr>
-                  <w:t xml:space="preserve"> (Figura 1)</w:t>
-                </w:r>
-                <w:r>
-                  <w:rPr>
-                    <w:rFonts w:ascii="Avenir" w:eastAsia="MS PGothic" w:hAnsi="Avenir" w:cs="Times New Roman"/>
-                    <w:szCs w:val="22"/>
-                    <w:lang w:eastAsia="en-US"/>
-                  </w:rPr>
-                  <w:t xml:space="preserve">. El </w:t>
-                </w:r>
-                <w:r>
-                  <w:rPr>
-                    <w:rFonts w:ascii="Avenir" w:eastAsia="MS PGothic" w:hAnsi="Avenir" w:cs="Times New Roman"/>
-                    <w:color w:val="800000"/>
-                    <w:szCs w:val="22"/>
-                    <w:lang w:eastAsia="en-US"/>
-                  </w:rPr>
-                  <w:t>docent</w:t>
-                </w:r>
-                <w:r>
-                  <w:rPr>
-                    <w:rFonts w:ascii="Avenir" w:eastAsia="MS PGothic" w:hAnsi="Avenir" w:cs="Times New Roman"/>
-                    <w:szCs w:val="22"/>
-                    <w:lang w:eastAsia="en-US"/>
-                  </w:rPr>
-                  <w:t xml:space="preserve"> ha de deixar molt clar que no es permet obrir l’ampolla en cap moment i explica clarament les repercussions que tindrà per l’equip el fet de no complir aquesta norma.</w:t>
-                </w:r>
-              </w:p>
-              <w:p>
-                <w:pPr>
-                  <w:spacing w:after="120" w:line="264" w:lineRule="auto"/>
-                  <w:jc w:val="both"/>
-                  <w:rPr>
-                    <w:rFonts w:ascii="Avenir" w:eastAsia="MS PGothic" w:hAnsi="Avenir" w:cs="Times New Roman"/>
-                    <w:szCs w:val="22"/>
-                    <w:lang w:eastAsia="en-US"/>
-                  </w:rPr>
-                </w:pPr>
-                <w:r>
-                  <w:rPr>
-                    <w:rFonts w:ascii="Avenir" w:eastAsia="MS PGothic" w:hAnsi="Avenir" w:cs="Times New Roman"/>
-                    <w:szCs w:val="22"/>
-                    <w:lang w:eastAsia="en-US"/>
-                  </w:rPr>
-                  <w:t>Deixa una estona per a que puguin</w:t>
-                </w:r>
-                <w:r>
-                  <w:rPr>
-                    <w:rFonts w:ascii="Avenir" w:eastAsia="MS PGothic" w:hAnsi="Avenir" w:cs="Times New Roman"/>
-                    <w:szCs w:val="22"/>
-                    <w:lang w:eastAsia="en-US"/>
-                  </w:rPr>
-                  <w:t xml:space="preserve"> explorar</w:t>
-                </w:r>
-                <w:r>
-                  <w:rPr>
-                    <w:rFonts w:ascii="Avenir" w:eastAsia="MS PGothic" w:hAnsi="Avenir" w:cs="Times New Roman"/>
-                    <w:szCs w:val="22"/>
-                    <w:lang w:eastAsia="en-US"/>
-                  </w:rPr>
-                  <w:t xml:space="preserve"> l’</w:t>
-                </w:r>
-                <w:r>
-                  <w:rPr>
-                    <w:rFonts w:ascii="Avenir" w:eastAsia="MS PGothic" w:hAnsi="Avenir" w:cs="Times New Roman"/>
-                    <w:color w:val="000090"/>
-                    <w:szCs w:val="22"/>
-                    <w:lang w:eastAsia="en-US"/>
-                  </w:rPr>
-                  <w:t>ampolla</w:t>
-                </w:r>
-                <w:r>
-                  <w:rPr>
-                    <w:rFonts w:ascii="Avenir" w:eastAsia="MS PGothic" w:hAnsi="Avenir" w:cs="Times New Roman"/>
-                    <w:szCs w:val="22"/>
-                    <w:lang w:eastAsia="en-US"/>
-                  </w:rPr>
-                  <w:t xml:space="preserve"> </w:t>
-                </w:r>
-                <w:r>
-                  <w:rPr>
-                    <w:rFonts w:ascii="Avenir" w:eastAsia="MS PGothic" w:hAnsi="Avenir" w:cs="Times New Roman"/>
-                    <w:szCs w:val="22"/>
-                    <w:lang w:eastAsia="en-US"/>
-                  </w:rPr>
                   <w:t xml:space="preserve">i </w:t>
                 </w:r>
                 <w:r>
@@ -1557,15 +1231,15 @@
                     <w:szCs w:val="22"/>
                     <w:lang w:eastAsia="en-US"/>
                   </w:rPr>
-                  <w:t>recollir impressions a la pissarra.</w:t>
-                </w:r>
-                <w:r>
-                  <w:rPr>
-                    <w:rFonts w:ascii="Avenir" w:eastAsia="MS PGothic" w:hAnsi="Avenir" w:cs="Times New Roman"/>
-                    <w:szCs w:val="22"/>
-                    <w:lang w:eastAsia="en-US"/>
-                  </w:rPr>
-                  <w:t xml:space="preserve"> Per exemple:</w:t>
+                  <w:t xml:space="preserve">el docent recull les seves impressions </w:t>
+                </w:r>
+                <w:r>
+                  <w:rPr>
+                    <w:rFonts w:ascii="Avenir" w:eastAsia="MS PGothic" w:hAnsi="Avenir" w:cs="Times New Roman"/>
+                    <w:szCs w:val="22"/>
+                    <w:lang w:eastAsia="en-US"/>
+                  </w:rPr>
+                  <w:t>en una posada en comú</w:t>
                 </w:r>
               </w:p>
               <w:p>
@@ -1586,6 +1260,260 @@
                 <w:r>
                   <w:rPr>
                     <w:rFonts w:ascii="Avenir" w:eastAsia="MS PGothic" w:hAnsi="Avenir" w:cs="Times New Roman"/>
+                    <w:szCs w:val="22"/>
+                    <w:lang w:eastAsia="en-US"/>
+                  </w:rPr>
+                  <w:t>“</w:t>
+                </w:r>
+                <w:r>
+                  <w:rPr>
+                    <w:rFonts w:ascii="Avenir" w:eastAsia="MS PGothic" w:hAnsi="Avenir" w:cs="Times New Roman"/>
+                    <w:i/>
+                    <w:iCs/>
+                    <w:szCs w:val="22"/>
+                    <w:lang w:eastAsia="en-US"/>
+                  </w:rPr>
+                  <w:t>L’ampolla té alguna mena d’objectes petits.</w:t>
+                </w:r>
+                <w:r>
+                  <w:rPr>
+                    <w:rFonts w:ascii="Avenir" w:eastAsia="MS PGothic" w:hAnsi="Avenir" w:cs="Times New Roman"/>
+                    <w:i/>
+                    <w:iCs/>
+                    <w:szCs w:val="22"/>
+                    <w:lang w:eastAsia="en-US"/>
+                  </w:rPr>
+                  <w:t>”</w:t>
+                </w:r>
+              </w:p>
+              <w:p>
+                <w:pPr>
+                  <w:pStyle w:val="ListParagraph"/>
+                  <w:numPr>
+                    <w:ilvl w:val="0"/>
+                    <w:numId w:val="10"/>
+                  </w:numPr>
+                  <w:spacing w:after="120" w:line="264" w:lineRule="auto"/>
+                  <w:jc w:val="both"/>
+                  <w:rPr>
+                    <w:rFonts w:ascii="Avenir" w:eastAsia="MS PGothic" w:hAnsi="Avenir" w:cs="Times New Roman"/>
+                    <w:szCs w:val="22"/>
+                    <w:lang w:eastAsia="en-US"/>
+                  </w:rPr>
+                </w:pPr>
+                <w:r>
+                  <w:rPr>
+                    <w:rFonts w:ascii="Avenir" w:eastAsia="MS PGothic" w:hAnsi="Avenir" w:cs="Times New Roman"/>
+                    <w:i/>
+                    <w:iCs/>
+                    <w:szCs w:val="22"/>
+                    <w:lang w:eastAsia="en-US"/>
+                  </w:rPr>
+                  <w:t>“Són boletes de polseres, perquè he mirat pel forat de l’ampolla i he vist el foradet que tenen en mig”.</w:t>
+                </w:r>
+              </w:p>
+              <w:p>
+                <w:pPr>
+                  <w:pStyle w:val="ListParagraph"/>
+                  <w:numPr>
+                    <w:ilvl w:val="0"/>
+                    <w:numId w:val="10"/>
+                  </w:numPr>
+                  <w:spacing w:after="120" w:line="264" w:lineRule="auto"/>
+                  <w:jc w:val="both"/>
+                  <w:rPr>
+                    <w:rFonts w:ascii="Avenir" w:eastAsia="MS PGothic" w:hAnsi="Avenir" w:cs="Times New Roman"/>
+                    <w:szCs w:val="22"/>
+                    <w:lang w:eastAsia="en-US"/>
+                  </w:rPr>
+                </w:pPr>
+                <w:r>
+                  <w:rPr>
+                    <w:rFonts w:ascii="Avenir" w:eastAsia="MS PGothic" w:hAnsi="Avenir" w:cs="Times New Roman"/>
+                    <w:i/>
+                    <w:iCs/>
+                    <w:szCs w:val="22"/>
+                    <w:lang w:eastAsia="en-US"/>
+                  </w:rPr>
+                  <w:t>“Hi ha diferents colors de boles”</w:t>
+                </w:r>
+              </w:p>
+              <w:p>
+                <w:pPr>
+                  <w:pStyle w:val="ListParagraph"/>
+                  <w:numPr>
+                    <w:ilvl w:val="0"/>
+                    <w:numId w:val="10"/>
+                  </w:numPr>
+                  <w:spacing w:after="120" w:line="264" w:lineRule="auto"/>
+                  <w:jc w:val="both"/>
+                  <w:rPr>
+                    <w:rFonts w:ascii="Avenir" w:eastAsia="MS PGothic" w:hAnsi="Avenir" w:cs="Times New Roman"/>
+                    <w:szCs w:val="22"/>
+                    <w:lang w:eastAsia="en-US"/>
+                  </w:rPr>
+                </w:pPr>
+                <w:r>
+                  <w:rPr>
+                    <w:rFonts w:ascii="Avenir" w:eastAsia="MS PGothic" w:hAnsi="Avenir" w:cs="Times New Roman"/>
+                    <w:i/>
+                    <w:iCs/>
+                    <w:szCs w:val="22"/>
+                    <w:lang w:eastAsia="en-US"/>
+                  </w:rPr>
+                  <w:t>“Hi ha com a mínim 2 verdes, perquè les he vist alhora”</w:t>
+                </w:r>
+              </w:p>
+              <w:p>
+                <w:pPr>
+                  <w:pStyle w:val="ListParagraph"/>
+                  <w:numPr>
+                    <w:ilvl w:val="0"/>
+                    <w:numId w:val="10"/>
+                  </w:numPr>
+                  <w:spacing w:after="120" w:line="264" w:lineRule="auto"/>
+                  <w:jc w:val="both"/>
+                  <w:rPr>
+                    <w:rFonts w:ascii="Avenir" w:eastAsia="MS PGothic" w:hAnsi="Avenir" w:cs="Times New Roman"/>
+                    <w:szCs w:val="22"/>
+                    <w:lang w:eastAsia="en-US"/>
+                  </w:rPr>
+                </w:pPr>
+                <w:r>
+                  <w:rPr>
+                    <w:rFonts w:ascii="Avenir" w:eastAsia="MS PGothic" w:hAnsi="Avenir" w:cs="Times New Roman"/>
+                    <w:i/>
+                    <w:iCs/>
+                    <w:szCs w:val="22"/>
+                    <w:lang w:eastAsia="en-US"/>
+                  </w:rPr>
+                  <w:t xml:space="preserve">“Hi ha </w:t>
+                </w:r>
+                <w:r>
+                  <w:rPr>
+                    <w:rFonts w:ascii="Avenir" w:eastAsia="MS PGothic" w:hAnsi="Avenir" w:cs="Times New Roman"/>
+                    <w:i/>
+                    <w:iCs/>
+                    <w:szCs w:val="22"/>
+                    <w:lang w:eastAsia="en-US"/>
+                  </w:rPr>
+                  <w:t>moltes boles bla</w:t>
+                </w:r>
+                <w:r>
+                  <w:rPr>
+                    <w:rFonts w:ascii="Avenir" w:eastAsia="MS PGothic" w:hAnsi="Avenir" w:cs="Times New Roman"/>
+                    <w:i/>
+                    <w:iCs/>
+                    <w:szCs w:val="22"/>
+                    <w:lang w:eastAsia="en-US"/>
+                  </w:rPr>
+                  <w:t>v</w:t>
+                </w:r>
+                <w:r>
+                  <w:rPr>
+                    <w:rFonts w:ascii="Avenir" w:eastAsia="MS PGothic" w:hAnsi="Avenir" w:cs="Times New Roman"/>
+                    <w:i/>
+                    <w:iCs/>
+                    <w:szCs w:val="22"/>
+                    <w:lang w:eastAsia="en-US"/>
+                  </w:rPr>
+                  <w:t>es</w:t>
+                </w:r>
+                <w:r>
+                  <w:rPr>
+                    <w:rFonts w:ascii="Avenir" w:eastAsia="MS PGothic" w:hAnsi="Avenir" w:cs="Times New Roman"/>
+                    <w:i/>
+                    <w:iCs/>
+                    <w:szCs w:val="22"/>
+                    <w:lang w:eastAsia="en-US"/>
+                  </w:rPr>
+                  <w:t>, perquè</w:t>
+                </w:r>
+                <w:r>
+                  <w:rPr>
+                    <w:rFonts w:ascii="Avenir" w:eastAsia="MS PGothic" w:hAnsi="Avenir" w:cs="Times New Roman"/>
+                    <w:i/>
+                    <w:iCs/>
+                    <w:szCs w:val="22"/>
+                    <w:lang w:eastAsia="en-US"/>
+                  </w:rPr>
+                  <w:t xml:space="preserve"> quan miro</w:t>
+                </w:r>
+                <w:r>
+                  <w:rPr>
+                    <w:rFonts w:ascii="Avenir" w:eastAsia="MS PGothic" w:hAnsi="Avenir" w:cs="Times New Roman"/>
+                    <w:i/>
+                    <w:iCs/>
+                    <w:szCs w:val="22"/>
+                    <w:lang w:eastAsia="en-US"/>
+                  </w:rPr>
+                  <w:t xml:space="preserve"> </w:t>
+                </w:r>
+                <w:r>
+                  <w:rPr>
+                    <w:rFonts w:ascii="Avenir" w:eastAsia="MS PGothic" w:hAnsi="Avenir" w:cs="Times New Roman"/>
+                    <w:i/>
+                    <w:iCs/>
+                    <w:szCs w:val="22"/>
+                    <w:lang w:eastAsia="en-US"/>
+                  </w:rPr>
+                  <w:t>sempre surten blaves</w:t>
+                </w:r>
+                <w:r>
+                  <w:rPr>
+                    <w:rFonts w:ascii="Avenir" w:eastAsia="MS PGothic" w:hAnsi="Avenir" w:cs="Times New Roman"/>
+                    <w:i/>
+                    <w:iCs/>
+                    <w:szCs w:val="22"/>
+                    <w:lang w:eastAsia="en-US"/>
+                  </w:rPr>
+                  <w:t>”</w:t>
+                </w:r>
+              </w:p>
+              <w:p>
+                <w:pPr>
+                  <w:pStyle w:val="ListParagraph"/>
+                  <w:numPr>
+                    <w:ilvl w:val="0"/>
+                    <w:numId w:val="10"/>
+                  </w:numPr>
+                  <w:spacing w:after="120" w:line="264" w:lineRule="auto"/>
+                  <w:jc w:val="both"/>
+                  <w:rPr>
+                    <w:rFonts w:ascii="Avenir" w:eastAsia="MS PGothic" w:hAnsi="Avenir" w:cs="Times New Roman"/>
+                    <w:szCs w:val="22"/>
+                    <w:lang w:eastAsia="en-US"/>
+                  </w:rPr>
+                </w:pPr>
+                <w:r>
+                  <w:rPr>
+                    <w:rFonts w:ascii="Avenir" w:eastAsia="MS PGothic" w:hAnsi="Avenir" w:cs="Times New Roman"/>
+                    <w:i/>
+                    <w:iCs/>
+                    <w:szCs w:val="22"/>
+                    <w:lang w:eastAsia="en-US"/>
+                  </w:rPr>
+                  <w:t>“Doncs a mi em surten més roses, potser les ampolles no són iguals”</w:t>
+                </w:r>
+              </w:p>
+              <w:p>
+                <w:pPr>
+                  <w:pStyle w:val="ListParagraph"/>
+                  <w:numPr>
+                    <w:ilvl w:val="0"/>
+                    <w:numId w:val="10"/>
+                  </w:numPr>
+                  <w:spacing w:after="120" w:line="264" w:lineRule="auto"/>
+                  <w:jc w:val="both"/>
+                  <w:rPr>
+                    <w:rFonts w:ascii="Avenir" w:eastAsia="MS PGothic" w:hAnsi="Avenir" w:cs="Times New Roman"/>
+                    <w:szCs w:val="22"/>
+                    <w:lang w:eastAsia="en-US"/>
+                  </w:rPr>
+                </w:pPr>
+                <w:r>
+                  <w:rPr>
+                    <w:rFonts w:ascii="Avenir" w:eastAsia="MS PGothic" w:hAnsi="Avenir" w:cs="Times New Roman"/>
                     <w:noProof/>
                     <w:szCs w:val="22"/>
                     <w:lang w:eastAsia="en-US"/>
@@ -1593,17 +1521,17 @@
                   <mc:AlternateContent>
                     <mc:Choice Requires="wps">
                       <w:drawing>
-                        <wp:anchor distT="0" distB="0" distL="114300" distR="114300" simplePos="0" relativeHeight="251659264" behindDoc="0" locked="0" layoutInCell="1" allowOverlap="1" wp14:anchorId="3BB1FC0C" wp14:editId="5EA96760">
+                        <wp:anchor distT="0" distB="0" distL="114300" distR="114300" simplePos="0" relativeHeight="251659264" behindDoc="0" locked="0" layoutInCell="1" allowOverlap="1" wp14:anchorId="3BB1FC0C" wp14:editId="284CF19A">
                           <wp:simplePos x="0" y="0"/>
                           <wp:positionH relativeFrom="column">
-                            <wp:posOffset>3909135</wp:posOffset>
+                            <wp:posOffset>3902638</wp:posOffset>
                           </wp:positionH>
                           <wp:positionV relativeFrom="paragraph">
-                            <wp:posOffset>58756</wp:posOffset>
+                            <wp:posOffset>167169</wp:posOffset>
                           </wp:positionV>
                           <wp:extent cx="1629783" cy="688490"/>
                           <wp:effectExtent l="0" t="0" r="8890" b="0"/>
-                          <wp:wrapNone/>
+                          <wp:wrapSquare wrapText="bothSides"/>
                           <wp:docPr id="1623689335" name="Text Box 3"/>
                           <wp:cNvGraphicFramePr/>
                           <a:graphic xmlns:a="http://schemas.openxmlformats.org/drawingml/2006/main">
@@ -1680,7 +1608,7 @@
                     </mc:Choice>
                     <mc:Fallback>
                       <w:pict>
-                        <v:shape w14:anchorId="3BB1FC0C" id="_x0000_s1027" type="#_x0000_t202" style="position:absolute;left:0;text-align:left;margin-left:307.8pt;margin-top:4.65pt;width:128.35pt;height:54.2pt;z-index:251659264;visibility:visible;mso-wrap-style:square;mso-height-percent:0;mso-wrap-distance-left:9pt;mso-wrap-distance-top:0;mso-wrap-distance-right:9pt;mso-wrap-distance-bottom:0;mso-position-horizontal:absolute;mso-position-horizontal-relative:text;mso-position-vertical:absolute;mso-position-vertical-relative:text;mso-height-percent:0;mso-height-relative:margin;v-text-anchor:top" o:gfxdata="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" fillcolor="white [3201]" stroked="f" strokeweight=".5pt">
+                        <v:shape w14:anchorId="3BB1FC0C" id="_x0000_s1027" type="#_x0000_t202" style="position:absolute;left:0;text-align:left;margin-left:307.3pt;margin-top:13.15pt;width:128.35pt;height:54.2pt;z-index:251659264;visibility:visible;mso-wrap-style:square;mso-height-percent:0;mso-wrap-distance-left:9pt;mso-wrap-distance-top:0;mso-wrap-distance-right:9pt;mso-wrap-distance-bottom:0;mso-position-horizontal:absolute;mso-position-horizontal-relative:text;mso-position-vertical:absolute;mso-position-vertical-relative:text;mso-height-percent:0;mso-height-relative:margin;v-text-anchor:top" o:gfxdata="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" fillcolor="white [3201]" stroked="f" strokeweight=".5pt">
                           <v:textbox>
                             <w:txbxContent>
                               <w:p>
@@ -1719,97 +1647,12 @@
                               <w:p/>
                             </w:txbxContent>
                           </v:textbox>
+                          <w10:wrap type="square"/>
                         </v:shape>
                       </w:pict>
                     </mc:Fallback>
                   </mc:AlternateContent>
                 </w:r>
-                <w:r>
-                  <w:rPr>
-                    <w:rFonts w:ascii="Avenir" w:eastAsia="MS PGothic" w:hAnsi="Avenir" w:cs="Times New Roman"/>
-                    <w:szCs w:val="22"/>
-                    <w:lang w:eastAsia="en-US"/>
-                  </w:rPr>
-                  <w:t>“</w:t>
-                </w:r>
-                <w:r>
-                  <w:rPr>
-                    <w:rFonts w:ascii="Avenir" w:eastAsia="MS PGothic" w:hAnsi="Avenir" w:cs="Times New Roman"/>
-                    <w:i/>
-                    <w:iCs/>
-                    <w:szCs w:val="22"/>
-                    <w:lang w:eastAsia="en-US"/>
-                  </w:rPr>
-                  <w:t>Segur que hi ha grogues i verdes, però potser més verdes que grogues”</w:t>
-                </w:r>
-              </w:p>
-              <w:p>
-                <w:pPr>
-                  <w:pStyle w:val="ListParagraph"/>
-                  <w:numPr>
-                    <w:ilvl w:val="0"/>
-                    <w:numId w:val="10"/>
-                  </w:numPr>
-                  <w:spacing w:after="120" w:line="264" w:lineRule="auto"/>
-                  <w:jc w:val="both"/>
-                  <w:rPr>
-                    <w:rFonts w:ascii="Avenir" w:eastAsia="MS PGothic" w:hAnsi="Avenir" w:cs="Times New Roman"/>
-                    <w:szCs w:val="22"/>
-                    <w:lang w:eastAsia="en-US"/>
-                  </w:rPr>
-                </w:pPr>
-                <w:r>
-                  <w:rPr>
-                    <w:rFonts w:ascii="Avenir" w:eastAsia="MS PGothic" w:hAnsi="Avenir" w:cs="Times New Roman"/>
-                    <w:i/>
-                    <w:iCs/>
-                    <w:szCs w:val="22"/>
-                    <w:lang w:eastAsia="en-US"/>
-                  </w:rPr>
-                  <w:t>“Hi ha com a mínim 2 verdes, perquè les he vist alhora”</w:t>
-                </w:r>
-              </w:p>
-              <w:p>
-                <w:pPr>
-                  <w:pStyle w:val="ListParagraph"/>
-                  <w:numPr>
-                    <w:ilvl w:val="0"/>
-                    <w:numId w:val="10"/>
-                  </w:numPr>
-                  <w:spacing w:after="120" w:line="264" w:lineRule="auto"/>
-                  <w:jc w:val="both"/>
-                  <w:rPr>
-                    <w:rFonts w:ascii="Avenir" w:eastAsia="MS PGothic" w:hAnsi="Avenir" w:cs="Times New Roman"/>
-                    <w:szCs w:val="22"/>
-                    <w:lang w:eastAsia="en-US"/>
-                  </w:rPr>
-                </w:pPr>
-                <w:r>
-                  <w:rPr>
-                    <w:rFonts w:ascii="Avenir" w:eastAsia="MS PGothic" w:hAnsi="Avenir" w:cs="Times New Roman"/>
-                    <w:i/>
-                    <w:iCs/>
-                    <w:szCs w:val="22"/>
-                    <w:lang w:eastAsia="en-US"/>
-                  </w:rPr>
-                  <w:t>“Hi ha com a mínim 2 verdes, perquè han sortit dues vegades”</w:t>
-                </w:r>
-              </w:p>
-              <w:p>
-                <w:pPr>
-                  <w:pStyle w:val="ListParagraph"/>
-                  <w:numPr>
-                    <w:ilvl w:val="0"/>
-                    <w:numId w:val="10"/>
-                  </w:numPr>
-                  <w:spacing w:after="120" w:line="264" w:lineRule="auto"/>
-                  <w:jc w:val="both"/>
-                  <w:rPr>
-                    <w:rFonts w:ascii="Avenir" w:eastAsia="MS PGothic" w:hAnsi="Avenir" w:cs="Times New Roman"/>
-                    <w:szCs w:val="22"/>
-                    <w:lang w:eastAsia="en-US"/>
-                  </w:rPr>
-                </w:pPr>
                 <w:r>
                   <w:rPr>
                     <w:rFonts w:ascii="Avenir" w:eastAsia="MS PGothic" w:hAnsi="Avenir" w:cs="Times New Roman"/>
@@ -1888,7 +1731,6 @@
                       <w:docPart w:val="235D51FCAAF64A9D844A177B613AFCA5"/>
                     </w:placeholder>
                   </w:sdtPr>
-                  <w:sdtEndPr/>
                   <w:sdtContent>
                     <w:r>
                       <w:rPr>
@@ -1898,47 +1740,7 @@
                         <w:color w:val="000000"/>
                         <w:lang w:eastAsia="en-US"/>
                       </w:rPr>
-                      <w:t>[</w:t>
-                    </w:r>
-                    <w:r>
-                      <w:rPr>
-                        <w:rFonts w:ascii="Avenir" w:eastAsia="MS PGothic" w:hAnsi="Avenir" w:cs="Times New Roman"/>
-                        <w:b/>
-                        <w:bCs/>
-                        <w:color w:val="000000"/>
-                        <w:lang w:eastAsia="en-US"/>
-                      </w:rPr>
-                      <w:t>2</w:t>
-                    </w:r>
-                    <w:r>
-                      <w:rPr>
-                        <w:rFonts w:ascii="Avenir" w:eastAsia="MS PGothic" w:hAnsi="Avenir" w:cs="Times New Roman"/>
-                        <w:b/>
-                        <w:bCs/>
-                        <w:color w:val="000000"/>
-                        <w:lang w:eastAsia="en-US"/>
-                      </w:rPr>
-                      <w:t xml:space="preserve">] </w:t>
-                    </w:r>
-                    <w:r>
-                      <w:rPr>
-                        <w:rFonts w:ascii="Avenir" w:eastAsia="MS PGothic" w:hAnsi="Avenir" w:cs="Times New Roman"/>
-                        <w:b/>
-                        <w:bCs/>
-                        <w:color w:val="000000"/>
-                        <w:lang w:eastAsia="en-US"/>
-                      </w:rPr>
-                      <w:t>Debat sobre les dades que necessitem</w:t>
-                    </w:r>
-                    <w:r>
-                      <w:rPr>
-                        <w:rFonts w:ascii="Avenir" w:eastAsia="MS PGothic" w:hAnsi="Avenir" w:cs="Times New Roman"/>
-                        <w:b/>
-                        <w:bCs/>
-                        <w:color w:val="000000"/>
-                        <w:lang w:eastAsia="en-US"/>
-                      </w:rPr>
-                      <w:t xml:space="preserve">               </w:t>
+                      <w:t xml:space="preserve">[2] Debat sobre les dades que necessitem               </w:t>
                     </w:r>
                   </w:sdtContent>
                 </w:sdt>
@@ -1949,16 +1751,7 @@
                     <w:color w:val="000000"/>
                     <w:lang w:eastAsia="en-US"/>
                   </w:rPr>
-                  <w:t>10</w:t>
-                </w:r>
-                <w:r>
-                  <w:rPr>
-                    <w:rFonts w:ascii="Avenir" w:eastAsia="MS PGothic" w:hAnsi="Avenir" w:cs="Times New Roman"/>
-                    <w:bCs/>
-                    <w:color w:val="000000"/>
-                    <w:lang w:eastAsia="en-US"/>
-                  </w:rPr>
-                  <w:t xml:space="preserve"> minuts</w:t>
+                  <w:t>10 minuts</w:t>
                 </w:r>
               </w:p>
               <w:p>
@@ -2003,15 +1796,7 @@
                     <w:szCs w:val="22"/>
                     <w:lang w:eastAsia="en-US"/>
                   </w:rPr>
-                  <w:t xml:space="preserve">Reparteix el dossier </w:t>
-                </w:r>
-                <w:r>
-                  <w:rPr>
-                    <w:rFonts w:ascii="Avenir" w:eastAsia="MS PGothic" w:hAnsi="Avenir" w:cs="Times New Roman"/>
-                    <w:szCs w:val="22"/>
-                    <w:lang w:eastAsia="en-US"/>
-                  </w:rPr>
-                  <w:t>[</w:t>
+                  <w:t>Reparteix el dossier [</w:t>
                 </w:r>
                 <w:r>
                   <w:rPr>
@@ -2020,41 +1805,15 @@
                     <w:szCs w:val="22"/>
                     <w:lang w:eastAsia="en-US"/>
                   </w:rPr>
-                  <w:t>Fase 1 -I</w:t>
-                </w:r>
-                <w:r>
-                  <w:rPr>
-                    <w:rFonts w:ascii="Avenir" w:eastAsia="MS PGothic" w:hAnsi="Avenir" w:cs="Times New Roman"/>
-                    <w:color w:val="000090"/>
-                    <w:szCs w:val="22"/>
-                    <w:lang w:eastAsia="en-US"/>
-                  </w:rPr>
-                  <w:t xml:space="preserve">nforme </w:t>
-                </w:r>
-                <w:r>
-                  <w:rPr>
-                    <w:rFonts w:ascii="Avenir" w:eastAsia="MS PGothic" w:hAnsi="Avenir" w:cs="Times New Roman"/>
-                    <w:color w:val="000090"/>
-                    <w:szCs w:val="22"/>
-                    <w:lang w:eastAsia="en-US"/>
-                  </w:rPr>
-                  <w:t>1</w:t>
-                </w:r>
-                <w:r>
-                  <w:rPr>
-                    <w:rFonts w:ascii="Avenir" w:eastAsia="MS PGothic" w:hAnsi="Avenir" w:cs="Times New Roman"/>
-                    <w:szCs w:val="22"/>
-                    <w:lang w:eastAsia="en-US"/>
-                  </w:rPr>
-                  <w:t>]</w:t>
-                </w:r>
-                <w:r>
-                  <w:rPr>
-                    <w:rFonts w:ascii="Avenir" w:eastAsia="MS PGothic" w:hAnsi="Avenir" w:cs="Times New Roman"/>
-                    <w:szCs w:val="22"/>
-                    <w:lang w:eastAsia="en-US"/>
-                  </w:rPr>
-                  <w:t>, on e</w:t>
+                  <w:t>Fase 1 -Informe 1</w:t>
+                </w:r>
+                <w:r>
+                  <w:rPr>
+                    <w:rFonts w:ascii="Avenir" w:eastAsia="MS PGothic" w:hAnsi="Avenir" w:cs="Times New Roman"/>
+                    <w:szCs w:val="22"/>
+                    <w:lang w:eastAsia="en-US"/>
+                  </w:rPr>
+                  <w:t>], on e</w:t>
                 </w:r>
                 <w:r>
                   <w:rPr>
@@ -2385,7 +2144,9 @@
                   <w:spacing w:after="120" w:line="264" w:lineRule="auto"/>
                   <w:jc w:val="both"/>
                   <w:rPr>
-                    <w:color w:val="000000"/>
+                    <w:rFonts w:ascii="Avenir" w:eastAsia="MS PGothic" w:hAnsi="Avenir" w:cs="Times New Roman"/>
+                    <w:szCs w:val="22"/>
+                    <w:lang w:eastAsia="en-US"/>
                   </w:rPr>
                 </w:pPr>
                 <w:r>
@@ -2431,10 +2192,690 @@
                     <w:lang w:eastAsia="en-US"/>
                   </w:rPr>
                   <w:t>)</w:t>
+                </w:r>
+                <w:r>
+                  <w:rPr>
+                    <w:rFonts w:ascii="Avenir" w:eastAsia="MS PGothic" w:hAnsi="Avenir" w:cs="Times New Roman"/>
+                    <w:color w:val="000090"/>
+                    <w:szCs w:val="22"/>
+                    <w:lang w:eastAsia="en-US"/>
+                  </w:rPr>
+                  <w:t xml:space="preserve"> </w:t>
+                </w:r>
+                <w:r>
+                  <w:rPr>
+                    <w:rFonts w:ascii="Avenir" w:eastAsia="MS PGothic" w:hAnsi="Avenir" w:cs="Times New Roman"/>
+                    <w:szCs w:val="22"/>
+                    <w:lang w:eastAsia="en-US"/>
+                  </w:rPr>
+                  <w:t xml:space="preserve">i reflexiona sobre si ara és possible esbrinar la </w:t>
+                </w:r>
+                <w:r>
+                  <w:rPr>
+                    <w:rFonts w:ascii="Avenir" w:eastAsia="MS PGothic" w:hAnsi="Avenir" w:cs="Times New Roman"/>
+                    <w:i/>
+                    <w:iCs/>
+                    <w:szCs w:val="22"/>
+                    <w:lang w:eastAsia="en-US"/>
+                  </w:rPr>
+                  <w:t>composició de l’ampolla</w:t>
+                </w:r>
+                <w:r>
+                  <w:rPr>
+                    <w:rFonts w:ascii="Avenir" w:eastAsia="MS PGothic" w:hAnsi="Avenir" w:cs="Times New Roman"/>
+                    <w:szCs w:val="22"/>
+                    <w:lang w:eastAsia="en-US"/>
+                  </w:rPr>
+                  <w:t>, entesa com el nombre de boles de cada color que hi ha dins.</w:t>
+                </w:r>
+              </w:p>
+              <w:p>
+                <w:pPr>
+                  <w:spacing w:after="120" w:line="264" w:lineRule="auto"/>
+                  <w:jc w:val="both"/>
+                  <w:rPr>
+                    <w:rFonts w:ascii="Avenir" w:eastAsia="MS PGothic" w:hAnsi="Avenir" w:cs="Times New Roman"/>
+                    <w:color w:val="000090"/>
+                    <w:szCs w:val="22"/>
+                    <w:lang w:eastAsia="en-US"/>
+                  </w:rPr>
+                </w:pPr>
+                <w:r>
+                  <w:rPr>
+                    <w:rFonts w:ascii="Avenir" w:eastAsia="MS PGothic" w:hAnsi="Avenir" w:cs="Times New Roman"/>
+                    <w:szCs w:val="22"/>
+                    <w:lang w:eastAsia="en-US"/>
+                  </w:rPr>
+                  <w:t>El docent també pot mostrar un conjunt aleatori de les peces, per</w:t>
+                </w:r>
+                <w:r>
+                  <w:rPr>
+                    <w:rFonts w:ascii="Avenir" w:eastAsia="MS PGothic" w:hAnsi="Avenir" w:cs="Times New Roman"/>
+                    <w:szCs w:val="22"/>
+                    <w:lang w:eastAsia="en-US"/>
+                  </w:rPr>
+                  <w:t xml:space="preserve"> a què els estudiants puguin veure que tot</w:t>
+                </w:r>
+                <w:r>
+                  <w:rPr>
+                    <w:rFonts w:ascii="Avenir" w:eastAsia="MS PGothic" w:hAnsi="Avenir" w:cs="Times New Roman"/>
+                    <w:szCs w:val="22"/>
+                    <w:lang w:eastAsia="en-US"/>
+                  </w:rPr>
+                  <w:t>es les peces són iguals de mida i els possibles colors.</w:t>
                 </w:r>
               </w:p>
             </w:sdtContent>
           </w:sdt>
+          <w:p>
+            <w:pPr>
+              <w:keepNext/>
+              <w:keepLines/>
+              <w:tabs>
+                <w:tab w:val="left" w:pos="5760"/>
+                <w:tab w:val="left" w:pos="7076"/>
+                <w:tab w:val="left" w:pos="7643"/>
+              </w:tabs>
+              <w:spacing w:before="200" w:after="120" w:line="276" w:lineRule="auto"/>
+              <w:outlineLvl w:val="1"/>
+              <w:rPr>
+                <w:rFonts w:ascii="Avenir" w:eastAsia="MS PGothic" w:hAnsi="Avenir" w:cs="Times New Roman"/>
+                <w:b/>
+                <w:bCs/>
+                <w:color w:val="000000"/>
+                <w:lang w:eastAsia="en-US"/>
+              </w:rPr>
+            </w:pPr>
+            <w:sdt>
+              <w:sdtPr>
+                <w:rPr>
+                  <w:rFonts w:ascii="Avenir" w:eastAsia="MS PGothic" w:hAnsi="Avenir" w:cs="Times New Roman"/>
+                  <w:b/>
+                  <w:bCs/>
+                  <w:color w:val="000000"/>
+                  <w:lang w:eastAsia="en-US"/>
+                </w:rPr>
+                <w:id w:val="-981843637"/>
+                <w:placeholder>
+                  <w:docPart w:val="9E96B983381442409EA87102AF00F05F"/>
+                </w:placeholder>
+              </w:sdtPr>
+              <w:sdtContent>
+                <w:r>
+                  <w:rPr>
+                    <w:rFonts w:ascii="Avenir" w:eastAsia="MS PGothic" w:hAnsi="Avenir" w:cs="Times New Roman"/>
+                    <w:b/>
+                    <w:bCs/>
+                    <w:color w:val="000000"/>
+                    <w:lang w:eastAsia="en-US"/>
+                  </w:rPr>
+                  <w:t>[</w:t>
+                </w:r>
+                <w:r>
+                  <w:rPr>
+                    <w:rFonts w:ascii="Avenir" w:eastAsia="MS PGothic" w:hAnsi="Avenir" w:cs="Times New Roman"/>
+                    <w:b/>
+                    <w:bCs/>
+                    <w:color w:val="000000"/>
+                    <w:lang w:eastAsia="en-US"/>
+                  </w:rPr>
+                  <w:t>3</w:t>
+                </w:r>
+                <w:r>
+                  <w:rPr>
+                    <w:rFonts w:ascii="Avenir" w:eastAsia="MS PGothic" w:hAnsi="Avenir" w:cs="Times New Roman"/>
+                    <w:b/>
+                    <w:bCs/>
+                    <w:color w:val="000000"/>
+                    <w:lang w:eastAsia="en-US"/>
+                  </w:rPr>
+                  <w:t xml:space="preserve">] </w:t>
+                </w:r>
+                <w:r>
+                  <w:rPr>
+                    <w:rFonts w:ascii="Avenir" w:eastAsia="MS PGothic" w:hAnsi="Avenir" w:cs="Times New Roman"/>
+                    <w:b/>
+                    <w:bCs/>
+                    <w:color w:val="000000"/>
+                    <w:lang w:eastAsia="en-US"/>
+                  </w:rPr>
+                  <w:t xml:space="preserve">Primeres hipòtesis sobre el contingut de l’ampolla  </w:t>
+                </w:r>
+              </w:sdtContent>
+            </w:sdt>
+            <w:r>
+              <w:rPr>
+                <w:rFonts w:ascii="Avenir" w:eastAsia="MS PGothic" w:hAnsi="Avenir" w:cs="Times New Roman"/>
+                <w:b/>
+                <w:bCs/>
+                <w:color w:val="000000"/>
+                <w:lang w:eastAsia="en-US"/>
+              </w:rPr>
+              <w:t xml:space="preserve">      </w:t>
+            </w:r>
+            <w:r>
+              <w:rPr>
+                <w:rFonts w:ascii="Avenir" w:eastAsia="MS PGothic" w:hAnsi="Avenir" w:cs="Times New Roman"/>
+                <w:bCs/>
+                <w:color w:val="000000"/>
+                <w:lang w:eastAsia="en-US"/>
+              </w:rPr>
+              <w:t>2</w:t>
+            </w:r>
+            <w:r>
+              <w:rPr>
+                <w:rFonts w:ascii="Avenir" w:eastAsia="MS PGothic" w:hAnsi="Avenir" w:cs="Times New Roman"/>
+                <w:bCs/>
+                <w:color w:val="000000"/>
+                <w:lang w:eastAsia="en-US"/>
+              </w:rPr>
+              <w:t>0 minuts</w:t>
+            </w:r>
+            <w:r>
+              <w:rPr>
+                <w:noProof/>
+              </w:rPr>
+              <w:t xml:space="preserve"> </w:t>
+            </w:r>
+          </w:p>
+          <w:p>
+            <w:pPr>
+              <w:keepNext/>
+              <w:keepLines/>
+              <w:tabs>
+                <w:tab w:val="left" w:pos="5760"/>
+                <w:tab w:val="left" w:pos="7076"/>
+                <w:tab w:val="left" w:pos="7643"/>
+              </w:tabs>
+              <w:spacing w:before="200" w:after="120" w:line="276" w:lineRule="auto"/>
+              <w:outlineLvl w:val="1"/>
+              <w:rPr>
+                <w:rFonts w:ascii="Avenir" w:eastAsia="MS PGothic" w:hAnsi="Avenir" w:cs="Times New Roman"/>
+                <w:szCs w:val="22"/>
+                <w:lang w:eastAsia="en-US"/>
+              </w:rPr>
+            </w:pPr>
+            <w:r>
+              <w:rPr>
+                <w:rFonts w:ascii="Avenir" w:eastAsia="MS PGothic" w:hAnsi="Avenir" w:cs="Times New Roman"/>
+                <w:color w:val="000000"/>
+                <w:lang w:eastAsia="en-US"/>
+              </w:rPr>
+              <w:t xml:space="preserve">Durant el que quedi de la 1a sessió el docent </w:t>
+            </w:r>
+            <w:r>
+              <w:rPr>
+                <w:rFonts w:ascii="Avenir" w:eastAsia="MS PGothic" w:hAnsi="Avenir" w:cs="Times New Roman"/>
+                <w:color w:val="000000"/>
+                <w:lang w:eastAsia="en-US"/>
+              </w:rPr>
+              <w:t>indicarà que els estudiants tenen 20-25 minuts per generar una primera hipòtesi sobre quina</w:t>
+            </w:r>
+            <w:r>
+              <w:rPr>
+                <w:rFonts w:ascii="Avenir" w:eastAsia="MS PGothic" w:hAnsi="Avenir" w:cs="Times New Roman"/>
+                <w:color w:val="000000"/>
+                <w:lang w:eastAsia="en-US"/>
+              </w:rPr>
+              <w:t xml:space="preserve"> és la composició de l’ampolla</w:t>
+            </w:r>
+            <w:r>
+              <w:rPr>
+                <w:rFonts w:ascii="Avenir" w:eastAsia="MS PGothic" w:hAnsi="Avenir" w:cs="Times New Roman"/>
+                <w:color w:val="000000"/>
+                <w:lang w:eastAsia="en-US"/>
+              </w:rPr>
+              <w:t xml:space="preserve"> i omplir </w:t>
+            </w:r>
+            <w:r>
+              <w:rPr>
+                <w:rFonts w:ascii="Avenir" w:eastAsia="MS PGothic" w:hAnsi="Avenir" w:cs="Times New Roman"/>
+                <w:color w:val="000000"/>
+                <w:lang w:eastAsia="en-US"/>
+              </w:rPr>
+              <w:t xml:space="preserve">la segona pàgina del </w:t>
+            </w:r>
+            <w:r>
+              <w:rPr>
+                <w:rFonts w:ascii="Avenir" w:eastAsia="MS PGothic" w:hAnsi="Avenir" w:cs="Times New Roman"/>
+                <w:szCs w:val="22"/>
+                <w:lang w:eastAsia="en-US"/>
+              </w:rPr>
+              <w:t>dossier [</w:t>
+            </w:r>
+            <w:r>
+              <w:rPr>
+                <w:rFonts w:ascii="Avenir" w:eastAsia="MS PGothic" w:hAnsi="Avenir" w:cs="Times New Roman"/>
+                <w:color w:val="000090"/>
+                <w:szCs w:val="22"/>
+                <w:lang w:eastAsia="en-US"/>
+              </w:rPr>
+              <w:t>Fase 1 -Informe 1</w:t>
+            </w:r>
+            <w:r>
+              <w:rPr>
+                <w:rFonts w:ascii="Avenir" w:eastAsia="MS PGothic" w:hAnsi="Avenir" w:cs="Times New Roman"/>
+                <w:szCs w:val="22"/>
+                <w:lang w:eastAsia="en-US"/>
+              </w:rPr>
+              <w:t xml:space="preserve">]. Deixarà que els estudiants </w:t>
+            </w:r>
+            <w:r>
+              <w:rPr>
+                <w:rFonts w:ascii="Avenir" w:eastAsia="MS PGothic" w:hAnsi="Avenir" w:cs="Times New Roman"/>
+                <w:szCs w:val="22"/>
+                <w:lang w:eastAsia="en-US"/>
+              </w:rPr>
+              <w:t>desenvolupin les seves pròpies estratègies de recollida de dades i anirà passejant per la classe fent preguntes als equips sobre com organitzen la recollida.</w:t>
+            </w:r>
+          </w:p>
+          <w:p>
+            <w:pPr>
+              <w:keepNext/>
+              <w:keepLines/>
+              <w:tabs>
+                <w:tab w:val="left" w:pos="5760"/>
+                <w:tab w:val="left" w:pos="7076"/>
+                <w:tab w:val="left" w:pos="7643"/>
+              </w:tabs>
+              <w:spacing w:before="200" w:after="120" w:line="276" w:lineRule="auto"/>
+              <w:outlineLvl w:val="1"/>
+              <w:rPr>
+                <w:rFonts w:ascii="Avenir" w:eastAsia="MS PGothic" w:hAnsi="Avenir" w:cs="Times New Roman"/>
+                <w:szCs w:val="22"/>
+                <w:lang w:eastAsia="en-US"/>
+              </w:rPr>
+            </w:pPr>
+            <w:r>
+              <w:rPr>
+                <w:rFonts w:ascii="Avenir" w:eastAsia="MS PGothic" w:hAnsi="Avenir" w:cs="Times New Roman"/>
+                <w:szCs w:val="22"/>
+                <w:lang w:eastAsia="en-US"/>
+              </w:rPr>
+              <w:lastRenderedPageBreak/>
+              <w:t>Podem esperar que alguns equips només mirin pel forat i vagin dient què veuen, sense enregistrar-ho</w:t>
+            </w:r>
+            <w:r>
+              <w:rPr>
+                <w:rFonts w:ascii="Avenir" w:eastAsia="MS PGothic" w:hAnsi="Avenir" w:cs="Times New Roman"/>
+                <w:szCs w:val="22"/>
+                <w:lang w:eastAsia="en-US"/>
+              </w:rPr>
+              <w:t xml:space="preserve">, o </w:t>
+            </w:r>
+            <w:r>
+              <w:rPr>
+                <w:rFonts w:ascii="Avenir" w:eastAsia="MS PGothic" w:hAnsi="Avenir" w:cs="Times New Roman"/>
+                <w:szCs w:val="22"/>
+                <w:lang w:eastAsia="en-US"/>
+              </w:rPr>
+              <w:t>potser alguns escullen maneres poc eficients de recollir-les. El docent haurà de buscar els equips que desenvolupin les millors estratègies, per posar-los com exemple a la posterior posada en comú.</w:t>
+            </w:r>
+          </w:p>
+          <w:p>
+            <w:pPr>
+              <w:keepNext/>
+              <w:keepLines/>
+              <w:tabs>
+                <w:tab w:val="left" w:pos="5760"/>
+                <w:tab w:val="left" w:pos="7076"/>
+                <w:tab w:val="left" w:pos="7643"/>
+              </w:tabs>
+              <w:spacing w:before="200" w:after="120" w:line="276" w:lineRule="auto"/>
+              <w:outlineLvl w:val="1"/>
+              <w:rPr>
+                <w:rFonts w:ascii="Avenir" w:eastAsia="MS PGothic" w:hAnsi="Avenir" w:cs="Times New Roman"/>
+                <w:b/>
+                <w:bCs/>
+                <w:color w:val="000000"/>
+                <w:lang w:eastAsia="en-US"/>
+              </w:rPr>
+            </w:pPr>
+            <w:sdt>
+              <w:sdtPr>
+                <w:rPr>
+                  <w:rFonts w:ascii="Avenir" w:eastAsia="MS PGothic" w:hAnsi="Avenir" w:cs="Times New Roman"/>
+                  <w:b/>
+                  <w:bCs/>
+                  <w:color w:val="000000"/>
+                  <w:lang w:eastAsia="en-US"/>
+                </w:rPr>
+                <w:id w:val="1820841335"/>
+                <w:placeholder>
+                  <w:docPart w:val="EB4D263392A74D8287D6FC852BBD2729"/>
+                </w:placeholder>
+              </w:sdtPr>
+              <w:sdtContent>
+                <w:r>
+                  <w:rPr>
+                    <w:rFonts w:ascii="Avenir" w:eastAsia="MS PGothic" w:hAnsi="Avenir" w:cs="Times New Roman"/>
+                    <w:b/>
+                    <w:bCs/>
+                    <w:color w:val="000000"/>
+                    <w:lang w:eastAsia="en-US"/>
+                  </w:rPr>
+                  <w:t>[</w:t>
+                </w:r>
+                <w:r>
+                  <w:rPr>
+                    <w:rFonts w:ascii="Avenir" w:eastAsia="MS PGothic" w:hAnsi="Avenir" w:cs="Times New Roman"/>
+                    <w:b/>
+                    <w:bCs/>
+                    <w:color w:val="000000"/>
+                    <w:lang w:eastAsia="en-US"/>
+                  </w:rPr>
+                  <w:t>4</w:t>
+                </w:r>
+                <w:r>
+                  <w:rPr>
+                    <w:rFonts w:ascii="Avenir" w:eastAsia="MS PGothic" w:hAnsi="Avenir" w:cs="Times New Roman"/>
+                    <w:b/>
+                    <w:bCs/>
+                    <w:color w:val="000000"/>
+                    <w:lang w:eastAsia="en-US"/>
+                  </w:rPr>
+                  <w:t>] Posada en comú de les hipòtesis grupals</w:t>
+                </w:r>
+              </w:sdtContent>
+            </w:sdt>
+            <w:r>
+              <w:rPr>
+                <w:rFonts w:ascii="Avenir" w:eastAsia="MS PGothic" w:hAnsi="Avenir" w:cs="Times New Roman"/>
+                <w:b/>
+                <w:bCs/>
+                <w:color w:val="000000"/>
+                <w:lang w:eastAsia="en-US"/>
+              </w:rPr>
+              <w:t xml:space="preserve">      </w:t>
+            </w:r>
+            <w:r>
+              <w:rPr>
+                <w:rFonts w:ascii="Avenir" w:eastAsia="MS PGothic" w:hAnsi="Avenir" w:cs="Times New Roman"/>
+                <w:bCs/>
+                <w:color w:val="000000"/>
+                <w:lang w:eastAsia="en-US"/>
+              </w:rPr>
+              <w:t>10 minuts</w:t>
+            </w:r>
+            <w:r>
+              <w:rPr>
+                <w:noProof/>
+              </w:rPr>
+              <w:t xml:space="preserve"> </w:t>
+            </w:r>
+          </w:p>
+          <w:p>
+            <w:pPr>
+              <w:keepNext/>
+              <w:keepLines/>
+              <w:tabs>
+                <w:tab w:val="left" w:pos="5760"/>
+                <w:tab w:val="left" w:pos="7076"/>
+                <w:tab w:val="left" w:pos="7643"/>
+              </w:tabs>
+              <w:spacing w:before="200" w:after="120" w:line="276" w:lineRule="auto"/>
+              <w:outlineLvl w:val="1"/>
+              <w:rPr>
+                <w:rFonts w:ascii="Avenir" w:eastAsia="MS PGothic" w:hAnsi="Avenir" w:cs="Times New Roman"/>
+                <w:szCs w:val="22"/>
+                <w:lang w:eastAsia="en-US"/>
+              </w:rPr>
+            </w:pPr>
+            <w:r>
+              <w:rPr>
+                <w:rFonts w:ascii="Avenir" w:eastAsia="MS PGothic" w:hAnsi="Avenir" w:cs="Times New Roman"/>
+                <w:szCs w:val="22"/>
+                <w:lang w:eastAsia="en-US"/>
+              </w:rPr>
+              <w:t>El docent guiarà una posada en comú on esperem que surtin hipòtesis de l’estil:</w:t>
+            </w:r>
+          </w:p>
+          <w:p>
+            <w:pPr>
+              <w:keepNext/>
+              <w:keepLines/>
+              <w:tabs>
+                <w:tab w:val="left" w:pos="5760"/>
+                <w:tab w:val="left" w:pos="7076"/>
+                <w:tab w:val="left" w:pos="7643"/>
+              </w:tabs>
+              <w:spacing w:before="200" w:after="120" w:line="276" w:lineRule="auto"/>
+              <w:outlineLvl w:val="1"/>
+              <w:rPr>
+                <w:rFonts w:ascii="Avenir" w:eastAsia="MS PGothic" w:hAnsi="Avenir" w:cs="Times New Roman"/>
+                <w:i/>
+                <w:iCs/>
+                <w:szCs w:val="22"/>
+                <w:lang w:eastAsia="en-US"/>
+              </w:rPr>
+            </w:pPr>
+            <w:r>
+              <w:rPr>
+                <w:rFonts w:ascii="Avenir" w:eastAsia="MS PGothic" w:hAnsi="Avenir" w:cs="Times New Roman"/>
+                <w:i/>
+                <w:iCs/>
+                <w:szCs w:val="22"/>
+                <w:lang w:eastAsia="en-US"/>
+              </w:rPr>
+              <w:t xml:space="preserve">- Creiem que hi ha més blaves que altres colors, perquè de les 25 vegades que hem mirat, </w:t>
+            </w:r>
+            <w:r>
+              <w:rPr>
+                <w:rFonts w:ascii="Avenir" w:eastAsia="MS PGothic" w:hAnsi="Avenir" w:cs="Times New Roman"/>
+                <w:i/>
+                <w:iCs/>
+                <w:szCs w:val="22"/>
+                <w:lang w:eastAsia="en-US"/>
+              </w:rPr>
+              <w:t>13 vegades ens ha sortit una bola blava.</w:t>
+            </w:r>
+          </w:p>
+          <w:p>
+            <w:pPr>
+              <w:keepNext/>
+              <w:keepLines/>
+              <w:tabs>
+                <w:tab w:val="left" w:pos="5760"/>
+                <w:tab w:val="left" w:pos="7076"/>
+                <w:tab w:val="left" w:pos="7643"/>
+              </w:tabs>
+              <w:spacing w:before="200" w:after="120" w:line="276" w:lineRule="auto"/>
+              <w:outlineLvl w:val="1"/>
+              <w:rPr>
+                <w:rFonts w:ascii="Avenir" w:eastAsia="MS PGothic" w:hAnsi="Avenir" w:cs="Times New Roman"/>
+                <w:i/>
+                <w:iCs/>
+                <w:szCs w:val="22"/>
+                <w:lang w:eastAsia="en-US"/>
+              </w:rPr>
+            </w:pPr>
+            <w:r>
+              <w:rPr>
+                <w:rFonts w:ascii="Avenir" w:eastAsia="MS PGothic" w:hAnsi="Avenir" w:cs="Times New Roman"/>
+                <w:i/>
+                <w:iCs/>
+                <w:szCs w:val="22"/>
+                <w:lang w:eastAsia="en-US"/>
+              </w:rPr>
+              <w:t>- Creiem que hi ha 4 colors, perquè hem vist com a mínim una bola de cada color.</w:t>
+            </w:r>
+          </w:p>
+          <w:p>
+            <w:pPr>
+              <w:keepNext/>
+              <w:keepLines/>
+              <w:tabs>
+                <w:tab w:val="left" w:pos="5760"/>
+                <w:tab w:val="left" w:pos="7076"/>
+                <w:tab w:val="left" w:pos="7643"/>
+              </w:tabs>
+              <w:spacing w:before="200" w:after="120" w:line="276" w:lineRule="auto"/>
+              <w:outlineLvl w:val="1"/>
+              <w:rPr>
+                <w:rFonts w:ascii="Avenir" w:eastAsia="MS PGothic" w:hAnsi="Avenir" w:cs="Times New Roman"/>
+                <w:szCs w:val="22"/>
+                <w:lang w:eastAsia="en-US"/>
+              </w:rPr>
+            </w:pPr>
+            <w:r>
+              <w:rPr>
+                <w:rFonts w:ascii="Avenir" w:eastAsia="MS PGothic" w:hAnsi="Avenir" w:cs="Times New Roman"/>
+                <w:szCs w:val="22"/>
+                <w:lang w:eastAsia="en-US"/>
+              </w:rPr>
+              <w:t xml:space="preserve">Esperem que els alumnes </w:t>
+            </w:r>
+            <w:r>
+              <w:rPr>
+                <w:rFonts w:ascii="Avenir" w:eastAsia="MS PGothic" w:hAnsi="Avenir" w:cs="Times New Roman"/>
+                <w:szCs w:val="22"/>
+                <w:lang w:eastAsia="en-US"/>
+              </w:rPr>
+              <w:t>seleccionin</w:t>
+            </w:r>
+            <w:r>
+              <w:rPr>
+                <w:rFonts w:ascii="Avenir" w:eastAsia="MS PGothic" w:hAnsi="Avenir" w:cs="Times New Roman"/>
+                <w:szCs w:val="22"/>
+                <w:lang w:eastAsia="en-US"/>
+              </w:rPr>
+              <w:t xml:space="preserve"> </w:t>
+            </w:r>
+            <w:r>
+              <w:rPr>
+                <w:rFonts w:ascii="Avenir" w:eastAsia="MS PGothic" w:hAnsi="Avenir" w:cs="Times New Roman"/>
+                <w:szCs w:val="22"/>
+                <w:lang w:eastAsia="en-US"/>
+              </w:rPr>
+              <w:t xml:space="preserve">una mostra de 25 visualitzacions, per semblança a les boles totals de l’ampolla, però és important que el docent reflexioni que si mirem </w:t>
+            </w:r>
+            <w:r>
+              <w:rPr>
+                <w:rFonts w:ascii="Avenir" w:eastAsia="MS PGothic" w:hAnsi="Avenir" w:cs="Times New Roman"/>
+                <w:szCs w:val="22"/>
+                <w:lang w:eastAsia="en-US"/>
+              </w:rPr>
+              <w:t xml:space="preserve">25 vegades, potser que algunes boles es repeteixin i per tant, no ens donarà un reflex exacte del seu contingut. </w:t>
+            </w:r>
+            <w:r>
+              <w:rPr>
+                <w:rFonts w:ascii="Avenir" w:eastAsia="MS PGothic" w:hAnsi="Avenir" w:cs="Times New Roman"/>
+                <w:szCs w:val="22"/>
+                <w:lang w:eastAsia="en-US"/>
+              </w:rPr>
+              <w:t>Tot i així, aquest cas (fer 25 visualitzacions) és el cas més senzill ja que els resultats poden ser interpretats directament com la composició de l’ampolla.</w:t>
+            </w:r>
+          </w:p>
+          <w:p>
+            <w:pPr>
+              <w:keepNext/>
+              <w:keepLines/>
+              <w:tabs>
+                <w:tab w:val="left" w:pos="5760"/>
+                <w:tab w:val="left" w:pos="7076"/>
+                <w:tab w:val="left" w:pos="7643"/>
+              </w:tabs>
+              <w:spacing w:before="200" w:after="120" w:line="276" w:lineRule="auto"/>
+              <w:outlineLvl w:val="1"/>
+              <w:rPr>
+                <w:rFonts w:ascii="Avenir" w:eastAsia="MS PGothic" w:hAnsi="Avenir" w:cs="Times New Roman"/>
+                <w:szCs w:val="22"/>
+                <w:lang w:eastAsia="en-US"/>
+              </w:rPr>
+            </w:pPr>
+            <w:r>
+              <w:rPr>
+                <w:rFonts w:ascii="Avenir" w:eastAsia="MS PGothic" w:hAnsi="Avenir" w:cs="Times New Roman"/>
+                <w:szCs w:val="22"/>
+                <w:lang w:eastAsia="en-US"/>
+              </w:rPr>
+              <w:t>També és important recordar que per assegurar l’aleatorietat de la mostra recollida, cal barrejar bé l’ampolla i que totes les dades estiguin ben recollides.</w:t>
+            </w:r>
+            <w:r>
+              <w:rPr>
+                <w:rFonts w:ascii="Avenir" w:eastAsia="MS PGothic" w:hAnsi="Avenir" w:cs="Times New Roman"/>
+                <w:szCs w:val="22"/>
+                <w:lang w:eastAsia="en-US"/>
+              </w:rPr>
+              <w:t xml:space="preserve"> </w:t>
+            </w:r>
+          </w:p>
+          <w:p>
+            <w:pPr>
+              <w:keepNext/>
+              <w:keepLines/>
+              <w:tabs>
+                <w:tab w:val="left" w:pos="5760"/>
+                <w:tab w:val="left" w:pos="7076"/>
+                <w:tab w:val="left" w:pos="7643"/>
+              </w:tabs>
+              <w:spacing w:before="200" w:after="120" w:line="276" w:lineRule="auto"/>
+              <w:outlineLvl w:val="1"/>
+              <w:rPr>
+                <w:rFonts w:ascii="Avenir" w:eastAsia="MS PGothic" w:hAnsi="Avenir" w:cs="Times New Roman"/>
+                <w:szCs w:val="22"/>
+                <w:lang w:eastAsia="en-US"/>
+              </w:rPr>
+            </w:pPr>
+            <w:r>
+              <w:rPr>
+                <w:rFonts w:ascii="Avenir" w:eastAsia="MS PGothic" w:hAnsi="Avenir" w:cs="Times New Roman"/>
+                <w:szCs w:val="22"/>
+                <w:lang w:eastAsia="en-US"/>
+              </w:rPr>
+              <w:t xml:space="preserve">Podem esperar que els estudiants proposin pintar les boles que han sortit amb algun retolador, però el docent ha de </w:t>
+            </w:r>
+            <w:r>
+              <w:rPr>
+                <w:rFonts w:ascii="Avenir" w:eastAsia="MS PGothic" w:hAnsi="Avenir" w:cs="Times New Roman"/>
+                <w:szCs w:val="22"/>
+                <w:lang w:eastAsia="en-US"/>
+              </w:rPr>
+              <w:t>desestimar aquesta estratègia ja que la col·lecció no es pot manipular i volem reproduir un experiment no determinista.</w:t>
+            </w:r>
+          </w:p>
+          <w:p>
+            <w:pPr>
+              <w:keepNext/>
+              <w:keepLines/>
+              <w:tabs>
+                <w:tab w:val="left" w:pos="5760"/>
+                <w:tab w:val="left" w:pos="7076"/>
+                <w:tab w:val="left" w:pos="7643"/>
+              </w:tabs>
+              <w:spacing w:before="200" w:after="120" w:line="276" w:lineRule="auto"/>
+              <w:outlineLvl w:val="1"/>
+              <w:rPr>
+                <w:rFonts w:ascii="Avenir" w:eastAsia="MS PGothic" w:hAnsi="Avenir" w:cs="Times New Roman"/>
+                <w:szCs w:val="22"/>
+                <w:lang w:eastAsia="en-US"/>
+              </w:rPr>
+            </w:pPr>
+            <w:r>
+              <w:rPr>
+                <w:rFonts w:ascii="Avenir" w:eastAsia="MS PGothic" w:hAnsi="Avenir" w:cs="Times New Roman"/>
+                <w:szCs w:val="22"/>
+                <w:lang w:eastAsia="en-US"/>
+              </w:rPr>
+              <w:t xml:space="preserve">En aquest moment el docent ha de estar pendent del vocabulari natural que </w:t>
+            </w:r>
+            <w:r>
+              <w:rPr>
+                <w:rFonts w:ascii="Avenir" w:eastAsia="MS PGothic" w:hAnsi="Avenir" w:cs="Times New Roman"/>
+                <w:szCs w:val="22"/>
+                <w:lang w:eastAsia="en-US"/>
+              </w:rPr>
+              <w:t>utilitzen</w:t>
+            </w:r>
+            <w:r>
+              <w:rPr>
+                <w:rFonts w:ascii="Avenir" w:eastAsia="MS PGothic" w:hAnsi="Avenir" w:cs="Times New Roman"/>
+                <w:szCs w:val="22"/>
+                <w:lang w:eastAsia="en-US"/>
+              </w:rPr>
+              <w:t xml:space="preserve"> els alumnes i remarcar la necessitat de buscar una terminologia comuna.</w:t>
+            </w:r>
+          </w:p>
           <w:p>
             <w:pPr>
               <w:keepNext/>
@@ -2468,7 +2909,6 @@
                   <w:docPart w:val="96552FEF111A4A7597AD5933597945C7"/>
                 </w:placeholder>
               </w:sdtPr>
-              <w:sdtEndPr/>
               <w:sdtContent>
                 <w:r>
                   <w:rPr>
@@ -2488,7 +2928,7 @@
                     <w:color w:val="000000"/>
                     <w:lang w:eastAsia="en-US"/>
                   </w:rPr>
-                  <w:t>3</w:t>
+                  <w:t>5</w:t>
                 </w:r>
                 <w:r>
                   <w:rPr>
@@ -2508,7 +2948,7 @@
                     <w:color w:val="000000"/>
                     <w:lang w:eastAsia="en-US"/>
                   </w:rPr>
-                  <w:t>Introducció o recordatori de c</w:t>
+                  <w:t xml:space="preserve">Introducció </w:t>
                 </w:r>
                 <w:r>
                   <w:rPr>
@@ -2518,28 +2958,19 @@
                     <w:color w:val="000000"/>
                     <w:lang w:eastAsia="en-US"/>
                   </w:rPr>
-                  <w:t>onceptes clau</w:t>
-                </w:r>
-                <w:r>
-                  <w:rPr>
-                    <w:rFonts w:ascii="Avenir" w:eastAsia="MS PGothic" w:hAnsi="Avenir" w:cs="Times New Roman"/>
-                    <w:b/>
-                    <w:bCs/>
-                    <w:color w:val="000000"/>
-                    <w:lang w:eastAsia="en-US"/>
-                  </w:rPr>
-                  <w:t xml:space="preserve">               </w:t>
+                  <w:t xml:space="preserve">de la terminologia comuna </w:t>
                 </w:r>
               </w:sdtContent>
             </w:sdt>
             <w:r>
               <w:rPr>
                 <w:rFonts w:ascii="Avenir" w:eastAsia="MS PGothic" w:hAnsi="Avenir" w:cs="Times New Roman"/>
+                <w:b/>
                 <w:bCs/>
                 <w:color w:val="000000"/>
                 <w:lang w:eastAsia="en-US"/>
               </w:rPr>
-              <w:t>10</w:t>
+              <w:t xml:space="preserve">                       </w:t>
             </w:r>
             <w:r>
               <w:rPr>
@@ -2548,7 +2979,7 @@
                 <w:color w:val="000000"/>
                 <w:lang w:eastAsia="en-US"/>
               </w:rPr>
-              <w:t xml:space="preserve"> minuts</w:t>
+              <w:t>Opcional, per treballar a l’aula o a casa</w:t>
             </w:r>
           </w:p>
           <w:p>
@@ -2595,21 +3026,7 @@
                 <w:rFonts w:ascii="Avenir" w:hAnsi="Avenir"/>
                 <w:color w:val="76923C" w:themeColor="accent3" w:themeShade="BF"/>
               </w:rPr>
-              <w:t xml:space="preserve">: </w:t>
-            </w:r>
-            <w:r>
-              <w:rPr>
-                <w:rFonts w:ascii="Avenir" w:hAnsi="Avenir"/>
-                <w:color w:val="76923C" w:themeColor="accent3" w:themeShade="BF"/>
-              </w:rPr>
-              <w:t>Com s’organitza un estudi (estadístic)</w:t>
-            </w:r>
-            <w:r>
-              <w:rPr>
-                <w:rFonts w:ascii="Avenir" w:hAnsi="Avenir"/>
-                <w:color w:val="76923C" w:themeColor="accent3" w:themeShade="BF"/>
-              </w:rPr>
-              <w:t>?</w:t>
+              <w:t>: Com s’organitza un estudi (estadístic)?</w:t>
             </w:r>
           </w:p>
           <w:p>
@@ -2713,7 +3130,34 @@
                 <w:szCs w:val="22"/>
                 <w:lang w:eastAsia="en-US"/>
               </w:rPr>
-              <w:t xml:space="preserve">amb què creuen que volen dir algunes accions relacionades amb els estudis estadístics. El </w:t>
+              <w:t xml:space="preserve">amb què creuen que volen dir algunes accions relacionades amb els estudis estadístics. </w:t>
+            </w:r>
+          </w:p>
+          <w:p>
+            <w:pPr>
+              <w:spacing w:after="120" w:line="264" w:lineRule="auto"/>
+              <w:jc w:val="both"/>
+              <w:rPr>
+                <w:rFonts w:ascii="Avenir" w:eastAsia="MS PGothic" w:hAnsi="Avenir" w:cs="Times New Roman"/>
+                <w:szCs w:val="22"/>
+                <w:lang w:eastAsia="en-US"/>
+              </w:rPr>
+            </w:pPr>
+            <w:r>
+              <w:rPr>
+                <w:rFonts w:ascii="Avenir" w:eastAsia="MS PGothic" w:hAnsi="Avenir" w:cs="Times New Roman"/>
+                <w:szCs w:val="22"/>
+                <w:lang w:eastAsia="en-US"/>
+              </w:rPr>
+              <w:t>Si es decideix treballar a l’aula, e</w:t>
+            </w:r>
+            <w:r>
+              <w:rPr>
+                <w:rFonts w:ascii="Avenir" w:eastAsia="MS PGothic" w:hAnsi="Avenir" w:cs="Times New Roman"/>
+                <w:szCs w:val="22"/>
+                <w:lang w:eastAsia="en-US"/>
+              </w:rPr>
+              <w:t xml:space="preserve">l </w:t>
             </w:r>
             <w:r>
               <w:rPr>
@@ -2722,16 +3166,7 @@
                 <w:szCs w:val="22"/>
                 <w:lang w:eastAsia="en-US"/>
               </w:rPr>
-              <w:t>docent</w:t>
-            </w:r>
-            <w:r>
-              <w:rPr>
-                <w:rFonts w:ascii="Avenir" w:eastAsia="MS PGothic" w:hAnsi="Avenir" w:cs="Times New Roman"/>
-                <w:color w:val="800000"/>
-                <w:szCs w:val="22"/>
-                <w:lang w:eastAsia="en-US"/>
-              </w:rPr>
-              <w:t xml:space="preserve"> </w:t>
+              <w:t xml:space="preserve">docent </w:t>
             </w:r>
             <w:r>
               <w:rPr>
@@ -2767,7 +3202,6 @@
                 <w:szCs w:val="22"/>
                 <w:lang w:eastAsia="en-US"/>
               </w:rPr>
-              <w:lastRenderedPageBreak/>
               <w:t>Generar hipòtesis</w:t>
             </w:r>
             <w:r>
@@ -2924,39 +3358,8 @@
                 <w:szCs w:val="22"/>
                 <w:lang w:eastAsia="en-US"/>
               </w:rPr>
-              <w:t xml:space="preserve">Escollir la grandària de la mostra: </w:t>
-            </w:r>
-            <w:r>
-              <w:rPr>
-                <w:rFonts w:ascii="Avenir" w:eastAsia="MS PGothic" w:hAnsi="Avenir" w:cs="Times New Roman"/>
-                <w:szCs w:val="22"/>
-                <w:lang w:eastAsia="en-US"/>
-              </w:rPr>
-              <w:t>És</w:t>
-            </w:r>
-            <w:r>
-              <w:rPr>
-                <w:rFonts w:ascii="Avenir" w:eastAsia="MS PGothic" w:hAnsi="Avenir" w:cs="Times New Roman"/>
-                <w:szCs w:val="22"/>
-                <w:lang w:eastAsia="en-US"/>
-              </w:rPr>
-              <w:t xml:space="preserve"> escollir</w:t>
-            </w:r>
-            <w:r>
-              <w:rPr>
-                <w:rFonts w:ascii="Avenir" w:eastAsia="MS PGothic" w:hAnsi="Avenir" w:cs="Times New Roman"/>
-                <w:szCs w:val="22"/>
-                <w:lang w:eastAsia="en-US"/>
-              </w:rPr>
-              <w:t xml:space="preserve"> </w:t>
-            </w:r>
-            <w:r>
-              <w:rPr>
-                <w:rFonts w:ascii="Avenir" w:eastAsia="MS PGothic" w:hAnsi="Avenir" w:cs="Times New Roman"/>
-                <w:szCs w:val="22"/>
-                <w:lang w:eastAsia="en-US"/>
-              </w:rPr>
-              <w:t>la quantitat de dades que recollirem sobre la mostra. És el número d’elements que inclou la mostra.</w:t>
+              <w:lastRenderedPageBreak/>
+              <w:t>Escollir la grandària de la mostra: És escollir la quantitat de dades que recollirem sobre la mostra. És el número d’elements que inclou la mostra.</w:t>
             </w:r>
           </w:p>
           <w:p>
@@ -3341,682 +3744,6 @@
                 <w:lang w:eastAsia="en-US"/>
               </w:rPr>
               <w:t>.</w:t>
-            </w:r>
-          </w:p>
-          <w:p>
-            <w:pPr>
-              <w:keepNext/>
-              <w:keepLines/>
-              <w:tabs>
-                <w:tab w:val="left" w:pos="5760"/>
-                <w:tab w:val="left" w:pos="7076"/>
-                <w:tab w:val="left" w:pos="7643"/>
-              </w:tabs>
-              <w:spacing w:before="200" w:after="120" w:line="276" w:lineRule="auto"/>
-              <w:outlineLvl w:val="1"/>
-              <w:rPr>
-                <w:rFonts w:ascii="Avenir" w:eastAsia="MS PGothic" w:hAnsi="Avenir" w:cs="Times New Roman"/>
-                <w:b/>
-                <w:bCs/>
-                <w:color w:val="000000"/>
-                <w:lang w:eastAsia="en-US"/>
-              </w:rPr>
-            </w:pPr>
-            <w:sdt>
-              <w:sdtPr>
-                <w:rPr>
-                  <w:rFonts w:ascii="Avenir" w:eastAsia="MS PGothic" w:hAnsi="Avenir" w:cs="Times New Roman"/>
-                  <w:b/>
-                  <w:bCs/>
-                  <w:color w:val="000000"/>
-                  <w:lang w:eastAsia="en-US"/>
-                </w:rPr>
-                <w:id w:val="-662622219"/>
-                <w:placeholder>
-                  <w:docPart w:val="0AECBB3C1DC34F05913101FCB739FC7D"/>
-                </w:placeholder>
-              </w:sdtPr>
-              <w:sdtEndPr/>
-              <w:sdtContent>
-                <w:r>
-                  <w:rPr>
-                    <w:rFonts w:ascii="Avenir" w:eastAsia="MS PGothic" w:hAnsi="Avenir" w:cs="Times New Roman"/>
-                    <w:b/>
-                    <w:bCs/>
-                    <w:color w:val="000000"/>
-                    <w:lang w:eastAsia="en-US"/>
-                  </w:rPr>
-                  <w:t>[</w:t>
-                </w:r>
-                <w:r>
-                  <w:rPr>
-                    <w:rFonts w:ascii="Avenir" w:eastAsia="MS PGothic" w:hAnsi="Avenir" w:cs="Times New Roman"/>
-                    <w:b/>
-                    <w:bCs/>
-                    <w:color w:val="000000"/>
-                    <w:lang w:eastAsia="en-US"/>
-                  </w:rPr>
-                  <w:t>4</w:t>
-                </w:r>
-                <w:r>
-                  <w:rPr>
-                    <w:rFonts w:ascii="Avenir" w:eastAsia="MS PGothic" w:hAnsi="Avenir" w:cs="Times New Roman"/>
-                    <w:b/>
-                    <w:bCs/>
-                    <w:color w:val="000000"/>
-                    <w:lang w:eastAsia="en-US"/>
-                  </w:rPr>
-                  <w:t xml:space="preserve">] </w:t>
-                </w:r>
-                <w:r>
-                  <w:rPr>
-                    <w:rFonts w:ascii="Avenir" w:eastAsia="MS PGothic" w:hAnsi="Avenir" w:cs="Times New Roman"/>
-                    <w:b/>
-                    <w:bCs/>
-                    <w:color w:val="000000"/>
-                    <w:lang w:eastAsia="en-US"/>
-                  </w:rPr>
-                  <w:t>Definir un pla d’acció</w:t>
-                </w:r>
-                <w:r>
-                  <w:rPr>
-                    <w:rFonts w:ascii="Avenir" w:eastAsia="MS PGothic" w:hAnsi="Avenir" w:cs="Times New Roman"/>
-                    <w:b/>
-                    <w:bCs/>
-                    <w:color w:val="000000"/>
-                    <w:lang w:eastAsia="en-US"/>
-                  </w:rPr>
-                  <w:t xml:space="preserve">               </w:t>
-                </w:r>
-              </w:sdtContent>
-            </w:sdt>
-            <w:r>
-              <w:rPr>
-                <w:rFonts w:ascii="Avenir" w:eastAsia="MS PGothic" w:hAnsi="Avenir" w:cs="Times New Roman"/>
-                <w:bCs/>
-                <w:color w:val="000000"/>
-                <w:lang w:eastAsia="en-US"/>
-              </w:rPr>
-              <w:t>10</w:t>
-            </w:r>
-            <w:r>
-              <w:rPr>
-                <w:rFonts w:ascii="Avenir" w:eastAsia="MS PGothic" w:hAnsi="Avenir" w:cs="Times New Roman"/>
-                <w:bCs/>
-                <w:color w:val="000000"/>
-                <w:lang w:eastAsia="en-US"/>
-              </w:rPr>
-              <w:t xml:space="preserve"> minuts</w:t>
-            </w:r>
-            <w:r>
-              <w:rPr>
-                <w:rFonts w:ascii="Avenir" w:eastAsia="MS PGothic" w:hAnsi="Avenir" w:cs="Times New Roman"/>
-                <w:bCs/>
-                <w:color w:val="000000"/>
-                <w:lang w:eastAsia="en-US"/>
-              </w:rPr>
-              <w:t xml:space="preserve"> (Final de la 1a sessió)</w:t>
-            </w:r>
-          </w:p>
-          <w:p>
-            <w:pPr>
-              <w:spacing w:after="120" w:line="264" w:lineRule="auto"/>
-              <w:jc w:val="both"/>
-              <w:rPr>
-                <w:rFonts w:ascii="Avenir" w:eastAsia="MS PGothic" w:hAnsi="Avenir" w:cs="Times New Roman"/>
-                <w:szCs w:val="22"/>
-                <w:lang w:eastAsia="en-US"/>
-              </w:rPr>
-            </w:pPr>
-            <w:r>
-              <w:rPr>
-                <w:rFonts w:ascii="Avenir" w:eastAsia="MS PGothic" w:hAnsi="Avenir" w:cs="Times New Roman"/>
-                <w:szCs w:val="22"/>
-                <w:lang w:eastAsia="en-US"/>
-              </w:rPr>
-              <w:t xml:space="preserve">El </w:t>
-            </w:r>
-            <w:r>
-              <w:rPr>
-                <w:rFonts w:ascii="Avenir" w:eastAsia="MS PGothic" w:hAnsi="Avenir" w:cs="Times New Roman"/>
-                <w:color w:val="800000"/>
-                <w:szCs w:val="22"/>
-                <w:lang w:eastAsia="en-US"/>
-              </w:rPr>
-              <w:t>docent</w:t>
-            </w:r>
-            <w:r>
-              <w:rPr>
-                <w:rFonts w:ascii="Avenir" w:eastAsia="MS PGothic" w:hAnsi="Avenir" w:cs="Times New Roman"/>
-                <w:szCs w:val="22"/>
-                <w:lang w:eastAsia="en-US"/>
-              </w:rPr>
-              <w:t xml:space="preserve"> informa que per a esbrinar el contingut de l’ampolla no ho faran en aquella sessió</w:t>
-            </w:r>
-            <w:r>
-              <w:rPr>
-                <w:rFonts w:ascii="Avenir" w:eastAsia="MS PGothic" w:hAnsi="Avenir" w:cs="Times New Roman"/>
-                <w:szCs w:val="22"/>
-                <w:lang w:eastAsia="en-US"/>
-              </w:rPr>
-              <w:t>, sinó que ho faran el proper dia i en una franja limitada de 30 minuts</w:t>
-            </w:r>
-            <w:r>
-              <w:rPr>
-                <w:rFonts w:ascii="Avenir" w:eastAsia="MS PGothic" w:hAnsi="Avenir" w:cs="Times New Roman"/>
-                <w:szCs w:val="22"/>
-                <w:lang w:eastAsia="en-US"/>
-              </w:rPr>
-              <w:t>.</w:t>
-            </w:r>
-            <w:r>
-              <w:rPr>
-                <w:rFonts w:ascii="Avenir" w:eastAsia="MS PGothic" w:hAnsi="Avenir" w:cs="Times New Roman"/>
-                <w:szCs w:val="22"/>
-                <w:lang w:eastAsia="en-US"/>
-              </w:rPr>
-              <w:t xml:space="preserve"> </w:t>
-            </w:r>
-            <w:r>
-              <w:rPr>
-                <w:rFonts w:ascii="Avenir" w:eastAsia="MS PGothic" w:hAnsi="Avenir" w:cs="Times New Roman"/>
-                <w:szCs w:val="22"/>
-                <w:lang w:eastAsia="en-US"/>
-              </w:rPr>
-              <w:t>P</w:t>
-            </w:r>
-            <w:r>
-              <w:rPr>
-                <w:rFonts w:ascii="Avenir" w:eastAsia="MS PGothic" w:hAnsi="Avenir" w:cs="Times New Roman"/>
-                <w:szCs w:val="22"/>
-                <w:lang w:eastAsia="en-US"/>
-              </w:rPr>
-              <w:t xml:space="preserve">er </w:t>
-            </w:r>
-            <w:r>
-              <w:rPr>
-                <w:rFonts w:ascii="Avenir" w:eastAsia="MS PGothic" w:hAnsi="Avenir" w:cs="Times New Roman"/>
-                <w:szCs w:val="22"/>
-                <w:lang w:eastAsia="en-US"/>
-              </w:rPr>
-              <w:t>tancar la sessió</w:t>
-            </w:r>
-            <w:r>
-              <w:rPr>
-                <w:rFonts w:ascii="Avenir" w:eastAsia="MS PGothic" w:hAnsi="Avenir" w:cs="Times New Roman"/>
-                <w:szCs w:val="22"/>
-                <w:lang w:eastAsia="en-US"/>
-              </w:rPr>
-              <w:t xml:space="preserve"> hauran de descriure quin serà el seu </w:t>
-            </w:r>
-            <w:r>
-              <w:rPr>
-                <w:rFonts w:ascii="Avenir" w:eastAsia="MS PGothic" w:hAnsi="Avenir" w:cs="Times New Roman"/>
-                <w:color w:val="000090"/>
-                <w:szCs w:val="22"/>
-                <w:lang w:eastAsia="en-US"/>
-              </w:rPr>
-              <w:t>pla d’acció</w:t>
-            </w:r>
-            <w:r>
-              <w:rPr>
-                <w:rFonts w:ascii="Avenir" w:eastAsia="MS PGothic" w:hAnsi="Avenir" w:cs="Times New Roman"/>
-                <w:szCs w:val="22"/>
-                <w:lang w:eastAsia="en-US"/>
-              </w:rPr>
-              <w:t>.</w:t>
-            </w:r>
-            <w:r>
-              <w:rPr>
-                <w:rFonts w:ascii="Avenir" w:eastAsia="MS PGothic" w:hAnsi="Avenir" w:cs="Times New Roman"/>
-                <w:szCs w:val="22"/>
-                <w:lang w:eastAsia="en-US"/>
-              </w:rPr>
-              <w:t xml:space="preserve"> D’aquesta manera practiquen</w:t>
-            </w:r>
-            <w:r>
-              <w:rPr>
-                <w:rFonts w:ascii="Avenir" w:eastAsia="MS PGothic" w:hAnsi="Avenir" w:cs="Times New Roman"/>
-                <w:szCs w:val="22"/>
-                <w:lang w:eastAsia="en-US"/>
-              </w:rPr>
-              <w:t>,</w:t>
-            </w:r>
-            <w:r>
-              <w:rPr>
-                <w:rFonts w:ascii="Avenir" w:eastAsia="MS PGothic" w:hAnsi="Avenir" w:cs="Times New Roman"/>
-                <w:szCs w:val="22"/>
-                <w:lang w:eastAsia="en-US"/>
-              </w:rPr>
-              <w:t xml:space="preserve"> utilitzen </w:t>
-            </w:r>
-            <w:r>
-              <w:rPr>
-                <w:rFonts w:ascii="Avenir" w:eastAsia="MS PGothic" w:hAnsi="Avenir" w:cs="Times New Roman"/>
-                <w:szCs w:val="22"/>
-                <w:lang w:eastAsia="en-US"/>
-              </w:rPr>
-              <w:t>i discuteixen el significat d</w:t>
-            </w:r>
-            <w:r>
-              <w:rPr>
-                <w:rFonts w:ascii="Avenir" w:eastAsia="MS PGothic" w:hAnsi="Avenir" w:cs="Times New Roman"/>
-                <w:szCs w:val="22"/>
-                <w:lang w:eastAsia="en-US"/>
-              </w:rPr>
-              <w:t>el vocabulari compartit.</w:t>
-            </w:r>
-          </w:p>
-          <w:p>
-            <w:pPr>
-              <w:spacing w:after="120" w:line="264" w:lineRule="auto"/>
-              <w:jc w:val="both"/>
-              <w:rPr>
-                <w:rFonts w:ascii="Avenir" w:eastAsia="MS PGothic" w:hAnsi="Avenir" w:cs="Times New Roman"/>
-                <w:szCs w:val="22"/>
-                <w:lang w:eastAsia="en-US"/>
-              </w:rPr>
-            </w:pPr>
-            <w:r>
-              <w:rPr>
-                <w:rFonts w:ascii="Avenir" w:eastAsia="MS PGothic" w:hAnsi="Avenir" w:cs="Times New Roman"/>
-                <w:szCs w:val="22"/>
-                <w:lang w:eastAsia="en-US"/>
-              </w:rPr>
-              <w:t xml:space="preserve">El </w:t>
-            </w:r>
-            <w:r>
-              <w:rPr>
-                <w:rFonts w:ascii="Avenir" w:eastAsia="MS PGothic" w:hAnsi="Avenir" w:cs="Times New Roman"/>
-                <w:color w:val="800000"/>
-                <w:szCs w:val="22"/>
-                <w:lang w:eastAsia="en-US"/>
-              </w:rPr>
-              <w:t xml:space="preserve">docent </w:t>
-            </w:r>
-            <w:r>
-              <w:rPr>
-                <w:rFonts w:ascii="Avenir" w:eastAsia="MS PGothic" w:hAnsi="Avenir" w:cs="Times New Roman"/>
-                <w:szCs w:val="22"/>
-                <w:lang w:eastAsia="en-US"/>
-              </w:rPr>
-              <w:t>pot suggerir algunes d’aquestes qüestions si veu que el grup no explica prou el pla d’acció:</w:t>
-            </w:r>
-          </w:p>
-          <w:p>
-            <w:pPr>
-              <w:pStyle w:val="ListParagraph"/>
-              <w:numPr>
-                <w:ilvl w:val="0"/>
-                <w:numId w:val="12"/>
-              </w:numPr>
-              <w:spacing w:before="240" w:after="240" w:line="312" w:lineRule="auto"/>
-              <w:ind w:right="-23"/>
-              <w:rPr>
-                <w:rFonts w:ascii="Avenir" w:hAnsi="Avenir"/>
-              </w:rPr>
-            </w:pPr>
-            <w:r>
-              <w:rPr>
-                <w:rFonts w:ascii="Avenir" w:hAnsi="Avenir"/>
-              </w:rPr>
-              <w:lastRenderedPageBreak/>
-              <w:t>Generació de la hipòtesi: Quina és la pregunta que volem respondre?</w:t>
-            </w:r>
-            <w:r>
-              <w:rPr>
-                <w:rFonts w:ascii="Avenir" w:hAnsi="Avenir"/>
-              </w:rPr>
-              <w:t xml:space="preserve"> </w:t>
-            </w:r>
-            <w:r>
-              <w:rPr>
-                <w:rFonts w:ascii="Avenir" w:hAnsi="Avenir"/>
-              </w:rPr>
-              <w:t>Quina hipòtesi proposem? Per què pensem que pot ser certa?</w:t>
-            </w:r>
-          </w:p>
-          <w:p>
-            <w:pPr>
-              <w:pStyle w:val="ListParagraph"/>
-              <w:numPr>
-                <w:ilvl w:val="0"/>
-                <w:numId w:val="12"/>
-              </w:numPr>
-              <w:spacing w:before="240" w:after="240" w:line="312" w:lineRule="auto"/>
-              <w:ind w:right="-23"/>
-              <w:rPr>
-                <w:rFonts w:ascii="Avenir" w:hAnsi="Avenir"/>
-              </w:rPr>
-            </w:pPr>
-            <w:r>
-              <w:rPr>
-                <w:rFonts w:ascii="Avenir" w:hAnsi="Avenir"/>
-              </w:rPr>
-              <w:t>Recollida de dades</w:t>
-            </w:r>
-            <w:r>
-              <w:rPr>
-                <w:rFonts w:ascii="Avenir" w:hAnsi="Avenir"/>
-              </w:rPr>
-              <w:t xml:space="preserve">: </w:t>
-            </w:r>
-            <w:r>
-              <w:rPr>
-                <w:rFonts w:ascii="Avenir" w:hAnsi="Avenir"/>
-              </w:rPr>
-              <w:t xml:space="preserve">Quantes dades recollirem (grandària de la mostra)? </w:t>
-            </w:r>
-            <w:r>
-              <w:rPr>
-                <w:rFonts w:ascii="Avenir" w:hAnsi="Avenir"/>
-              </w:rPr>
-              <w:t>Quina informació necessitem per comprovar la hipòtesi?</w:t>
-            </w:r>
-            <w:r>
-              <w:rPr>
-                <w:rFonts w:ascii="Avenir" w:hAnsi="Avenir"/>
-              </w:rPr>
-              <w:t xml:space="preserve"> </w:t>
-            </w:r>
-            <w:r>
-              <w:rPr>
-                <w:rFonts w:ascii="Avenir" w:hAnsi="Avenir"/>
-              </w:rPr>
-              <w:t xml:space="preserve">Com recollirem les </w:t>
-            </w:r>
-            <w:r>
-              <w:rPr>
-                <w:rFonts w:ascii="Avenir" w:hAnsi="Avenir"/>
-              </w:rPr>
-              <w:t>dades?</w:t>
-            </w:r>
-            <w:r>
-              <w:rPr>
-                <w:rFonts w:ascii="Avenir" w:hAnsi="Avenir"/>
-              </w:rPr>
-              <w:t xml:space="preserve"> </w:t>
-            </w:r>
-          </w:p>
-          <w:p>
-            <w:pPr>
-              <w:pStyle w:val="ListParagraph"/>
-              <w:numPr>
-                <w:ilvl w:val="0"/>
-                <w:numId w:val="12"/>
-              </w:numPr>
-              <w:spacing w:before="240" w:after="240" w:line="312" w:lineRule="auto"/>
-              <w:ind w:right="-23"/>
-              <w:rPr>
-                <w:rFonts w:ascii="Avenir" w:hAnsi="Avenir"/>
-              </w:rPr>
-            </w:pPr>
-            <w:r>
-              <w:rPr>
-                <w:rFonts w:ascii="Avenir" w:hAnsi="Avenir"/>
-              </w:rPr>
-              <w:t>Organització de les dades</w:t>
-            </w:r>
-            <w:r>
-              <w:rPr>
-                <w:rFonts w:ascii="Avenir" w:hAnsi="Avenir"/>
-              </w:rPr>
-              <w:t xml:space="preserve">: </w:t>
-            </w:r>
-            <w:r>
-              <w:rPr>
-                <w:rFonts w:ascii="Avenir" w:hAnsi="Avenir"/>
-              </w:rPr>
-              <w:t>Com ordenarem la informació perquè sigui fàcil d’analitzar?</w:t>
-            </w:r>
-            <w:r>
-              <w:rPr>
-                <w:rFonts w:ascii="Avenir" w:hAnsi="Avenir"/>
-              </w:rPr>
-              <w:t xml:space="preserve"> </w:t>
-            </w:r>
-            <w:r>
-              <w:rPr>
-                <w:rFonts w:ascii="Avenir" w:hAnsi="Avenir"/>
-              </w:rPr>
-              <w:t>Farem servir taules, categories o altres formes d’organització?</w:t>
-            </w:r>
-            <w:r>
-              <w:rPr>
-                <w:rFonts w:ascii="Avenir" w:hAnsi="Avenir"/>
-              </w:rPr>
-              <w:t xml:space="preserve"> Tindrem en compte l’ordre d’aparició?</w:t>
-            </w:r>
-          </w:p>
-          <w:p>
-            <w:pPr>
-              <w:pStyle w:val="ListParagraph"/>
-              <w:numPr>
-                <w:ilvl w:val="0"/>
-                <w:numId w:val="12"/>
-              </w:numPr>
-              <w:spacing w:before="240" w:after="240" w:line="312" w:lineRule="auto"/>
-              <w:ind w:right="-23"/>
-              <w:rPr>
-                <w:rFonts w:ascii="Avenir" w:hAnsi="Avenir"/>
-              </w:rPr>
-            </w:pPr>
-            <w:r>
-              <w:rPr>
-                <w:rFonts w:ascii="Avenir" w:hAnsi="Avenir"/>
-              </w:rPr>
-              <w:t>Interpretació de les dades</w:t>
-            </w:r>
-            <w:r>
-              <w:rPr>
-                <w:rFonts w:ascii="Avenir" w:hAnsi="Avenir"/>
-              </w:rPr>
-              <w:t xml:space="preserve"> i validació de la hipòtesi:</w:t>
-            </w:r>
-            <w:r>
-              <w:rPr>
-                <w:rFonts w:ascii="Avenir" w:hAnsi="Avenir"/>
-              </w:rPr>
-              <w:t xml:space="preserve">: </w:t>
-            </w:r>
-            <w:r>
-              <w:rPr>
-                <w:rFonts w:ascii="Avenir" w:hAnsi="Avenir"/>
-              </w:rPr>
-              <w:t xml:space="preserve">Què ens </w:t>
-            </w:r>
-            <w:r>
-              <w:rPr>
-                <w:rFonts w:ascii="Avenir" w:hAnsi="Avenir"/>
-              </w:rPr>
-              <w:t>esperem obtenir d</w:t>
-            </w:r>
-            <w:r>
-              <w:rPr>
-                <w:rFonts w:ascii="Avenir" w:hAnsi="Avenir"/>
-              </w:rPr>
-              <w:t>els resultats?</w:t>
-            </w:r>
-            <w:r>
-              <w:rPr>
-                <w:rFonts w:ascii="Avenir" w:hAnsi="Avenir"/>
-              </w:rPr>
-              <w:t xml:space="preserve"> </w:t>
-            </w:r>
-            <w:r>
-              <w:rPr>
-                <w:rFonts w:ascii="Avenir" w:hAnsi="Avenir"/>
-              </w:rPr>
-              <w:t>Les dades confirmen o refuten la nostra hipòtesi? Per què?</w:t>
-            </w:r>
-            <w:r>
-              <w:rPr>
-                <w:rFonts w:ascii="Avenir" w:hAnsi="Avenir"/>
-              </w:rPr>
-              <w:t xml:space="preserve"> </w:t>
-            </w:r>
-            <w:r>
-              <w:rPr>
-                <w:rFonts w:ascii="Avenir" w:hAnsi="Avenir"/>
-              </w:rPr>
-              <w:t>Si la hipòtesi no es compleix, què podríem millorar o investigar de nou?</w:t>
-            </w:r>
-          </w:p>
-          <w:p>
-            <w:pPr>
-              <w:pStyle w:val="ListParagraph"/>
-              <w:numPr>
-                <w:ilvl w:val="0"/>
-                <w:numId w:val="12"/>
-              </w:numPr>
-              <w:spacing w:before="240" w:after="240" w:line="312" w:lineRule="auto"/>
-              <w:ind w:right="-23"/>
-              <w:rPr>
-                <w:rFonts w:ascii="Avenir" w:hAnsi="Avenir"/>
-              </w:rPr>
-            </w:pPr>
-            <w:r>
-              <w:rPr>
-                <w:rFonts w:ascii="Avenir" w:hAnsi="Avenir"/>
-              </w:rPr>
-              <w:t>Presentació de les dades</w:t>
-            </w:r>
-            <w:r>
-              <w:rPr>
-                <w:rFonts w:ascii="Avenir" w:hAnsi="Avenir"/>
-              </w:rPr>
-              <w:t xml:space="preserve"> recollides i dels resultats</w:t>
-            </w:r>
-            <w:r>
-              <w:rPr>
-                <w:rFonts w:ascii="Avenir" w:hAnsi="Avenir"/>
-              </w:rPr>
-              <w:t xml:space="preserve">: </w:t>
-            </w:r>
-            <w:r>
-              <w:rPr>
-                <w:rFonts w:ascii="Avenir" w:hAnsi="Avenir"/>
-              </w:rPr>
-              <w:t>Com mostrarem els resultats perquè siguin fàcils d’entendre?</w:t>
-            </w:r>
-            <w:r>
-              <w:rPr>
-                <w:rFonts w:ascii="Avenir" w:hAnsi="Avenir"/>
-              </w:rPr>
-              <w:t xml:space="preserve"> </w:t>
-            </w:r>
-          </w:p>
-          <w:p>
-            <w:pPr>
-              <w:spacing w:after="120" w:line="264" w:lineRule="auto"/>
-              <w:jc w:val="both"/>
-              <w:rPr>
-                <w:rFonts w:ascii="Avenir" w:eastAsia="MS PGothic" w:hAnsi="Avenir" w:cs="Times New Roman"/>
-                <w:szCs w:val="22"/>
-                <w:lang w:eastAsia="en-US"/>
-              </w:rPr>
-            </w:pPr>
-            <w:r>
-              <w:rPr>
-                <w:rFonts w:ascii="Avenir" w:eastAsia="MS PGothic" w:hAnsi="Avenir" w:cs="Times New Roman"/>
-                <w:szCs w:val="22"/>
-                <w:lang w:eastAsia="en-US"/>
-              </w:rPr>
-              <w:t xml:space="preserve">El </w:t>
-            </w:r>
-            <w:r>
-              <w:rPr>
-                <w:rFonts w:ascii="Avenir" w:eastAsia="MS PGothic" w:hAnsi="Avenir" w:cs="Times New Roman"/>
-                <w:color w:val="800000"/>
-                <w:szCs w:val="22"/>
-                <w:lang w:eastAsia="en-US"/>
-              </w:rPr>
-              <w:t>docent</w:t>
-            </w:r>
-            <w:r>
-              <w:rPr>
-                <w:rFonts w:ascii="Avenir" w:eastAsia="MS PGothic" w:hAnsi="Avenir" w:cs="Times New Roman"/>
-                <w:szCs w:val="22"/>
-                <w:lang w:eastAsia="en-US"/>
-              </w:rPr>
-              <w:t xml:space="preserve"> pot decidir recollir tots </w:t>
-            </w:r>
-            <w:r>
-              <w:rPr>
-                <w:rFonts w:ascii="Avenir" w:eastAsia="MS PGothic" w:hAnsi="Avenir" w:cs="Times New Roman"/>
-                <w:color w:val="000090"/>
-                <w:szCs w:val="22"/>
-                <w:lang w:eastAsia="en-US"/>
-              </w:rPr>
-              <w:t>els informes</w:t>
-            </w:r>
-            <w:r>
-              <w:rPr>
-                <w:rFonts w:ascii="Avenir" w:eastAsia="MS PGothic" w:hAnsi="Avenir" w:cs="Times New Roman"/>
-                <w:szCs w:val="22"/>
-                <w:lang w:eastAsia="en-US"/>
-              </w:rPr>
-              <w:t xml:space="preserve"> per revisar-los o demanar als estudiants que el guardin per a una entrega més endavant.</w:t>
-            </w:r>
-          </w:p>
-          <w:p>
-            <w:pPr>
-              <w:rPr>
-                <w:rFonts w:ascii="Avenir" w:eastAsia="MS PGothic" w:hAnsi="Avenir" w:cs="Times New Roman"/>
-                <w:szCs w:val="22"/>
-                <w:lang w:eastAsia="en-US"/>
-              </w:rPr>
-            </w:pPr>
-            <w:r>
-              <w:rPr>
-                <w:rFonts w:ascii="Avenir" w:eastAsia="MS PGothic" w:hAnsi="Avenir" w:cs="Times New Roman"/>
-                <w:szCs w:val="22"/>
-                <w:lang w:eastAsia="en-US"/>
-              </w:rPr>
-              <w:t xml:space="preserve">En aquesta fase també és clau definir bé la </w:t>
-            </w:r>
-            <w:r>
-              <w:rPr>
-                <w:rFonts w:ascii="Avenir" w:eastAsia="MS PGothic" w:hAnsi="Avenir" w:cs="Times New Roman"/>
-                <w:szCs w:val="22"/>
-                <w:lang w:eastAsia="en-US"/>
-              </w:rPr>
-              <w:t xml:space="preserve">qüestió que ara abordem </w:t>
-            </w:r>
-            <w:r>
-              <w:rPr>
-                <w:rFonts w:ascii="Avenir" w:hAnsi="Avenir"/>
-                <w:color w:val="76923C" w:themeColor="accent3" w:themeShade="BF"/>
-              </w:rPr>
-              <w:t>Q</w:t>
-            </w:r>
-            <w:r>
-              <w:rPr>
-                <w:rFonts w:ascii="Avenir" w:hAnsi="Avenir"/>
-                <w:color w:val="76923C" w:themeColor="accent3" w:themeShade="BF"/>
-                <w:vertAlign w:val="subscript"/>
-              </w:rPr>
-              <w:t>1</w:t>
-            </w:r>
-            <w:r>
-              <w:rPr>
-                <w:rFonts w:ascii="Avenir" w:hAnsi="Avenir"/>
-                <w:color w:val="76923C" w:themeColor="accent3" w:themeShade="BF"/>
-              </w:rPr>
-              <w:t>: Quina és la distribució de colors de les boles a l’interior de l’ampolla?</w:t>
-            </w:r>
-            <w:r>
-              <w:rPr>
-                <w:rFonts w:ascii="Avenir" w:hAnsi="Avenir"/>
-                <w:color w:val="76923C" w:themeColor="accent3" w:themeShade="BF"/>
-              </w:rPr>
-              <w:t xml:space="preserve"> </w:t>
-            </w:r>
-            <w:r>
-              <w:rPr>
-                <w:rFonts w:ascii="Avenir" w:hAnsi="Avenir"/>
-              </w:rPr>
-              <w:t>En comptes de tenir una qüestió tan oberta, a partir d’haver aportat la nova informació sobre les ampolles, l’estudi ara queda ben definit.</w:t>
             </w:r>
           </w:p>
         </w:tc>
@@ -4135,14 +3862,7 @@
                     <w:rFonts w:ascii="Avenir" w:hAnsi="Avenir"/>
                     <w:lang w:val="ca-ES"/>
                   </w:rPr>
-                  <w:t>: Decidir una configuració de colors i un nombre d’ampolles. La decisió sobre la configuració inicial dependrà del grup. Per exemple, al cas de 4t de primària tot el grup treballava amb la mateixa ampolla i només hi havia 2 colors: 4 boles grogues i 1 verda.</w:t>
-                </w:r>
-                <w:r>
-                  <w:rPr>
-                    <w:rFonts w:ascii="Avenir" w:hAnsi="Avenir"/>
-                    <w:lang w:val="ca-ES"/>
-                  </w:rPr>
-                  <w:t xml:space="preserve"> Per 1er d’ESO, podem recomanar: </w:t>
+                  <w:t xml:space="preserve">: Decidir una configuració de colors i un nombre d’ampolles. La decisió sobre la configuració inicial dependrà del grup. Per exemple, al cas de 4t de primària tot el grup treballava amb la mateixa ampolla i només hi havia 2 colors: 4 boles grogues i 1 verda. Per 1er d’ESO, podem recomanar: </w:t>
                 </w:r>
               </w:p>
               <w:p>
@@ -4512,6 +4232,11 @@
           </w:p>
           <w:p>
             <w:pPr>
+              <w:pStyle w:val="ListParagraph"/>
+              <w:numPr>
+                <w:ilvl w:val="0"/>
+                <w:numId w:val="17"/>
+              </w:numPr>
               <w:pBdr>
                 <w:top w:val="nil"/>
                 <w:left w:val="nil"/>
@@ -4531,7 +4256,14 @@
                 <w:rFonts w:ascii="Avenir" w:eastAsia="Avenir" w:hAnsi="Avenir" w:cs="Avenir"/>
                 <w:color w:val="000000"/>
               </w:rPr>
-              <w:t>...</w:t>
+              <w:t xml:space="preserve">Vigilar que </w:t>
+            </w:r>
+            <w:r>
+              <w:rPr>
+                <w:rFonts w:ascii="Avenir" w:eastAsia="Avenir" w:hAnsi="Avenir" w:cs="Avenir"/>
+                <w:color w:val="000000"/>
+              </w:rPr>
+              <w:t>controlem a quin grup repartim cada ampolla, per en les següents sessions poder repartir les mateixes ampolles.</w:t>
             </w:r>
           </w:p>
           <w:p>
@@ -4566,6 +4298,11 @@
           </w:p>
           <w:p>
             <w:pPr>
+              <w:pStyle w:val="ListParagraph"/>
+              <w:numPr>
+                <w:ilvl w:val="0"/>
+                <w:numId w:val="16"/>
+              </w:numPr>
               <w:pBdr>
                 <w:top w:val="nil"/>
                 <w:left w:val="nil"/>
@@ -4585,7 +4322,14 @@
                 <w:rFonts w:ascii="Avenir" w:eastAsia="Avenir" w:hAnsi="Avenir" w:cs="Avenir"/>
                 <w:color w:val="000000"/>
               </w:rPr>
-              <w:t>...</w:t>
+              <w:t xml:space="preserve">Donar gaire indicacions als alumnes sobre com han de fer la recollida de dades. Els deixarem que explorin diferents maneres i després </w:t>
+            </w:r>
+            <w:r>
+              <w:rPr>
+                <w:rFonts w:ascii="Avenir" w:eastAsia="Avenir" w:hAnsi="Avenir" w:cs="Avenir"/>
+                <w:color w:val="000000"/>
+              </w:rPr>
+              <w:t>les compartirem.</w:t>
             </w:r>
           </w:p>
         </w:tc>
@@ -5011,9 +4755,9 @@
         </mc:Choice>
         <mc:Fallback>
           <w:pict>
-            <v:group w14:anchorId="5E6E0340" id="Group 3" o:spid="_x0000_s1026" style="position:absolute;left:0;text-align:left;margin-left:0;margin-top:-13.5pt;width:135.35pt;height:52.45pt;z-index:251662336" coordorigin="44865,34469" coordsize="17189,6661" o:gfxdata="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">
-              <v:group id="Group 627246311" o:spid="_x0000_s1027" style="position:absolute;left:44865;top:34469;width:17189;height:6661" coordorigin="44865,34469" coordsize="17189,8054" o:gfxdata="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">
-                <v:rect id="Rectangle 1660389424" o:spid="_x0000_s1028" style="position:absolute;left:44865;top:34469;width:17189;height:8054;visibility:visible;mso-wrap-style:square;v-text-anchor:middle" o:gfxdata="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" filled="f" stroked="f">
+            <v:group w14:anchorId="5E6E0340" id="Group 3" o:spid="_x0000_s1028" style="position:absolute;left:0;text-align:left;margin-left:0;margin-top:-13.5pt;width:135.35pt;height:52.45pt;z-index:251662336" coordorigin="44865,34469" coordsize="17189,6661" o:gfxdata="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">
+              <v:group id="Group 627246311" o:spid="_x0000_s1029" style="position:absolute;left:44865;top:34469;width:17189;height:6661" coordorigin="44865,34469" coordsize="17189,8054" o:gfxdata="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">
+                <v:rect id="Rectangle 1660389424" o:spid="_x0000_s1030" style="position:absolute;left:44865;top:34469;width:17189;height:8054;visibility:visible;mso-wrap-style:square;v-text-anchor:middle" o:gfxdata="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" filled="f" stroked="f">
                   <v:textbox inset="2.53958mm,2.53958mm,2.53958mm,2.53958mm">
                     <w:txbxContent>
                       <w:p>
@@ -5025,8 +4769,8 @@
                     </w:txbxContent>
                   </v:textbox>
                 </v:rect>
-                <v:group id="Group 651845839" o:spid="_x0000_s1029" style="position:absolute;left:44865;top:34469;width:17189;height:8054" coordsize="20116,8943" o:gfxdata="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">
-                  <v:rect id="Rectangle 1189610194" o:spid="_x0000_s1030" style="position:absolute;width:20116;height:7396;visibility:visible;mso-wrap-style:square;v-text-anchor:middle" o:gfxdata="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" filled="f" stroked="f">
+                <v:group id="Group 651845839" o:spid="_x0000_s1031" style="position:absolute;left:44865;top:34469;width:17189;height:8054" coordsize="20116,8943" o:gfxdata="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">
+                  <v:rect id="Rectangle 1189610194" o:spid="_x0000_s1032" style="position:absolute;width:20116;height:7396;visibility:visible;mso-wrap-style:square;v-text-anchor:middle" o:gfxdata="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" filled="f" stroked="f">
                     <v:textbox inset="2.53958mm,2.53958mm,2.53958mm,2.53958mm">
                       <w:txbxContent>
                         <w:p>
@@ -5057,13 +4801,13 @@
                     <v:path o:extrusionok="f" gradientshapeok="t" o:connecttype="rect"/>
                     <o:lock v:ext="edit" aspectratio="t"/>
                   </v:shapetype>
-                  <v:shape id="Shape 8" o:spid="_x0000_s1031" type="#_x0000_t75" alt="A pink hexagon with black background&#10;&#10;Description automatically generated" style="position:absolute;left:15544;width:4572;height:5060;visibility:visible;mso-wrap-style:square" o:preferrelative="f" o:gfxdata="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">
+                  <v:shape id="Shape 8" o:spid="_x0000_s1033" type="#_x0000_t75" alt="A pink hexagon with black background&#10;&#10;Description automatically generated" style="position:absolute;left:15544;width:4572;height:5060;visibility:visible;mso-wrap-style:square" o:preferrelative="f" o:gfxdata="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">
                     <v:imagedata r:id="rId4" o:title="A pink hexagon with black background&#10;&#10;Description automatically generated"/>
                   </v:shape>
-                  <v:shape id="Shape 9" o:spid="_x0000_s1032" type="#_x0000_t75" alt="A red circle with black background&#10;&#10;Description automatically generated" style="position:absolute;width:6578;height:6578;visibility:visible;mso-wrap-style:square" o:preferrelative="f" o:gfxdata="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">
+                  <v:shape id="Shape 9" o:spid="_x0000_s1034" type="#_x0000_t75" alt="A red circle with black background&#10;&#10;Description automatically generated" style="position:absolute;width:6578;height:6578;visibility:visible;mso-wrap-style:square" o:preferrelative="f" o:gfxdata="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">
                     <v:imagedata r:id="rId5" o:title="A red circle with black background&#10;&#10;Description automatically generated"/>
                   </v:shape>
-                  <v:shape id="Shape 10" o:spid="_x0000_s1033" type="#_x0000_t75" alt="A purple square with white dots&#10;&#10;Description automatically generated" style="position:absolute;left:6725;top:3662;width:7570;height:3734;rotation:-9978854fd;flip:x;visibility:visible;mso-wrap-style:square" o:preferrelative="f" o:gfxdata="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">
+                  <v:shape id="Shape 10" o:spid="_x0000_s1035" type="#_x0000_t75" alt="A purple square with white dots&#10;&#10;Description automatically generated" style="position:absolute;left:6725;top:3662;width:7570;height:3734;rotation:-9978854fd;flip:x;visibility:visible;mso-wrap-style:square" o:preferrelative="f" o:gfxdata="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">
                     <v:imagedata r:id="rId6" o:title="A purple square with white dots&#10;&#10;Description automatically generated"/>
                   </v:shape>
                 </v:group>
@@ -5208,6 +4952,119 @@
     </w:lvl>
   </w:abstractNum>
   <w:abstractNum w:abstractNumId="1" w15:restartNumberingAfterBreak="0">
+    <w:nsid w:val="07B42607"/>
+    <w:multiLevelType w:val="hybridMultilevel"/>
+    <w:tmpl w:val="2B6645AE"/>
+    <w:lvl w:ilvl="0" w:tplc="0C0A0001">
+      <w:start w:val="1"/>
+      <w:numFmt w:val="bullet"/>
+      <w:lvlText w:val=""/>
+      <w:lvlJc w:val="left"/>
+      <w:pPr>
+        <w:ind w:left="720" w:hanging="360"/>
+      </w:pPr>
+      <w:rPr>
+        <w:rFonts w:ascii="Symbol" w:hAnsi="Symbol" w:hint="default"/>
+      </w:rPr>
+    </w:lvl>
+    <w:lvl w:ilvl="1" w:tplc="0C0A0003" w:tentative="1">
+      <w:start w:val="1"/>
+      <w:numFmt w:val="bullet"/>
+      <w:lvlText w:val="o"/>
+      <w:lvlJc w:val="left"/>
+      <w:pPr>
+        <w:ind w:left="1440" w:hanging="360"/>
+      </w:pPr>
+      <w:rPr>
+        <w:rFonts w:ascii="Courier New" w:hAnsi="Courier New" w:cs="Courier New" w:hint="default"/>
+      </w:rPr>
+    </w:lvl>
+    <w:lvl w:ilvl="2" w:tplc="0C0A0005" w:tentative="1">
+      <w:start w:val="1"/>
+      <w:numFmt w:val="bullet"/>
+      <w:lvlText w:val=""/>
+      <w:lvlJc w:val="left"/>
+      <w:pPr>
+        <w:ind w:left="2160" w:hanging="360"/>
+      </w:pPr>
+      <w:rPr>
+        <w:rFonts w:ascii="Wingdings" w:hAnsi="Wingdings" w:hint="default"/>
+      </w:rPr>
+    </w:lvl>
+    <w:lvl w:ilvl="3" w:tplc="0C0A0001" w:tentative="1">
+      <w:start w:val="1"/>
+      <w:numFmt w:val="bullet"/>
+      <w:lvlText w:val=""/>
+      <w:lvlJc w:val="left"/>
+      <w:pPr>
+        <w:ind w:left="2880" w:hanging="360"/>
+      </w:pPr>
+      <w:rPr>
+        <w:rFonts w:ascii="Symbol" w:hAnsi="Symbol" w:hint="default"/>
+      </w:rPr>
+    </w:lvl>
+    <w:lvl w:ilvl="4" w:tplc="0C0A0003" w:tentative="1">
+      <w:start w:val="1"/>
+      <w:numFmt w:val="bullet"/>
+      <w:lvlText w:val="o"/>
+      <w:lvlJc w:val="left"/>
+      <w:pPr>
+        <w:ind w:left="3600" w:hanging="360"/>
+      </w:pPr>
+      <w:rPr>
+        <w:rFonts w:ascii="Courier New" w:hAnsi="Courier New" w:cs="Courier New" w:hint="default"/>
+      </w:rPr>
+    </w:lvl>
+    <w:lvl w:ilvl="5" w:tplc="0C0A0005" w:tentative="1">
+      <w:start w:val="1"/>
+      <w:numFmt w:val="bullet"/>
+      <w:lvlText w:val=""/>
+      <w:lvlJc w:val="left"/>
+      <w:pPr>
+        <w:ind w:left="4320" w:hanging="360"/>
+      </w:pPr>
+      <w:rPr>
+        <w:rFonts w:ascii="Wingdings" w:hAnsi="Wingdings" w:hint="default"/>
+      </w:rPr>
+    </w:lvl>
+    <w:lvl w:ilvl="6" w:tplc="0C0A0001" w:tentative="1">
+      <w:start w:val="1"/>
+      <w:numFmt w:val="bullet"/>
+      <w:lvlText w:val=""/>
+      <w:lvlJc w:val="left"/>
+      <w:pPr>
+        <w:ind w:left="5040" w:hanging="360"/>
+      </w:pPr>
+      <w:rPr>
+        <w:rFonts w:ascii="Symbol" w:hAnsi="Symbol" w:hint="default"/>
+      </w:rPr>
+    </w:lvl>
+    <w:lvl w:ilvl="7" w:tplc="0C0A0003" w:tentative="1">
+      <w:start w:val="1"/>
+      <w:numFmt w:val="bullet"/>
+      <w:lvlText w:val="o"/>
+      <w:lvlJc w:val="left"/>
+      <w:pPr>
+        <w:ind w:left="5760" w:hanging="360"/>
+      </w:pPr>
+      <w:rPr>
+        <w:rFonts w:ascii="Courier New" w:hAnsi="Courier New" w:cs="Courier New" w:hint="default"/>
+      </w:rPr>
+    </w:lvl>
+    <w:lvl w:ilvl="8" w:tplc="0C0A0005" w:tentative="1">
+      <w:start w:val="1"/>
+      <w:numFmt w:val="bullet"/>
+      <w:lvlText w:val=""/>
+      <w:lvlJc w:val="left"/>
+      <w:pPr>
+        <w:ind w:left="6480" w:hanging="360"/>
+      </w:pPr>
+      <w:rPr>
+        <w:rFonts w:ascii="Wingdings" w:hAnsi="Wingdings" w:hint="default"/>
+      </w:rPr>
+    </w:lvl>
+  </w:abstractNum>
+  <w:abstractNum w:abstractNumId="2" w15:restartNumberingAfterBreak="0">
     <w:nsid w:val="0D883B59"/>
     <w:multiLevelType w:val="hybridMultilevel"/>
     <w:tmpl w:val="4AF2AB24"/>
@@ -5319,7 +5176,7 @@
       </w:rPr>
     </w:lvl>
   </w:abstractNum>
-  <w:abstractNum w:abstractNumId="2" w15:restartNumberingAfterBreak="0">
+  <w:abstractNum w:abstractNumId="3" w15:restartNumberingAfterBreak="0">
     <w:nsid w:val="0FDD5228"/>
     <w:multiLevelType w:val="multilevel"/>
     <w:tmpl w:val="0F50F508"/>
@@ -5432,7 +5289,120 @@
       </w:rPr>
     </w:lvl>
   </w:abstractNum>
-  <w:abstractNum w:abstractNumId="3" w15:restartNumberingAfterBreak="0">
+  <w:abstractNum w:abstractNumId="4" w15:restartNumberingAfterBreak="0">
+    <w:nsid w:val="12516486"/>
+    <w:multiLevelType w:val="hybridMultilevel"/>
+    <w:tmpl w:val="7B1C6CCC"/>
+    <w:lvl w:ilvl="0" w:tplc="0C0A0001">
+      <w:start w:val="1"/>
+      <w:numFmt w:val="bullet"/>
+      <w:lvlText w:val=""/>
+      <w:lvlJc w:val="left"/>
+      <w:pPr>
+        <w:ind w:left="720" w:hanging="360"/>
+      </w:pPr>
+      <w:rPr>
+        <w:rFonts w:ascii="Symbol" w:hAnsi="Symbol" w:hint="default"/>
+      </w:rPr>
+    </w:lvl>
+    <w:lvl w:ilvl="1" w:tplc="0C0A0003">
+      <w:start w:val="1"/>
+      <w:numFmt w:val="bullet"/>
+      <w:lvlText w:val="o"/>
+      <w:lvlJc w:val="left"/>
+      <w:pPr>
+        <w:ind w:left="1440" w:hanging="360"/>
+      </w:pPr>
+      <w:rPr>
+        <w:rFonts w:ascii="Courier New" w:hAnsi="Courier New" w:cs="Courier New" w:hint="default"/>
+      </w:rPr>
+    </w:lvl>
+    <w:lvl w:ilvl="2" w:tplc="0C0A0005" w:tentative="1">
+      <w:start w:val="1"/>
+      <w:numFmt w:val="bullet"/>
+      <w:lvlText w:val=""/>
+      <w:lvlJc w:val="left"/>
+      <w:pPr>
+        <w:ind w:left="2160" w:hanging="360"/>
+      </w:pPr>
+      <w:rPr>
+        <w:rFonts w:ascii="Wingdings" w:hAnsi="Wingdings" w:hint="default"/>
+      </w:rPr>
+    </w:lvl>
+    <w:lvl w:ilvl="3" w:tplc="0C0A0001" w:tentative="1">
+      <w:start w:val="1"/>
+      <w:numFmt w:val="bullet"/>
+      <w:lvlText w:val=""/>
+      <w:lvlJc w:val="left"/>
+      <w:pPr>
+        <w:ind w:left="2880" w:hanging="360"/>
+      </w:pPr>
+      <w:rPr>
+        <w:rFonts w:ascii="Symbol" w:hAnsi="Symbol" w:hint="default"/>
+      </w:rPr>
+    </w:lvl>
+    <w:lvl w:ilvl="4" w:tplc="0C0A0003" w:tentative="1">
+      <w:start w:val="1"/>
+      <w:numFmt w:val="bullet"/>
+      <w:lvlText w:val="o"/>
+      <w:lvlJc w:val="left"/>
+      <w:pPr>
+        <w:ind w:left="3600" w:hanging="360"/>
+      </w:pPr>
+      <w:rPr>
+        <w:rFonts w:ascii="Courier New" w:hAnsi="Courier New" w:cs="Courier New" w:hint="default"/>
+      </w:rPr>
+    </w:lvl>
+    <w:lvl w:ilvl="5" w:tplc="0C0A0005" w:tentative="1">
+      <w:start w:val="1"/>
+      <w:numFmt w:val="bullet"/>
+      <w:lvlText w:val=""/>
+      <w:lvlJc w:val="left"/>
+      <w:pPr>
+        <w:ind w:left="4320" w:hanging="360"/>
+      </w:pPr>
+      <w:rPr>
+        <w:rFonts w:ascii="Wingdings" w:hAnsi="Wingdings" w:hint="default"/>
+      </w:rPr>
+    </w:lvl>
+    <w:lvl w:ilvl="6" w:tplc="0C0A0001" w:tentative="1">
+      <w:start w:val="1"/>
+      <w:numFmt w:val="bullet"/>
+      <w:lvlText w:val=""/>
+      <w:lvlJc w:val="left"/>
+      <w:pPr>
+        <w:ind w:left="5040" w:hanging="360"/>
+      </w:pPr>
+      <w:rPr>
+        <w:rFonts w:ascii="Symbol" w:hAnsi="Symbol" w:hint="default"/>
+      </w:rPr>
+    </w:lvl>
+    <w:lvl w:ilvl="7" w:tplc="0C0A0003" w:tentative="1">
+      <w:start w:val="1"/>
+      <w:numFmt w:val="bullet"/>
+      <w:lvlText w:val="o"/>
+      <w:lvlJc w:val="left"/>
+      <w:pPr>
+        <w:ind w:left="5760" w:hanging="360"/>
+      </w:pPr>
+      <w:rPr>
+        <w:rFonts w:ascii="Courier New" w:hAnsi="Courier New" w:cs="Courier New" w:hint="default"/>
+      </w:rPr>
+    </w:lvl>
+    <w:lvl w:ilvl="8" w:tplc="0C0A0005" w:tentative="1">
+      <w:start w:val="1"/>
+      <w:numFmt w:val="bullet"/>
+      <w:lvlText w:val=""/>
+      <w:lvlJc w:val="left"/>
+      <w:pPr>
+        <w:ind w:left="6480" w:hanging="360"/>
+      </w:pPr>
+      <w:rPr>
+        <w:rFonts w:ascii="Wingdings" w:hAnsi="Wingdings" w:hint="default"/>
+      </w:rPr>
+    </w:lvl>
+  </w:abstractNum>
+  <w:abstractNum w:abstractNumId="5" w15:restartNumberingAfterBreak="0">
     <w:nsid w:val="272B5A04"/>
     <w:multiLevelType w:val="multilevel"/>
     <w:tmpl w:val="3B2A2222"/>
@@ -5563,7 +5533,120 @@
       </w:rPr>
     </w:lvl>
   </w:abstractNum>
-  <w:abstractNum w:abstractNumId="4" w15:restartNumberingAfterBreak="0">
+  <w:abstractNum w:abstractNumId="6" w15:restartNumberingAfterBreak="0">
+    <w:nsid w:val="29846D23"/>
+    <w:multiLevelType w:val="hybridMultilevel"/>
+    <w:tmpl w:val="41D26FDA"/>
+    <w:lvl w:ilvl="0" w:tplc="0C0A0001">
+      <w:start w:val="1"/>
+      <w:numFmt w:val="bullet"/>
+      <w:lvlText w:val=""/>
+      <w:lvlJc w:val="left"/>
+      <w:pPr>
+        <w:ind w:left="720" w:hanging="360"/>
+      </w:pPr>
+      <w:rPr>
+        <w:rFonts w:ascii="Symbol" w:hAnsi="Symbol" w:hint="default"/>
+      </w:rPr>
+    </w:lvl>
+    <w:lvl w:ilvl="1" w:tplc="0C0A0003" w:tentative="1">
+      <w:start w:val="1"/>
+      <w:numFmt w:val="bullet"/>
+      <w:lvlText w:val="o"/>
+      <w:lvlJc w:val="left"/>
+      <w:pPr>
+        <w:ind w:left="1440" w:hanging="360"/>
+      </w:pPr>
+      <w:rPr>
+        <w:rFonts w:ascii="Courier New" w:hAnsi="Courier New" w:cs="Courier New" w:hint="default"/>
+      </w:rPr>
+    </w:lvl>
+    <w:lvl w:ilvl="2" w:tplc="0C0A0005" w:tentative="1">
+      <w:start w:val="1"/>
+      <w:numFmt w:val="bullet"/>
+      <w:lvlText w:val=""/>
+      <w:lvlJc w:val="left"/>
+      <w:pPr>
+        <w:ind w:left="2160" w:hanging="360"/>
+      </w:pPr>
+      <w:rPr>
+        <w:rFonts w:ascii="Wingdings" w:hAnsi="Wingdings" w:hint="default"/>
+      </w:rPr>
+    </w:lvl>
+    <w:lvl w:ilvl="3" w:tplc="0C0A0001" w:tentative="1">
+      <w:start w:val="1"/>
+      <w:numFmt w:val="bullet"/>
+      <w:lvlText w:val=""/>
+      <w:lvlJc w:val="left"/>
+      <w:pPr>
+        <w:ind w:left="2880" w:hanging="360"/>
+      </w:pPr>
+      <w:rPr>
+        <w:rFonts w:ascii="Symbol" w:hAnsi="Symbol" w:hint="default"/>
+      </w:rPr>
+    </w:lvl>
+    <w:lvl w:ilvl="4" w:tplc="0C0A0003" w:tentative="1">
+      <w:start w:val="1"/>
+      <w:numFmt w:val="bullet"/>
+      <w:lvlText w:val="o"/>
+      <w:lvlJc w:val="left"/>
+      <w:pPr>
+        <w:ind w:left="3600" w:hanging="360"/>
+      </w:pPr>
+      <w:rPr>
+        <w:rFonts w:ascii="Courier New" w:hAnsi="Courier New" w:cs="Courier New" w:hint="default"/>
+      </w:rPr>
+    </w:lvl>
+    <w:lvl w:ilvl="5" w:tplc="0C0A0005" w:tentative="1">
+      <w:start w:val="1"/>
+      <w:numFmt w:val="bullet"/>
+      <w:lvlText w:val=""/>
+      <w:lvlJc w:val="left"/>
+      <w:pPr>
+        <w:ind w:left="4320" w:hanging="360"/>
+      </w:pPr>
+      <w:rPr>
+        <w:rFonts w:ascii="Wingdings" w:hAnsi="Wingdings" w:hint="default"/>
+      </w:rPr>
+    </w:lvl>
+    <w:lvl w:ilvl="6" w:tplc="0C0A0001" w:tentative="1">
+      <w:start w:val="1"/>
+      <w:numFmt w:val="bullet"/>
+      <w:lvlText w:val=""/>
+      <w:lvlJc w:val="left"/>
+      <w:pPr>
+        <w:ind w:left="5040" w:hanging="360"/>
+      </w:pPr>
+      <w:rPr>
+        <w:rFonts w:ascii="Symbol" w:hAnsi="Symbol" w:hint="default"/>
+      </w:rPr>
+    </w:lvl>
+    <w:lvl w:ilvl="7" w:tplc="0C0A0003" w:tentative="1">
+      <w:start w:val="1"/>
+      <w:numFmt w:val="bullet"/>
+      <w:lvlText w:val="o"/>
+      <w:lvlJc w:val="left"/>
+      <w:pPr>
+        <w:ind w:left="5760" w:hanging="360"/>
+      </w:pPr>
+      <w:rPr>
+        <w:rFonts w:ascii="Courier New" w:hAnsi="Courier New" w:cs="Courier New" w:hint="default"/>
+      </w:rPr>
+    </w:lvl>
+    <w:lvl w:ilvl="8" w:tplc="0C0A0005" w:tentative="1">
+      <w:start w:val="1"/>
+      <w:numFmt w:val="bullet"/>
+      <w:lvlText w:val=""/>
+      <w:lvlJc w:val="left"/>
+      <w:pPr>
+        <w:ind w:left="6480" w:hanging="360"/>
+      </w:pPr>
+      <w:rPr>
+        <w:rFonts w:ascii="Wingdings" w:hAnsi="Wingdings" w:hint="default"/>
+      </w:rPr>
+    </w:lvl>
+  </w:abstractNum>
+  <w:abstractNum w:abstractNumId="7" w15:restartNumberingAfterBreak="0">
     <w:nsid w:val="2A744FCA"/>
     <w:multiLevelType w:val="hybridMultilevel"/>
     <w:tmpl w:val="8208E0FC"/>
@@ -5675,7 +5758,120 @@
       </w:rPr>
     </w:lvl>
   </w:abstractNum>
-  <w:abstractNum w:abstractNumId="5" w15:restartNumberingAfterBreak="0">
+  <w:abstractNum w:abstractNumId="8" w15:restartNumberingAfterBreak="0">
+    <w:nsid w:val="42A20B5E"/>
+    <w:multiLevelType w:val="hybridMultilevel"/>
+    <w:tmpl w:val="A36605AC"/>
+    <w:lvl w:ilvl="0" w:tplc="0C0A0001">
+      <w:start w:val="1"/>
+      <w:numFmt w:val="bullet"/>
+      <w:lvlText w:val=""/>
+      <w:lvlJc w:val="left"/>
+      <w:pPr>
+        <w:ind w:left="720" w:hanging="360"/>
+      </w:pPr>
+      <w:rPr>
+        <w:rFonts w:ascii="Symbol" w:hAnsi="Symbol" w:hint="default"/>
+      </w:rPr>
+    </w:lvl>
+    <w:lvl w:ilvl="1" w:tplc="0C0A0003" w:tentative="1">
+      <w:start w:val="1"/>
+      <w:numFmt w:val="bullet"/>
+      <w:lvlText w:val="o"/>
+      <w:lvlJc w:val="left"/>
+      <w:pPr>
+        <w:ind w:left="1440" w:hanging="360"/>
+      </w:pPr>
+      <w:rPr>
+        <w:rFonts w:ascii="Courier New" w:hAnsi="Courier New" w:cs="Courier New" w:hint="default"/>
+      </w:rPr>
+    </w:lvl>
+    <w:lvl w:ilvl="2" w:tplc="0C0A0005" w:tentative="1">
+      <w:start w:val="1"/>
+      <w:numFmt w:val="bullet"/>
+      <w:lvlText w:val=""/>
+      <w:lvlJc w:val="left"/>
+      <w:pPr>
+        <w:ind w:left="2160" w:hanging="360"/>
+      </w:pPr>
+      <w:rPr>
+        <w:rFonts w:ascii="Wingdings" w:hAnsi="Wingdings" w:hint="default"/>
+      </w:rPr>
+    </w:lvl>
+    <w:lvl w:ilvl="3" w:tplc="0C0A0001" w:tentative="1">
+      <w:start w:val="1"/>
+      <w:numFmt w:val="bullet"/>
+      <w:lvlText w:val=""/>
+      <w:lvlJc w:val="left"/>
+      <w:pPr>
+        <w:ind w:left="2880" w:hanging="360"/>
+      </w:pPr>
+      <w:rPr>
+        <w:rFonts w:ascii="Symbol" w:hAnsi="Symbol" w:hint="default"/>
+      </w:rPr>
+    </w:lvl>
+    <w:lvl w:ilvl="4" w:tplc="0C0A0003" w:tentative="1">
+      <w:start w:val="1"/>
+      <w:numFmt w:val="bullet"/>
+      <w:lvlText w:val="o"/>
+      <w:lvlJc w:val="left"/>
+      <w:pPr>
+        <w:ind w:left="3600" w:hanging="360"/>
+      </w:pPr>
+      <w:rPr>
+        <w:rFonts w:ascii="Courier New" w:hAnsi="Courier New" w:cs="Courier New" w:hint="default"/>
+      </w:rPr>
+    </w:lvl>
+    <w:lvl w:ilvl="5" w:tplc="0C0A0005" w:tentative="1">
+      <w:start w:val="1"/>
+      <w:numFmt w:val="bullet"/>
+      <w:lvlText w:val=""/>
+      <w:lvlJc w:val="left"/>
+      <w:pPr>
+        <w:ind w:left="4320" w:hanging="360"/>
+      </w:pPr>
+      <w:rPr>
+        <w:rFonts w:ascii="Wingdings" w:hAnsi="Wingdings" w:hint="default"/>
+      </w:rPr>
+    </w:lvl>
+    <w:lvl w:ilvl="6" w:tplc="0C0A0001" w:tentative="1">
+      <w:start w:val="1"/>
+      <w:numFmt w:val="bullet"/>
+      <w:lvlText w:val=""/>
+      <w:lvlJc w:val="left"/>
+      <w:pPr>
+        <w:ind w:left="5040" w:hanging="360"/>
+      </w:pPr>
+      <w:rPr>
+        <w:rFonts w:ascii="Symbol" w:hAnsi="Symbol" w:hint="default"/>
+      </w:rPr>
+    </w:lvl>
+    <w:lvl w:ilvl="7" w:tplc="0C0A0003" w:tentative="1">
+      <w:start w:val="1"/>
+      <w:numFmt w:val="bullet"/>
+      <w:lvlText w:val="o"/>
+      <w:lvlJc w:val="left"/>
+      <w:pPr>
+        <w:ind w:left="5760" w:hanging="360"/>
+      </w:pPr>
+      <w:rPr>
+        <w:rFonts w:ascii="Courier New" w:hAnsi="Courier New" w:cs="Courier New" w:hint="default"/>
+      </w:rPr>
+    </w:lvl>
+    <w:lvl w:ilvl="8" w:tplc="0C0A0005" w:tentative="1">
+      <w:start w:val="1"/>
+      <w:numFmt w:val="bullet"/>
+      <w:lvlText w:val=""/>
+      <w:lvlJc w:val="left"/>
+      <w:pPr>
+        <w:ind w:left="6480" w:hanging="360"/>
+      </w:pPr>
+      <w:rPr>
+        <w:rFonts w:ascii="Wingdings" w:hAnsi="Wingdings" w:hint="default"/>
+      </w:rPr>
+    </w:lvl>
+  </w:abstractNum>
+  <w:abstractNum w:abstractNumId="9" w15:restartNumberingAfterBreak="0">
     <w:nsid w:val="43170A01"/>
     <w:multiLevelType w:val="hybridMultilevel"/>
     <w:tmpl w:val="0674E136"/>
@@ -5788,7 +5984,7 @@
       </w:rPr>
     </w:lvl>
   </w:abstractNum>
-  <w:abstractNum w:abstractNumId="6" w15:restartNumberingAfterBreak="0">
+  <w:abstractNum w:abstractNumId="10" w15:restartNumberingAfterBreak="0">
     <w:nsid w:val="47CF1C50"/>
     <w:multiLevelType w:val="hybridMultilevel"/>
     <w:tmpl w:val="AFE204C2"/>
@@ -5874,7 +6070,7 @@
       </w:pPr>
     </w:lvl>
   </w:abstractNum>
-  <w:abstractNum w:abstractNumId="7" w15:restartNumberingAfterBreak="0">
+  <w:abstractNum w:abstractNumId="11" w15:restartNumberingAfterBreak="0">
     <w:nsid w:val="548122C3"/>
     <w:multiLevelType w:val="hybridMultilevel"/>
     <w:tmpl w:val="396085B6"/>
@@ -5986,7 +6182,7 @@
       </w:rPr>
     </w:lvl>
   </w:abstractNum>
-  <w:abstractNum w:abstractNumId="8" w15:restartNumberingAfterBreak="0">
+  <w:abstractNum w:abstractNumId="12" w15:restartNumberingAfterBreak="0">
     <w:nsid w:val="54CC6E46"/>
     <w:multiLevelType w:val="hybridMultilevel"/>
     <w:tmpl w:val="5E88E028"/>
@@ -6098,7 +6294,120 @@
       </w:rPr>
     </w:lvl>
   </w:abstractNum>
-  <w:abstractNum w:abstractNumId="9" w15:restartNumberingAfterBreak="0">
+  <w:abstractNum w:abstractNumId="13" w15:restartNumberingAfterBreak="0">
+    <w:nsid w:val="5DFC5319"/>
+    <w:multiLevelType w:val="hybridMultilevel"/>
+    <w:tmpl w:val="4C364ACE"/>
+    <w:lvl w:ilvl="0" w:tplc="0C0A0001">
+      <w:start w:val="1"/>
+      <w:numFmt w:val="bullet"/>
+      <w:lvlText w:val=""/>
+      <w:lvlJc w:val="left"/>
+      <w:pPr>
+        <w:ind w:left="1440" w:hanging="360"/>
+      </w:pPr>
+      <w:rPr>
+        <w:rFonts w:ascii="Symbol" w:hAnsi="Symbol" w:hint="default"/>
+      </w:rPr>
+    </w:lvl>
+    <w:lvl w:ilvl="1" w:tplc="0C0A0003" w:tentative="1">
+      <w:start w:val="1"/>
+      <w:numFmt w:val="bullet"/>
+      <w:lvlText w:val="o"/>
+      <w:lvlJc w:val="left"/>
+      <w:pPr>
+        <w:ind w:left="2160" w:hanging="360"/>
+      </w:pPr>
+      <w:rPr>
+        <w:rFonts w:ascii="Courier New" w:hAnsi="Courier New" w:cs="Courier New" w:hint="default"/>
+      </w:rPr>
+    </w:lvl>
+    <w:lvl w:ilvl="2" w:tplc="0C0A0005" w:tentative="1">
+      <w:start w:val="1"/>
+      <w:numFmt w:val="bullet"/>
+      <w:lvlText w:val=""/>
+      <w:lvlJc w:val="left"/>
+      <w:pPr>
+        <w:ind w:left="2880" w:hanging="360"/>
+      </w:pPr>
+      <w:rPr>
+        <w:rFonts w:ascii="Wingdings" w:hAnsi="Wingdings" w:hint="default"/>
+      </w:rPr>
+    </w:lvl>
+    <w:lvl w:ilvl="3" w:tplc="0C0A0001" w:tentative="1">
+      <w:start w:val="1"/>
+      <w:numFmt w:val="bullet"/>
+      <w:lvlText w:val=""/>
+      <w:lvlJc w:val="left"/>
+      <w:pPr>
+        <w:ind w:left="3600" w:hanging="360"/>
+      </w:pPr>
+      <w:rPr>
+        <w:rFonts w:ascii="Symbol" w:hAnsi="Symbol" w:hint="default"/>
+      </w:rPr>
+    </w:lvl>
+    <w:lvl w:ilvl="4" w:tplc="0C0A0003" w:tentative="1">
+      <w:start w:val="1"/>
+      <w:numFmt w:val="bullet"/>
+      <w:lvlText w:val="o"/>
+      <w:lvlJc w:val="left"/>
+      <w:pPr>
+        <w:ind w:left="4320" w:hanging="360"/>
+      </w:pPr>
+      <w:rPr>
+        <w:rFonts w:ascii="Courier New" w:hAnsi="Courier New" w:cs="Courier New" w:hint="default"/>
+      </w:rPr>
+    </w:lvl>
+    <w:lvl w:ilvl="5" w:tplc="0C0A0005" w:tentative="1">
+      <w:start w:val="1"/>
+      <w:numFmt w:val="bullet"/>
+      <w:lvlText w:val=""/>
+      <w:lvlJc w:val="left"/>
+      <w:pPr>
+        <w:ind w:left="5040" w:hanging="360"/>
+      </w:pPr>
+      <w:rPr>
+        <w:rFonts w:ascii="Wingdings" w:hAnsi="Wingdings" w:hint="default"/>
+      </w:rPr>
+    </w:lvl>
+    <w:lvl w:ilvl="6" w:tplc="0C0A0001" w:tentative="1">
+      <w:start w:val="1"/>
+      <w:numFmt w:val="bullet"/>
+      <w:lvlText w:val=""/>
+      <w:lvlJc w:val="left"/>
+      <w:pPr>
+        <w:ind w:left="5760" w:hanging="360"/>
+      </w:pPr>
+      <w:rPr>
+        <w:rFonts w:ascii="Symbol" w:hAnsi="Symbol" w:hint="default"/>
+      </w:rPr>
+    </w:lvl>
+    <w:lvl w:ilvl="7" w:tplc="0C0A0003" w:tentative="1">
+      <w:start w:val="1"/>
+      <w:numFmt w:val="bullet"/>
+      <w:lvlText w:val="o"/>
+      <w:lvlJc w:val="left"/>
+      <w:pPr>
+        <w:ind w:left="6480" w:hanging="360"/>
+      </w:pPr>
+      <w:rPr>
+        <w:rFonts w:ascii="Courier New" w:hAnsi="Courier New" w:cs="Courier New" w:hint="default"/>
+      </w:rPr>
+    </w:lvl>
+    <w:lvl w:ilvl="8" w:tplc="0C0A0005" w:tentative="1">
+      <w:start w:val="1"/>
+      <w:numFmt w:val="bullet"/>
+      <w:lvlText w:val=""/>
+      <w:lvlJc w:val="left"/>
+      <w:pPr>
+        <w:ind w:left="7200" w:hanging="360"/>
+      </w:pPr>
+      <w:rPr>
+        <w:rFonts w:ascii="Wingdings" w:hAnsi="Wingdings" w:hint="default"/>
+      </w:rPr>
+    </w:lvl>
+  </w:abstractNum>
+  <w:abstractNum w:abstractNumId="14" w15:restartNumberingAfterBreak="0">
     <w:nsid w:val="657F0D3C"/>
     <w:multiLevelType w:val="multilevel"/>
     <w:tmpl w:val="ABA43EDE"/>
@@ -6211,7 +6520,7 @@
       </w:rPr>
     </w:lvl>
   </w:abstractNum>
-  <w:abstractNum w:abstractNumId="10" w15:restartNumberingAfterBreak="0">
+  <w:abstractNum w:abstractNumId="15" w15:restartNumberingAfterBreak="0">
     <w:nsid w:val="693D2367"/>
     <w:multiLevelType w:val="multilevel"/>
     <w:tmpl w:val="E2464D68"/>
@@ -6324,7 +6633,7 @@
       </w:rPr>
     </w:lvl>
   </w:abstractNum>
-  <w:abstractNum w:abstractNumId="11" w15:restartNumberingAfterBreak="0">
+  <w:abstractNum w:abstractNumId="16" w15:restartNumberingAfterBreak="0">
     <w:nsid w:val="71EA5EF0"/>
     <w:multiLevelType w:val="hybridMultilevel"/>
     <w:tmpl w:val="BB74E34A"/>
@@ -6437,40 +6746,55 @@
     </w:lvl>
   </w:abstractNum>
   <w:num w:numId="1" w16cid:durableId="1435247597">
-    <w:abstractNumId w:val="9"/>
+    <w:abstractNumId w:val="14"/>
   </w:num>
   <w:num w:numId="2" w16cid:durableId="939603157">
+    <w:abstractNumId w:val="5"/>
+  </w:num>
+  <w:num w:numId="3" w16cid:durableId="1505320388">
     <w:abstractNumId w:val="3"/>
   </w:num>
-  <w:num w:numId="3" w16cid:durableId="1505320388">
-    <w:abstractNumId w:val="2"/>
-  </w:num>
   <w:num w:numId="4" w16cid:durableId="805053696">
-    <w:abstractNumId w:val="10"/>
+    <w:abstractNumId w:val="15"/>
   </w:num>
   <w:num w:numId="5" w16cid:durableId="1501851214">
     <w:abstractNumId w:val="0"/>
   </w:num>
   <w:num w:numId="6" w16cid:durableId="1464999945">
-    <w:abstractNumId w:val="5"/>
+    <w:abstractNumId w:val="9"/>
   </w:num>
   <w:num w:numId="7" w16cid:durableId="1519000806">
+    <w:abstractNumId w:val="12"/>
+  </w:num>
+  <w:num w:numId="8" w16cid:durableId="1272858656">
+    <w:abstractNumId w:val="7"/>
+  </w:num>
+  <w:num w:numId="9" w16cid:durableId="1396010833">
+    <w:abstractNumId w:val="2"/>
+  </w:num>
+  <w:num w:numId="10" w16cid:durableId="1895776302">
+    <w:abstractNumId w:val="11"/>
+  </w:num>
+  <w:num w:numId="11" w16cid:durableId="1739597535">
+    <w:abstractNumId w:val="16"/>
+  </w:num>
+  <w:num w:numId="12" w16cid:durableId="481197599">
+    <w:abstractNumId w:val="10"/>
+  </w:num>
+  <w:num w:numId="13" w16cid:durableId="852839056">
     <w:abstractNumId w:val="8"/>
   </w:num>
-  <w:num w:numId="8" w16cid:durableId="1272858656">
+  <w:num w:numId="14" w16cid:durableId="371268883">
     <w:abstractNumId w:val="4"/>
   </w:num>
-  <w:num w:numId="9" w16cid:durableId="1396010833">
+  <w:num w:numId="15" w16cid:durableId="1490242967">
+    <w:abstractNumId w:val="13"/>
+  </w:num>
+  <w:num w:numId="16" w16cid:durableId="1229153577">
+    <w:abstractNumId w:val="6"/>
+  </w:num>
+  <w:num w:numId="17" w16cid:durableId="1833525277">
     <w:abstractNumId w:val="1"/>
-  </w:num>
-  <w:num w:numId="10" w16cid:durableId="1895776302">
-    <w:abstractNumId w:val="7"/>
-  </w:num>
-  <w:num w:numId="11" w16cid:durableId="1739597535">
-    <w:abstractNumId w:val="11"/>
-  </w:num>
-  <w:num w:numId="12" w16cid:durableId="481197599">
-    <w:abstractNumId w:val="6"/>
   </w:num>
 </w:numbering>
 </file>
@@ -6871,7 +7195,7 @@
   <w:style w:type="paragraph" w:default="1" w:styleId="Normal">
     <w:name w:val="Normal"/>
     <w:qFormat/>
-    <w:rsid w:val="00C33E5B"/>
+    <w:rsid w:val="00703897"/>
     <w:rPr>
       <w:lang w:val="ca-ES"/>
     </w:rPr>
@@ -7294,32 +7618,6 @@
     </w:docPart>
     <w:docPart>
       <w:docPartPr>
-        <w:name w:val="0AECBB3C1DC34F05913101FCB739FC7D"/>
-        <w:category>
-          <w:name w:val="General"/>
-          <w:gallery w:val="placeholder"/>
-        </w:category>
-        <w:types>
-          <w:type w:val="bbPlcHdr"/>
-        </w:types>
-        <w:behaviors>
-          <w:behavior w:val="content"/>
-        </w:behaviors>
-        <w:guid w:val="{39CB8B22-F492-47FD-8E84-D9A1DF8A9EC1}"/>
-      </w:docPartPr>
-      <w:docPartBody>
-        <w:p>
-          <w:pPr>
-            <w:pStyle w:val="0AECBB3C1DC34F05913101FCB739FC7D"/>
-          </w:pPr>
-          <w:r>
-            <w:t>Lorem ipsum dolor</w:t>
-          </w:r>
-        </w:p>
-      </w:docPartBody>
-    </w:docPart>
-    <w:docPart>
-      <w:docPartPr>
         <w:name w:val="235D51FCAAF64A9D844A177B613AFCA5"/>
         <w:category>
           <w:name w:val="General"/>
@@ -7337,6 +7635,58 @@
         <w:p>
           <w:pPr>
             <w:pStyle w:val="235D51FCAAF64A9D844A177B613AFCA5"/>
+          </w:pPr>
+          <w:r>
+            <w:t>Lorem ipsum dolor</w:t>
+          </w:r>
+        </w:p>
+      </w:docPartBody>
+    </w:docPart>
+    <w:docPart>
+      <w:docPartPr>
+        <w:name w:val="9E96B983381442409EA87102AF00F05F"/>
+        <w:category>
+          <w:name w:val="General"/>
+          <w:gallery w:val="placeholder"/>
+        </w:category>
+        <w:types>
+          <w:type w:val="bbPlcHdr"/>
+        </w:types>
+        <w:behaviors>
+          <w:behavior w:val="content"/>
+        </w:behaviors>
+        <w:guid w:val="{4C8639AC-733A-439F-82D1-9B933290990E}"/>
+      </w:docPartPr>
+      <w:docPartBody>
+        <w:p>
+          <w:pPr>
+            <w:pStyle w:val="9E96B983381442409EA87102AF00F05F"/>
+          </w:pPr>
+          <w:r>
+            <w:t>Lorem ipsum dolor</w:t>
+          </w:r>
+        </w:p>
+      </w:docPartBody>
+    </w:docPart>
+    <w:docPart>
+      <w:docPartPr>
+        <w:name w:val="EB4D263392A74D8287D6FC852BBD2729"/>
+        <w:category>
+          <w:name w:val="General"/>
+          <w:gallery w:val="placeholder"/>
+        </w:category>
+        <w:types>
+          <w:type w:val="bbPlcHdr"/>
+        </w:types>
+        <w:behaviors>
+          <w:behavior w:val="content"/>
+        </w:behaviors>
+        <w:guid w:val="{78914266-6027-41E3-849A-6358A69173AB}"/>
+      </w:docPartPr>
+      <w:docPartBody>
+        <w:p>
+          <w:pPr>
+            <w:pStyle w:val="EB4D263392A74D8287D6FC852BBD2729"/>
           </w:pPr>
           <w:r>
             <w:t>Lorem ipsum dolor</w:t>
@@ -7448,18 +7798,27 @@
   </w:compat>
   <w:rsids>
     <w:rsidRoot w:val="00E23A7E"/>
+    <w:rsid w:val="000A6198"/>
     <w:rsid w:val="001A765F"/>
     <w:rsid w:val="00222CFB"/>
+    <w:rsid w:val="00595FE5"/>
     <w:rsid w:val="005A5EF7"/>
     <w:rsid w:val="006C390E"/>
     <w:rsid w:val="00861AB8"/>
     <w:rsid w:val="00896919"/>
     <w:rsid w:val="008A6ADB"/>
+    <w:rsid w:val="00933990"/>
     <w:rsid w:val="00A24937"/>
+    <w:rsid w:val="00A323DA"/>
     <w:rsid w:val="00AF6535"/>
+    <w:rsid w:val="00B321C4"/>
+    <w:rsid w:val="00CE2C8E"/>
     <w:rsid w:val="00D558C4"/>
+    <w:rsid w:val="00D92524"/>
     <w:rsid w:val="00E23A7E"/>
     <w:rsid w:val="00E662AA"/>
+    <w:rsid w:val="00E765F4"/>
+    <w:rsid w:val="00F01BE9"/>
   </w:rsids>
   <m:mathPr>
     <m:mathFont m:val="Cambria Math"/>
@@ -7926,13 +8285,17 @@
     <w:name w:val="96552FEF111A4A7597AD5933597945C7"/>
     <w:rsid w:val="00E23A7E"/>
   </w:style>
-  <w:style w:type="paragraph" w:customStyle="1" w:styleId="0AECBB3C1DC34F05913101FCB739FC7D">
-    <w:name w:val="0AECBB3C1DC34F05913101FCB739FC7D"/>
-    <w:rsid w:val="00E23A7E"/>
-  </w:style>
   <w:style w:type="paragraph" w:customStyle="1" w:styleId="235D51FCAAF64A9D844A177B613AFCA5">
     <w:name w:val="235D51FCAAF64A9D844A177B613AFCA5"/>
     <w:rsid w:val="00D558C4"/>
+  </w:style>
+  <w:style w:type="paragraph" w:customStyle="1" w:styleId="9E96B983381442409EA87102AF00F05F">
+    <w:name w:val="9E96B983381442409EA87102AF00F05F"/>
+    <w:rsid w:val="00595FE5"/>
+  </w:style>
+  <w:style w:type="paragraph" w:customStyle="1" w:styleId="EB4D263392A74D8287D6FC852BBD2729">
+    <w:name w:val="EB4D263392A74D8287D6FC852BBD2729"/>
+    <w:rsid w:val="00E765F4"/>
   </w:style>
 </w:styles>
 </file>

--- a/REI-Recogida-de-datos/02 - Fase1 - Guia didàctica.docx
+++ b/REI-Recogida-de-datos/02 - Fase1 - Guia didàctica.docx
@@ -733,6 +733,7 @@
                   <w:docPart w:val="F64DE30B288D4B11ABF9816369D77557"/>
                 </w:placeholder>
               </w:sdtPr>
+              <w:sdtEndPr/>
               <w:sdtContent>
                 <w:r>
                   <w:rPr>
@@ -813,6 +814,7 @@
                 <w:docPart w:val="B4E31F7C175948F1B6383962BE7E2DC2"/>
               </w:placeholder>
             </w:sdtPr>
+            <w:sdtEndPr/>
             <w:sdtContent>
               <w:p>
                 <w:pPr>
@@ -1309,7 +1311,29 @@
                     <w:szCs w:val="22"/>
                     <w:lang w:eastAsia="en-US"/>
                   </w:rPr>
-                  <w:t>“Són boletes de polseres, perquè he mirat pel forat de l’ampolla i he vist el foradet que tenen en mig”.</w:t>
+                  <w:t xml:space="preserve">“Són boletes de polseres, perquè he mirat pel forat de l’ampolla i he vist el </w:t>
+                </w:r>
+                <w:proofErr w:type="spellStart"/>
+                <w:r>
+                  <w:rPr>
+                    <w:rFonts w:ascii="Avenir" w:eastAsia="MS PGothic" w:hAnsi="Avenir" w:cs="Times New Roman"/>
+                    <w:i/>
+                    <w:iCs/>
+                    <w:szCs w:val="22"/>
+                    <w:lang w:eastAsia="en-US"/>
+                  </w:rPr>
+                  <w:t>foradet</w:t>
+                </w:r>
+                <w:proofErr w:type="spellEnd"/>
+                <w:r>
+                  <w:rPr>
+                    <w:rFonts w:ascii="Avenir" w:eastAsia="MS PGothic" w:hAnsi="Avenir" w:cs="Times New Roman"/>
+                    <w:i/>
+                    <w:iCs/>
+                    <w:szCs w:val="22"/>
+                    <w:lang w:eastAsia="en-US"/>
+                  </w:rPr>
+                  <w:t xml:space="preserve"> que tenen en mig”.</w:t>
                 </w:r>
               </w:p>
               <w:p>
@@ -1731,6 +1755,7 @@
                       <w:docPart w:val="235D51FCAAF64A9D844A177B613AFCA5"/>
                     </w:placeholder>
                   </w:sdtPr>
+                  <w:sdtEndPr/>
                   <w:sdtContent>
                     <w:r>
                       <w:rPr>
@@ -2300,6 +2325,7 @@
                   <w:docPart w:val="9E96B983381442409EA87102AF00F05F"/>
                 </w:placeholder>
               </w:sdtPr>
+              <w:sdtEndPr/>
               <w:sdtContent>
                 <w:r>
                   <w:rPr>
@@ -2545,6 +2571,7 @@
                   <w:docPart w:val="EB4D263392A74D8287D6FC852BBD2729"/>
                 </w:placeholder>
               </w:sdtPr>
+              <w:sdtEndPr/>
               <w:sdtContent>
                 <w:r>
                   <w:rPr>
@@ -2909,6 +2936,7 @@
                   <w:docPart w:val="96552FEF111A4A7597AD5933597945C7"/>
                 </w:placeholder>
               </w:sdtPr>
+              <w:sdtEndPr/>
               <w:sdtContent>
                 <w:r>
                   <w:rPr>
@@ -7743,6 +7771,7 @@
     <w:sig w:usb0="E00002FF" w:usb1="6AC7FDFB" w:usb2="08000012" w:usb3="00000000" w:csb0="0002009F" w:csb1="00000000"/>
   </w:font>
   <w:font w:name="Noto Sans Symbols">
+    <w:altName w:val="Calibri"/>
     <w:charset w:val="00"/>
     <w:family w:val="auto"/>
     <w:pitch w:val="default"/>
@@ -7812,6 +7841,7 @@
     <w:rsid w:val="00A323DA"/>
     <w:rsid w:val="00AF6535"/>
     <w:rsid w:val="00B321C4"/>
+    <w:rsid w:val="00CB5A8F"/>
     <w:rsid w:val="00CE2C8E"/>
     <w:rsid w:val="00D558C4"/>
     <w:rsid w:val="00D92524"/>

--- a/REI-Recogida-de-datos/02 - Fase1 - Guia didàctica.docx
+++ b/REI-Recogida-de-datos/02 - Fase1 - Guia didàctica.docx
@@ -4371,9 +4371,11 @@
     <w:sectPr>
       <w:headerReference w:type="default" r:id="rId10"/>
       <w:footerReference w:type="default" r:id="rId11"/>
+      <w:headerReference w:type="first" r:id="rId12"/>
       <w:pgSz w:w="11906" w:h="16838"/>
       <w:pgMar w:top="1440" w:right="1440" w:bottom="2269" w:left="1440" w:header="708" w:footer="708" w:gutter="0"/>
       <w:cols w:space="720"/>
+      <w:titlePg/>
       <w:docGrid w:linePitch="272"/>
     </w:sectPr>
   </w:body>
@@ -4530,336 +4532,237 @@
     </w:pPr>
     <w:r>
       <w:rPr>
+        <w:noProof/>
+      </w:rPr>
+      <w:drawing>
+        <wp:anchor distT="0" distB="0" distL="114300" distR="114300" simplePos="0" relativeHeight="251666432" behindDoc="0" locked="0" layoutInCell="1" allowOverlap="1" wp14:anchorId="6D284B86" wp14:editId="425FC6A5">
+          <wp:simplePos x="0" y="0"/>
+          <wp:positionH relativeFrom="column">
+            <wp:posOffset>0</wp:posOffset>
+          </wp:positionH>
+          <wp:positionV relativeFrom="paragraph">
+            <wp:posOffset>-446405</wp:posOffset>
+          </wp:positionV>
+          <wp:extent cx="1216025" cy="909955"/>
+          <wp:effectExtent l="0" t="0" r="3175" b="4445"/>
+          <wp:wrapNone/>
+          <wp:docPr id="822739242" name="Gráfico 5"/>
+          <wp:cNvGraphicFramePr>
+            <a:graphicFrameLocks xmlns:a="http://schemas.openxmlformats.org/drawingml/2006/main" noChangeAspect="1"/>
+          </wp:cNvGraphicFramePr>
+          <a:graphic xmlns:a="http://schemas.openxmlformats.org/drawingml/2006/main">
+            <a:graphicData uri="http://schemas.openxmlformats.org/drawingml/2006/picture">
+              <pic:pic xmlns:pic="http://schemas.openxmlformats.org/drawingml/2006/picture">
+                <pic:nvPicPr>
+                  <pic:cNvPr id="677588393" name="Gráfico 5"/>
+                  <pic:cNvPicPr>
+                    <a:picLocks noChangeAspect="1"/>
+                  </pic:cNvPicPr>
+                </pic:nvPicPr>
+                <pic:blipFill rotWithShape="1">
+                  <a:blip r:embed="rId1">
+                    <a:extLst>
+                      <a:ext uri="{28A0092B-C50C-407E-A947-70E740481C1C}">
+                        <a14:useLocalDpi xmlns:a14="http://schemas.microsoft.com/office/drawing/2010/main" val="0"/>
+                      </a:ext>
+                      <a:ext uri="{96DAC541-7B7A-43D3-8B79-37D633B846F1}">
+                        <asvg:svgBlip xmlns:asvg="http://schemas.microsoft.com/office/drawing/2016/SVG/main" r:embed="rId2"/>
+                      </a:ext>
+                    </a:extLst>
+                  </a:blip>
+                  <a:srcRect l="12497" t="14853" r="20703" b="13215"/>
+                  <a:stretch/>
+                </pic:blipFill>
+                <pic:spPr bwMode="auto">
+                  <a:xfrm>
+                    <a:off x="0" y="0"/>
+                    <a:ext cx="1216025" cy="909955"/>
+                  </a:xfrm>
+                  <a:prstGeom prst="rect">
+                    <a:avLst/>
+                  </a:prstGeom>
+                  <a:ln>
+                    <a:noFill/>
+                  </a:ln>
+                  <a:extLst>
+                    <a:ext uri="{53640926-AAD7-44D8-BBD7-CCE9431645EC}">
+                      <a14:shadowObscured xmlns:a14="http://schemas.microsoft.com/office/drawing/2010/main"/>
+                    </a:ext>
+                  </a:extLst>
+                </pic:spPr>
+              </pic:pic>
+            </a:graphicData>
+          </a:graphic>
+        </wp:anchor>
+      </w:drawing>
+    </w:r>
+    <w:r>
+      <w:rPr>
         <w:color w:val="000000"/>
         <w:sz w:val="22"/>
         <w:szCs w:val="22"/>
       </w:rPr>
       <w:tab/>
-      <w:t xml:space="preserve">       </w:t>
-    </w:r>
-    <w:r>
-      <w:rPr>
-        <w:color w:val="000000"/>
-        <w:sz w:val="22"/>
-        <w:szCs w:val="22"/>
-      </w:rPr>
-      <w:tab/>
-    </w:r>
-    <w:r>
-      <w:rPr>
-        <w:color w:val="000000"/>
-        <w:sz w:val="22"/>
-        <w:szCs w:val="22"/>
-      </w:rPr>
-      <w:tab/>
-    </w:r>
-    <w:r>
-      <w:rPr>
-        <w:rFonts w:ascii="Avenir" w:eastAsia="Avenir" w:hAnsi="Avenir" w:cs="Avenir"/>
-        <w:b/>
-        <w:color w:val="000000"/>
-        <w:sz w:val="24"/>
-        <w:szCs w:val="24"/>
-      </w:rPr>
-      <w:t xml:space="preserve">FASE 1 </w:t>
-    </w:r>
-    <w:r>
-      <w:rPr>
-        <w:rFonts w:ascii="Avenir" w:eastAsia="Avenir" w:hAnsi="Avenir" w:cs="Avenir"/>
-        <w:color w:val="000000"/>
-        <w:sz w:val="24"/>
-        <w:szCs w:val="24"/>
-      </w:rPr>
-      <w:t>–</w:t>
-    </w:r>
-    <w:r>
-      <w:rPr>
-        <w:rFonts w:ascii="Avenir" w:eastAsia="Avenir" w:hAnsi="Avenir" w:cs="Avenir"/>
-        <w:color w:val="000000"/>
-        <w:sz w:val="24"/>
-        <w:szCs w:val="24"/>
-      </w:rPr>
-      <w:t xml:space="preserve"> </w:t>
-    </w:r>
-    <w:r>
-      <w:rPr>
-        <w:noProof/>
-      </w:rPr>
-      <mc:AlternateContent>
-        <mc:Choice Requires="wpg">
-          <w:drawing>
-            <wp:anchor distT="0" distB="0" distL="114300" distR="114300" simplePos="0" relativeHeight="251662336" behindDoc="0" locked="0" layoutInCell="1" hidden="0" allowOverlap="1" wp14:anchorId="5E6E0340" wp14:editId="3D7F852B">
-              <wp:simplePos x="0" y="0"/>
-              <wp:positionH relativeFrom="column">
-                <wp:posOffset>1</wp:posOffset>
-              </wp:positionH>
-              <wp:positionV relativeFrom="paragraph">
-                <wp:posOffset>-171449</wp:posOffset>
-              </wp:positionV>
-              <wp:extent cx="1718945" cy="666115"/>
-              <wp:effectExtent l="0" t="0" r="0" b="0"/>
-              <wp:wrapSquare wrapText="bothSides" distT="0" distB="0" distL="114300" distR="114300"/>
-              <wp:docPr id="3" name="Group 3"/>
-              <wp:cNvGraphicFramePr/>
-              <a:graphic xmlns:a="http://schemas.openxmlformats.org/drawingml/2006/main">
-                <a:graphicData uri="http://schemas.microsoft.com/office/word/2010/wordprocessingGroup">
-                  <wpg:wgp>
-                    <wpg:cNvGrpSpPr/>
-                    <wpg:grpSpPr>
-                      <a:xfrm>
-                        <a:off x="0" y="0"/>
-                        <a:ext cx="1718945" cy="666115"/>
-                        <a:chOff x="4486525" y="3446925"/>
-                        <a:chExt cx="1718950" cy="666150"/>
-                      </a:xfrm>
-                    </wpg:grpSpPr>
-                    <wpg:grpSp>
-                      <wpg:cNvPr id="627246311" name="Group 627246311"/>
-                      <wpg:cNvGrpSpPr/>
-                      <wpg:grpSpPr>
-                        <a:xfrm>
-                          <a:off x="4486528" y="3446943"/>
-                          <a:ext cx="1718945" cy="666115"/>
-                          <a:chOff x="4486525" y="3446925"/>
-                          <a:chExt cx="1718950" cy="805450"/>
-                        </a:xfrm>
-                      </wpg:grpSpPr>
-                      <wps:wsp>
-                        <wps:cNvPr id="1660389424" name="Rectangle 1660389424"/>
-                        <wps:cNvSpPr/>
-                        <wps:spPr>
-                          <a:xfrm>
-                            <a:off x="4486525" y="3446925"/>
-                            <a:ext cx="1718950" cy="805450"/>
-                          </a:xfrm>
-                          <a:prstGeom prst="rect">
-                            <a:avLst/>
-                          </a:prstGeom>
-                          <a:noFill/>
-                          <a:ln>
-                            <a:noFill/>
-                          </a:ln>
-                        </wps:spPr>
-                        <wps:txbx>
-                          <w:txbxContent>
-                            <w:p>
-                              <w:pPr>
-                                <w:spacing w:line="240" w:lineRule="auto"/>
-                                <w:textDirection w:val="btLr"/>
-                              </w:pPr>
-                            </w:p>
-                          </w:txbxContent>
-                        </wps:txbx>
-                        <wps:bodyPr spcFirstLastPara="1" wrap="square" lIns="91425" tIns="91425" rIns="91425" bIns="91425" anchor="ctr" anchorCtr="0">
-                          <a:noAutofit/>
-                        </wps:bodyPr>
-                      </wps:wsp>
-                      <wpg:grpSp>
-                        <wpg:cNvPr id="651845839" name="Group 651845839"/>
-                        <wpg:cNvGrpSpPr/>
-                        <wpg:grpSpPr>
-                          <a:xfrm>
-                            <a:off x="4486528" y="3446943"/>
-                            <a:ext cx="1718945" cy="805416"/>
-                            <a:chOff x="0" y="0"/>
-                            <a:chExt cx="2011680" cy="894327"/>
-                          </a:xfrm>
-                        </wpg:grpSpPr>
-                        <wps:wsp>
-                          <wps:cNvPr id="1189610194" name="Rectangle 1189610194"/>
-                          <wps:cNvSpPr/>
-                          <wps:spPr>
-                            <a:xfrm>
-                              <a:off x="0" y="0"/>
-                              <a:ext cx="2011675" cy="739625"/>
-                            </a:xfrm>
-                            <a:prstGeom prst="rect">
-                              <a:avLst/>
-                            </a:prstGeom>
-                            <a:noFill/>
-                            <a:ln>
-                              <a:noFill/>
-                            </a:ln>
-                          </wps:spPr>
-                          <wps:txbx>
-                            <w:txbxContent>
-                              <w:p>
-                                <w:pPr>
-                                  <w:spacing w:line="240" w:lineRule="auto"/>
-                                  <w:textDirection w:val="btLr"/>
-                                </w:pPr>
-                              </w:p>
-                            </w:txbxContent>
-                          </wps:txbx>
-                          <wps:bodyPr spcFirstLastPara="1" wrap="square" lIns="91425" tIns="91425" rIns="91425" bIns="91425" anchor="ctr" anchorCtr="0">
-                            <a:noAutofit/>
-                          </wps:bodyPr>
-                        </wps:wsp>
-                        <pic:pic xmlns:pic="http://schemas.openxmlformats.org/drawingml/2006/picture">
-                          <pic:nvPicPr>
-                            <pic:cNvPr id="8" name="Shape 8" descr="A pink hexagon with black background&#10;&#10;Description automatically generated"/>
-                            <pic:cNvPicPr preferRelativeResize="0"/>
-                          </pic:nvPicPr>
-                          <pic:blipFill rotWithShape="1">
-                            <a:blip r:embed="rId1">
-                              <a:alphaModFix/>
-                            </a:blip>
-                            <a:srcRect/>
-                            <a:stretch/>
-                          </pic:blipFill>
-                          <pic:spPr>
-                            <a:xfrm>
-                              <a:off x="1554480" y="0"/>
-                              <a:ext cx="457200" cy="506095"/>
-                            </a:xfrm>
-                            <a:prstGeom prst="rect">
-                              <a:avLst/>
-                            </a:prstGeom>
-                            <a:noFill/>
-                            <a:ln>
-                              <a:noFill/>
-                            </a:ln>
-                          </pic:spPr>
-                        </pic:pic>
-                        <pic:pic xmlns:pic="http://schemas.openxmlformats.org/drawingml/2006/picture">
-                          <pic:nvPicPr>
-                            <pic:cNvPr id="9" name="Shape 9" descr="A red circle with black background&#10;&#10;Description automatically generated"/>
-                            <pic:cNvPicPr preferRelativeResize="0"/>
-                          </pic:nvPicPr>
-                          <pic:blipFill rotWithShape="1">
-                            <a:blip r:embed="rId2">
-                              <a:alphaModFix/>
-                            </a:blip>
-                            <a:srcRect/>
-                            <a:stretch/>
-                          </pic:blipFill>
-                          <pic:spPr>
-                            <a:xfrm>
-                              <a:off x="0" y="0"/>
-                              <a:ext cx="657860" cy="657860"/>
-                            </a:xfrm>
-                            <a:prstGeom prst="rect">
-                              <a:avLst/>
-                            </a:prstGeom>
-                            <a:noFill/>
-                            <a:ln>
-                              <a:noFill/>
-                            </a:ln>
-                          </pic:spPr>
-                        </pic:pic>
-                        <pic:pic xmlns:pic="http://schemas.openxmlformats.org/drawingml/2006/picture">
-                          <pic:nvPicPr>
-                            <pic:cNvPr id="10" name="Shape 10" descr="A purple square with white dots&#10;&#10;Description automatically generated"/>
-                            <pic:cNvPicPr preferRelativeResize="0"/>
-                          </pic:nvPicPr>
-                          <pic:blipFill rotWithShape="1">
-                            <a:blip r:embed="rId3">
-                              <a:alphaModFix/>
-                            </a:blip>
-                            <a:srcRect/>
-                            <a:stretch/>
-                          </pic:blipFill>
-                          <pic:spPr>
-                            <a:xfrm rot="9135914" flipH="1">
-                              <a:off x="672592" y="366268"/>
-                              <a:ext cx="756920" cy="373380"/>
-                            </a:xfrm>
-                            <a:prstGeom prst="rect">
-                              <a:avLst/>
-                            </a:prstGeom>
-                            <a:noFill/>
-                            <a:ln>
-                              <a:noFill/>
-                            </a:ln>
-                          </pic:spPr>
-                        </pic:pic>
-                      </wpg:grpSp>
-                    </wpg:grpSp>
-                  </wpg:wgp>
-                </a:graphicData>
-              </a:graphic>
-            </wp:anchor>
-          </w:drawing>
-        </mc:Choice>
-        <mc:Fallback>
-          <w:pict>
-            <v:group w14:anchorId="5E6E0340" id="Group 3" o:spid="_x0000_s1028" style="position:absolute;left:0;text-align:left;margin-left:0;margin-top:-13.5pt;width:135.35pt;height:52.45pt;z-index:251662336" coordorigin="44865,34469" coordsize="17189,6661" o:gfxdata="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">
-              <v:group id="Group 627246311" o:spid="_x0000_s1029" style="position:absolute;left:44865;top:34469;width:17189;height:6661" coordorigin="44865,34469" coordsize="17189,8054" o:gfxdata="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">
-                <v:rect id="Rectangle 1660389424" o:spid="_x0000_s1030" style="position:absolute;left:44865;top:34469;width:17189;height:8054;visibility:visible;mso-wrap-style:square;v-text-anchor:middle" o:gfxdata="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" filled="f" stroked="f">
-                  <v:textbox inset="2.53958mm,2.53958mm,2.53958mm,2.53958mm">
-                    <w:txbxContent>
-                      <w:p>
-                        <w:pPr>
-                          <w:spacing w:line="240" w:lineRule="auto"/>
-                          <w:textDirection w:val="btLr"/>
-                        </w:pPr>
-                      </w:p>
-                    </w:txbxContent>
-                  </v:textbox>
-                </v:rect>
-                <v:group id="Group 651845839" o:spid="_x0000_s1031" style="position:absolute;left:44865;top:34469;width:17189;height:8054" coordsize="20116,8943" o:gfxdata="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">
-                  <v:rect id="Rectangle 1189610194" o:spid="_x0000_s1032" style="position:absolute;width:20116;height:7396;visibility:visible;mso-wrap-style:square;v-text-anchor:middle" o:gfxdata="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" filled="f" stroked="f">
-                    <v:textbox inset="2.53958mm,2.53958mm,2.53958mm,2.53958mm">
-                      <w:txbxContent>
-                        <w:p>
-                          <w:pPr>
-                            <w:spacing w:line="240" w:lineRule="auto"/>
-                            <w:textDirection w:val="btLr"/>
-                          </w:pPr>
-                        </w:p>
-                      </w:txbxContent>
-                    </v:textbox>
-                  </v:rect>
-                  <v:shapetype id="_x0000_t75" coordsize="21600,21600" o:spt="75" o:preferrelative="t" path="m@4@5l@4@11@9@11@9@5xe" filled="f" stroked="f">
-                    <v:stroke joinstyle="miter"/>
-                    <v:formulas>
-                      <v:f eqn="if lineDrawn pixelLineWidth 0"/>
-                      <v:f eqn="sum @0 1 0"/>
-                      <v:f eqn="sum 0 0 @1"/>
-                      <v:f eqn="prod @2 1 2"/>
-                      <v:f eqn="prod @3 21600 pixelWidth"/>
-                      <v:f eqn="prod @3 21600 pixelHeight"/>
-                      <v:f eqn="sum @0 0 1"/>
-                      <v:f eqn="prod @6 1 2"/>
-                      <v:f eqn="prod @7 21600 pixelWidth"/>
-                      <v:f eqn="sum @8 21600 0"/>
-                      <v:f eqn="prod @7 21600 pixelHeight"/>
-                      <v:f eqn="sum @10 21600 0"/>
-                    </v:formulas>
-                    <v:path o:extrusionok="f" gradientshapeok="t" o:connecttype="rect"/>
-                    <o:lock v:ext="edit" aspectratio="t"/>
-                  </v:shapetype>
-                  <v:shape id="Shape 8" o:spid="_x0000_s1033" type="#_x0000_t75" alt="A pink hexagon with black background&#10;&#10;Description automatically generated" style="position:absolute;left:15544;width:4572;height:5060;visibility:visible;mso-wrap-style:square" o:preferrelative="f" o:gfxdata="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">
-                    <v:imagedata r:id="rId4" o:title="A pink hexagon with black background&#10;&#10;Description automatically generated"/>
-                  </v:shape>
-                  <v:shape id="Shape 9" o:spid="_x0000_s1034" type="#_x0000_t75" alt="A red circle with black background&#10;&#10;Description automatically generated" style="position:absolute;width:6578;height:6578;visibility:visible;mso-wrap-style:square" o:preferrelative="f" o:gfxdata="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">
-                    <v:imagedata r:id="rId5" o:title="A red circle with black background&#10;&#10;Description automatically generated"/>
-                  </v:shape>
-                  <v:shape id="Shape 10" o:spid="_x0000_s1035" type="#_x0000_t75" alt="A purple square with white dots&#10;&#10;Description automatically generated" style="position:absolute;left:6725;top:3662;width:7570;height:3734;rotation:-9978854fd;flip:x;visibility:visible;mso-wrap-style:square" o:preferrelative="f" o:gfxdata="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">
-                    <v:imagedata r:id="rId6" o:title="A purple square with white dots&#10;&#10;Description automatically generated"/>
-                  </v:shape>
-                </v:group>
-              </v:group>
-              <w10:wrap type="square"/>
-            </v:group>
-          </w:pict>
-        </mc:Fallback>
-      </mc:AlternateContent>
-    </w:r>
-    <w:r>
-      <w:rPr>
-        <w:rFonts w:ascii="Avenir" w:eastAsia="Avenir" w:hAnsi="Avenir" w:cs="Avenir"/>
-        <w:color w:val="000000"/>
-        <w:sz w:val="24"/>
-        <w:szCs w:val="24"/>
-      </w:rPr>
-      <w:t>Què s’amaga dins l’ampolla?</w:t>
     </w:r>
   </w:p>
   <w:p>
     <w:pPr>
       <w:pStyle w:val="Header"/>
     </w:pPr>
+  </w:p>
+</w:hdr>
+</file>
+
+<file path=word/header2.xml><?xml version="1.0" encoding="utf-8"?>
+<w:hdr xmlns:wpc="http://schemas.microsoft.com/office/word/2010/wordprocessingCanvas" xmlns:cx="http://schemas.microsoft.com/office/drawing/2014/chartex" xmlns:cx1="http://schemas.microsoft.com/office/drawing/2015/9/8/chartex" xmlns:cx2="http://schemas.microsoft.com/office/drawing/2015/10/21/chartex" xmlns:cx3="http://schemas.microsoft.com/office/drawing/2016/5/9/chartex" xmlns:cx4="http://schemas.microsoft.com/office/drawing/2016/5/10/chartex" xmlns:cx5="http://schemas.microsoft.com/office/drawing/2016/5/11/chartex" xmlns:cx6="http://schemas.microsoft.com/office/drawing/2016/5/12/chartex" xmlns:cx7="http://schemas.microsoft.com/office/drawing/2016/5/13/chartex" xmlns:cx8="http://schemas.microsoft.com/office/drawing/2016/5/14/chartex" xmlns:mc="http://schemas.openxmlformats.org/markup-compatibility/2006" xmlns:aink="http://schemas.microsoft.com/office/drawing/2016/ink" xmlns:am3d="http://schemas.microsoft.com/office/drawing/2017/model3d" xmlns:o="urn:schemas-microsoft-com:office:office" xmlns:oel="http://schemas.microsoft.com/office/2019/extlst" xmlns:r="http://schemas.openxmlformats.org/officeDocument/2006/relationships" xmlns:m="http://schemas.openxmlformats.org/officeDocument/2006/math" xmlns:v="urn:schemas-microsoft-com:vml" xmlns:wp14="http://schemas.microsoft.com/office/word/2010/wordprocessingDrawing" xmlns:wp="http://schemas.openxmlformats.org/drawingml/2006/wordprocessingDrawing" xmlns:w10="urn:schemas-microsoft-com:office:word" xmlns:w="http://schemas.openxmlformats.org/wordprocessingml/2006/main" xmlns:w14="http://schemas.microsoft.com/office/word/2010/wordml" xmlns:w15="http://schemas.microsoft.com/office/word/2012/wordml" xmlns:w16cex="http://schemas.microsoft.com/office/word/2018/wordml/cex" xmlns:w16cid="http://schemas.microsoft.com/office/word/2016/wordml/cid" xmlns:w16="http://schemas.microsoft.com/office/word/2018/wordml" xmlns:w16du="http://schemas.microsoft.com/office/word/2023/wordml/word16du" xmlns:w16sdtdh="http://schemas.microsoft.com/office/word/2020/wordml/sdtdatahash" xmlns:w16sdtfl="http://schemas.microsoft.com/office/word/2024/wordml/sdtformatlock" xmlns:w16se="http://schemas.microsoft.com/office/word/2015/wordml/symex" xmlns:wpg="http://schemas.microsoft.com/office/word/2010/wordprocessingGroup" xmlns:wpi="http://schemas.microsoft.com/office/word/2010/wordprocessingInk" xmlns:wne="http://schemas.microsoft.com/office/word/2006/wordml" xmlns:wps="http://schemas.microsoft.com/office/word/2010/wordprocessingShape" mc:Ignorable="w14 w15 w16se w16cid w16 w16cex w16sdtdh w16sdtfl w16du wp14">
+  <w:p>
+    <w:pPr>
+      <w:pStyle w:val="Header"/>
+    </w:pPr>
+    <w:r>
+      <w:rPr>
+        <w:noProof/>
+      </w:rPr>
+      <w:drawing>
+        <wp:anchor distT="0" distB="0" distL="114300" distR="114300" simplePos="0" relativeHeight="251662336" behindDoc="0" locked="0" layoutInCell="1" allowOverlap="1" wp14:anchorId="1CDC9F42" wp14:editId="6A5A4DBE">
+          <wp:simplePos x="0" y="0"/>
+          <wp:positionH relativeFrom="column">
+            <wp:posOffset>3652520</wp:posOffset>
+          </wp:positionH>
+          <wp:positionV relativeFrom="paragraph">
+            <wp:posOffset>-309880</wp:posOffset>
+          </wp:positionV>
+          <wp:extent cx="2092960" cy="556895"/>
+          <wp:effectExtent l="0" t="0" r="2540" b="0"/>
+          <wp:wrapNone/>
+          <wp:docPr id="616438139" name="Picture 2" descr="A grey square with white text&#10;&#10;AI-generated content may be incorrect.">
+            <a:extLst xmlns:a="http://schemas.openxmlformats.org/drawingml/2006/main">
+              <a:ext uri="{FF2B5EF4-FFF2-40B4-BE49-F238E27FC236}">
+                <a16:creationId xmlns:a16="http://schemas.microsoft.com/office/drawing/2014/main" id="{2ADF4236-C311-988C-1EAF-F33444BF8989}"/>
+              </a:ext>
+            </a:extLst>
+          </wp:docPr>
+          <wp:cNvGraphicFramePr>
+            <a:graphicFrameLocks xmlns:a="http://schemas.openxmlformats.org/drawingml/2006/main" noChangeAspect="1"/>
+          </wp:cNvGraphicFramePr>
+          <a:graphic xmlns:a="http://schemas.openxmlformats.org/drawingml/2006/main">
+            <a:graphicData uri="http://schemas.openxmlformats.org/drawingml/2006/picture">
+              <pic:pic xmlns:pic="http://schemas.openxmlformats.org/drawingml/2006/picture">
+                <pic:nvPicPr>
+                  <pic:cNvPr id="1026" name="Picture 2" descr="A grey square with white text&#10;&#10;AI-generated content may be incorrect.">
+                    <a:extLst>
+                      <a:ext uri="{FF2B5EF4-FFF2-40B4-BE49-F238E27FC236}">
+                        <a16:creationId xmlns:a16="http://schemas.microsoft.com/office/drawing/2014/main" id="{2ADF4236-C311-988C-1EAF-F33444BF8989}"/>
+                      </a:ext>
+                    </a:extLst>
+                  </pic:cNvPr>
+                  <pic:cNvPicPr>
+                    <a:picLocks noChangeAspect="1"/>
+                  </pic:cNvPicPr>
+                </pic:nvPicPr>
+                <pic:blipFill rotWithShape="1">
+                  <a:blip r:embed="rId1">
+                    <a:extLst>
+                      <a:ext uri="{28A0092B-C50C-407E-A947-70E740481C1C}">
+                        <a14:useLocalDpi xmlns:a14="http://schemas.microsoft.com/office/drawing/2010/main" val="0"/>
+                      </a:ext>
+                    </a:extLst>
+                  </a:blip>
+                  <a:srcRect r="18171" b="16231"/>
+                  <a:stretch>
+                    <a:fillRect/>
+                  </a:stretch>
+                </pic:blipFill>
+                <pic:spPr bwMode="auto">
+                  <a:xfrm>
+                    <a:off x="0" y="0"/>
+                    <a:ext cx="2092960" cy="556895"/>
+                  </a:xfrm>
+                  <a:prstGeom prst="rect">
+                    <a:avLst/>
+                  </a:prstGeom>
+                  <a:noFill/>
+                  <a:ln>
+                    <a:noFill/>
+                  </a:ln>
+                  <a:extLst>
+                    <a:ext uri="{53640926-AAD7-44D8-BBD7-CCE9431645EC}">
+                      <a14:shadowObscured xmlns:a14="http://schemas.microsoft.com/office/drawing/2010/main"/>
+                    </a:ext>
+                  </a:extLst>
+                </pic:spPr>
+              </pic:pic>
+            </a:graphicData>
+          </a:graphic>
+        </wp:anchor>
+      </w:drawing>
+    </w:r>
+    <w:r>
+      <w:rPr>
+        <w:noProof/>
+      </w:rPr>
+      <w:drawing>
+        <wp:anchor distT="0" distB="0" distL="114300" distR="114300" simplePos="0" relativeHeight="251663360" behindDoc="0" locked="0" layoutInCell="1" allowOverlap="1" wp14:anchorId="79CBB520" wp14:editId="361BFA33">
+          <wp:simplePos x="0" y="0"/>
+          <wp:positionH relativeFrom="column">
+            <wp:posOffset>0</wp:posOffset>
+          </wp:positionH>
+          <wp:positionV relativeFrom="paragraph">
+            <wp:posOffset>-445908</wp:posOffset>
+          </wp:positionV>
+          <wp:extent cx="1216025" cy="909955"/>
+          <wp:effectExtent l="0" t="0" r="3175" b="4445"/>
+          <wp:wrapNone/>
+          <wp:docPr id="659711344" name="Gráfico 5"/>
+          <wp:cNvGraphicFramePr>
+            <a:graphicFrameLocks xmlns:a="http://schemas.openxmlformats.org/drawingml/2006/main" noChangeAspect="1"/>
+          </wp:cNvGraphicFramePr>
+          <a:graphic xmlns:a="http://schemas.openxmlformats.org/drawingml/2006/main">
+            <a:graphicData uri="http://schemas.openxmlformats.org/drawingml/2006/picture">
+              <pic:pic xmlns:pic="http://schemas.openxmlformats.org/drawingml/2006/picture">
+                <pic:nvPicPr>
+                  <pic:cNvPr id="677588393" name="Gráfico 5"/>
+                  <pic:cNvPicPr>
+                    <a:picLocks noChangeAspect="1"/>
+                  </pic:cNvPicPr>
+                </pic:nvPicPr>
+                <pic:blipFill rotWithShape="1">
+                  <a:blip r:embed="rId2">
+                    <a:extLst>
+                      <a:ext uri="{28A0092B-C50C-407E-A947-70E740481C1C}">
+                        <a14:useLocalDpi xmlns:a14="http://schemas.microsoft.com/office/drawing/2010/main" val="0"/>
+                      </a:ext>
+                      <a:ext uri="{96DAC541-7B7A-43D3-8B79-37D633B846F1}">
+                        <asvg:svgBlip xmlns:asvg="http://schemas.microsoft.com/office/drawing/2016/SVG/main" r:embed="rId3"/>
+                      </a:ext>
+                    </a:extLst>
+                  </a:blip>
+                  <a:srcRect l="12497" t="14853" r="20703" b="13215"/>
+                  <a:stretch/>
+                </pic:blipFill>
+                <pic:spPr bwMode="auto">
+                  <a:xfrm>
+                    <a:off x="0" y="0"/>
+                    <a:ext cx="1216025" cy="909955"/>
+                  </a:xfrm>
+                  <a:prstGeom prst="rect">
+                    <a:avLst/>
+                  </a:prstGeom>
+                  <a:ln>
+                    <a:noFill/>
+                  </a:ln>
+                  <a:extLst>
+                    <a:ext uri="{53640926-AAD7-44D8-BBD7-CCE9431645EC}">
+                      <a14:shadowObscured xmlns:a14="http://schemas.microsoft.com/office/drawing/2010/main"/>
+                    </a:ext>
+                  </a:extLst>
+                </pic:spPr>
+              </pic:pic>
+            </a:graphicData>
+          </a:graphic>
+        </wp:anchor>
+      </w:drawing>
+    </w:r>
   </w:p>
 </w:hdr>
 </file>
@@ -7771,7 +7674,6 @@
     <w:sig w:usb0="E00002FF" w:usb1="6AC7FDFB" w:usb2="08000012" w:usb3="00000000" w:csb0="0002009F" w:csb1="00000000"/>
   </w:font>
   <w:font w:name="Noto Sans Symbols">
-    <w:altName w:val="Calibri"/>
     <w:charset w:val="00"/>
     <w:family w:val="auto"/>
     <w:pitch w:val="default"/>
@@ -7841,6 +7743,7 @@
     <w:rsid w:val="00A323DA"/>
     <w:rsid w:val="00AF6535"/>
     <w:rsid w:val="00B321C4"/>
+    <w:rsid w:val="00BA43EA"/>
     <w:rsid w:val="00CB5A8F"/>
     <w:rsid w:val="00CE2C8E"/>
     <w:rsid w:val="00D558C4"/>
